--- a/pr-preview/pr-101/chapters/17-causal-survival-analysis.docx
+++ b/pr-preview/pr-101/chapters/17-causal-survival-analysis.docx
@@ -1511,7 +1511,30 @@
               <w:t xml:space="preserve"> (Discrete-time hazards). </w:t>
             </w:r>
             <w:r>
-              <w:t xml:space="preserve">Strictly speaking this is a discrete-time hazard, defined for time measured in intervals rather than continuously.</w:t>
+              <w:t xml:space="preserve">Strictly speaking, the hazard of</w:t>
+            </w:r>
+            <w:r>
+              <w:t xml:space="preserve"> </w:t>
+            </w:r>
+            <w:hyperlink w:anchor="def-survival-risk-hazard-time">
+              <w:r>
+                <w:rPr>
+                  <w:rStyle w:val="Hyperlink"/>
+                </w:rPr>
+                <w:t xml:space="preserve">Definition 2</w:t>
+              </w:r>
+            </w:hyperlink>
+            <w:r>
+              <w:t xml:space="preserve"> </w:t>
+            </w:r>
+            <w:r>
+              <w:t xml:space="preserve">is a discrete-time hazard,</w:t>
+            </w:r>
+            <w:r>
+              <w:t xml:space="preserve"> </w:t>
+            </w:r>
+            <w:r>
+              <w:t xml:space="preserve">defined for time measured in intervals rather than continuously.</w:t>
             </w:r>
             <w:r>
               <w:t xml:space="preserve"> </w:t>
@@ -3867,7 +3890,138 @@
               <w:t xml:space="preserve"> </w:t>
             </w:r>
             <w:r>
-              <w:t xml:space="preserve">For every</w:t>
+              <w:t xml:space="preserve">Suppose</w:t>
+            </w:r>
+            <w:r>
+              <w:t xml:space="preserve"> </w:t>
+            </w:r>
+            <m:oMath>
+              <m:sSub>
+                <m:e>
+                  <m:r>
+                    <m:t>D</m:t>
+                  </m:r>
+                </m:e>
+                <m:sub>
+                  <m:r>
+                    <m:t>0</m:t>
+                  </m:r>
+                </m:sub>
+              </m:sSub>
+              <m:r>
+                <m:rPr>
+                  <m:sty m:val="p"/>
+                </m:rPr>
+                <m:t>=</m:t>
+              </m:r>
+              <m:r>
+                <m:t>0</m:t>
+              </m:r>
+            </m:oMath>
+            <w:r>
+              <w:t xml:space="preserve"> </w:t>
+            </w:r>
+            <w:r>
+              <w:t xml:space="preserve">for everyone and that</w:t>
+            </w:r>
+            <w:r>
+              <w:t xml:space="preserve"> </w:t>
+            </w:r>
+            <m:oMath>
+              <m:sSub>
+                <m:e>
+                  <m:r>
+                    <m:t>D</m:t>
+                  </m:r>
+                </m:e>
+                <m:sub>
+                  <m:r>
+                    <m:t>m</m:t>
+                  </m:r>
+                  <m:r>
+                    <m:rPr>
+                      <m:sty m:val="p"/>
+                    </m:rPr>
+                    <m:t>−</m:t>
+                  </m:r>
+                  <m:r>
+                    <m:t>1</m:t>
+                  </m:r>
+                </m:sub>
+              </m:sSub>
+              <m:r>
+                <m:rPr>
+                  <m:sty m:val="p"/>
+                </m:rPr>
+                <m:t>=</m:t>
+              </m:r>
+              <m:r>
+                <m:t>1</m:t>
+              </m:r>
+            </m:oMath>
+            <w:r>
+              <w:t xml:space="preserve"> </w:t>
+            </w:r>
+            <w:r>
+              <w:t xml:space="preserve">implies</w:t>
+            </w:r>
+            <w:r>
+              <w:t xml:space="preserve"> </w:t>
+            </w:r>
+            <m:oMath>
+              <m:sSub>
+                <m:e>
+                  <m:r>
+                    <m:t>D</m:t>
+                  </m:r>
+                </m:e>
+                <m:sub>
+                  <m:r>
+                    <m:t>m</m:t>
+                  </m:r>
+                </m:sub>
+              </m:sSub>
+              <m:r>
+                <m:rPr>
+                  <m:sty m:val="p"/>
+                </m:rPr>
+                <m:t>=</m:t>
+              </m:r>
+              <m:r>
+                <m:t>1</m:t>
+              </m:r>
+            </m:oMath>
+            <w:r>
+              <w:t xml:space="preserve"> </w:t>
+            </w:r>
+            <w:r>
+              <w:t xml:space="preserve">for every</w:t>
+            </w:r>
+            <w:r>
+              <w:t xml:space="preserve"> </w:t>
+            </w:r>
+            <m:oMath>
+              <m:r>
+                <m:t>m</m:t>
+              </m:r>
+              <m:r>
+                <m:rPr>
+                  <m:sty m:val="p"/>
+                </m:rPr>
+                <m:t>≥</m:t>
+              </m:r>
+              <m:r>
+                <m:t>1</m:t>
+              </m:r>
+            </m:oMath>
+            <w:r>
+              <w:t xml:space="preserve">.</w:t>
+            </w:r>
+            <w:r>
+              <w:t xml:space="preserve"> </w:t>
+            </w:r>
+            <w:r>
+              <w:t xml:space="preserve">Then for every</w:t>
             </w:r>
             <w:r>
               <w:t xml:space="preserve"> </w:t>
@@ -9978,6 +10132,14 @@
         <w:t xml:space="preserve">.</w:t>
       </w:r>
     </w:p>
+    <w:p>
+      <w:pPr>
+        <w:pStyle w:val="BodyText"/>
+      </w:pPr>
+      <w:r>
+        <w:t xml:space="preserve">Things change with staggered entry.</w:t>
+      </w:r>
+    </w:p>
     <w:tbl>
       <w:tblPr>
         <w:tblStyle w:val="Table"/>
@@ -10028,7 +10190,7 @@
               <w:t xml:space="preserve"> </w:t>
             </w:r>
             <w:r>
-              <w:t xml:space="preserve">Things change with</w:t>
+              <w:t xml:space="preserve">Under</w:t>
             </w:r>
             <w:r>
               <w:t xml:space="preserve"> </w:t>
@@ -10041,7 +10203,7 @@
               <w:t xml:space="preserve">staggered entry</w:t>
             </w:r>
             <w:r>
-              <w:t xml:space="preserve">, where people enter the study on different dates while the study closes on one date.</w:t>
+              <w:t xml:space="preserve">, people enter the study on different dates while the study closes on one date.</w:t>
             </w:r>
             <w:r>
               <w:t xml:space="preserve"> </w:t>
@@ -10119,7 +10281,7 @@
               <w:t xml:space="preserve"> </w:t>
             </w:r>
             <w:r>
-              <w:t xml:space="preserve">We therefore add a time-varying</w:t>
+              <w:t xml:space="preserve">The time-varying</w:t>
             </w:r>
             <w:r>
               <w:t xml:space="preserve"> </w:t>
@@ -10149,13 +10311,10 @@
               </m:sSub>
             </m:oMath>
             <w:r>
-              <w:t xml:space="preserve">,</w:t>
-            </w:r>
-            <w:r>
-              <w:t xml:space="preserve"> </w:t>
-            </w:r>
-            <w:r>
-              <w:t xml:space="preserve">equal to 0 if the person’s administrative end of follow-up lies beyond</w:t>
+              <w:t xml:space="preserve"> </w:t>
+            </w:r>
+            <w:r>
+              <w:t xml:space="preserve">equals 0 if the person’s administrative end of follow-up lies at or beyond</w:t>
             </w:r>
             <w:r>
               <w:t xml:space="preserve"> </w:t>
@@ -10219,105 +10378,6 @@
             </m:oMath>
             <w:r>
               <w:t xml:space="preserve">.</w:t>
-            </w:r>
-            <w:r>
-              <w:t xml:space="preserve"> </w:t>
-            </w:r>
-            <w:r>
-              <w:t xml:space="preserve">The NHEFS dataset omits this variable because</w:t>
-            </w:r>
-            <w:r>
-              <w:t xml:space="preserve"> </w:t>
-            </w:r>
-            <m:oMath>
-              <m:sSub>
-                <m:e>
-                  <m:r>
-                    <m:t>C</m:t>
-                  </m:r>
-                </m:e>
-                <m:sub>
-                  <m:r>
-                    <m:t>k</m:t>
-                  </m:r>
-                  <m:r>
-                    <m:rPr>
-                      <m:sty m:val="p"/>
-                    </m:rPr>
-                    <m:t>+</m:t>
-                  </m:r>
-                  <m:r>
-                    <m:t>1</m:t>
-                  </m:r>
-                </m:sub>
-              </m:sSub>
-              <m:r>
-                <m:rPr>
-                  <m:sty m:val="p"/>
-                </m:rPr>
-                <m:t>=</m:t>
-              </m:r>
-              <m:r>
-                <m:t>0</m:t>
-              </m:r>
-            </m:oMath>
-            <w:r>
-              <w:t xml:space="preserve"> </w:t>
-            </w:r>
-            <w:r>
-              <w:t xml:space="preserve">for everyone at all</w:t>
-            </w:r>
-            <w:r>
-              <w:t xml:space="preserve"> </w:t>
-            </w:r>
-            <m:oMath>
-              <m:r>
-                <m:t>k</m:t>
-              </m:r>
-            </m:oMath>
-            <w:r>
-              <w:t xml:space="preserve"> </w:t>
-            </w:r>
-            <w:r>
-              <w:t xml:space="preserve">before 120 months;</w:t>
-            </w:r>
-            <w:r>
-              <w:t xml:space="preserve"> </w:t>
-            </w:r>
-            <w:r>
-              <w:t xml:space="preserve">with individual-specific administrative censoring,</w:t>
-            </w:r>
-            <w:r>
-              <w:t xml:space="preserve"> </w:t>
-            </w:r>
-            <m:oMath>
-              <m:sSub>
-                <m:e>
-                  <m:r>
-                    <m:t>C</m:t>
-                  </m:r>
-                </m:e>
-                <m:sub>
-                  <m:r>
-                    <m:t>k</m:t>
-                  </m:r>
-                  <m:r>
-                    <m:rPr>
-                      <m:sty m:val="p"/>
-                    </m:rPr>
-                    <m:t>+</m:t>
-                  </m:r>
-                  <m:r>
-                    <m:t>1</m:t>
-                  </m:r>
-                </m:sub>
-              </m:sSub>
-            </m:oMath>
-            <w:r>
-              <w:t xml:space="preserve"> </w:t>
-            </w:r>
-            <w:r>
-              <w:t xml:space="preserve">switches from 0 to 1 at different times for different people.</w:t>
             </w:r>
           </w:p>
           <w:bookmarkEnd w:id="42"/>
@@ -10329,7 +10389,100 @@
         <w:pStyle w:val="BodyText"/>
       </w:pPr>
       <w:r>
-        <w:t xml:space="preserve"> </w:t>
+        <w:t xml:space="preserve">The NHEFS dataset omits this variable because</w:t>
+      </w:r>
+      <w:r>
+        <w:t xml:space="preserve"> </w:t>
+      </w:r>
+      <m:oMath>
+        <m:sSub>
+          <m:e>
+            <m:r>
+              <m:t>C</m:t>
+            </m:r>
+          </m:e>
+          <m:sub>
+            <m:r>
+              <m:t>k</m:t>
+            </m:r>
+            <m:r>
+              <m:rPr>
+                <m:sty m:val="p"/>
+              </m:rPr>
+              <m:t>+</m:t>
+            </m:r>
+            <m:r>
+              <m:t>1</m:t>
+            </m:r>
+          </m:sub>
+        </m:sSub>
+        <m:r>
+          <m:rPr>
+            <m:sty m:val="p"/>
+          </m:rPr>
+          <m:t>=</m:t>
+        </m:r>
+        <m:r>
+          <m:t>0</m:t>
+        </m:r>
+      </m:oMath>
+      <w:r>
+        <w:t xml:space="preserve"> </w:t>
+      </w:r>
+      <w:r>
+        <w:t xml:space="preserve">for everyone at all</w:t>
+      </w:r>
+      <w:r>
+        <w:t xml:space="preserve"> </w:t>
+      </w:r>
+      <m:oMath>
+        <m:r>
+          <m:t>k</m:t>
+        </m:r>
+      </m:oMath>
+      <w:r>
+        <w:t xml:space="preserve"> </w:t>
+      </w:r>
+      <w:r>
+        <w:t xml:space="preserve">before 120 months;</w:t>
+      </w:r>
+      <w:r>
+        <w:t xml:space="preserve"> </w:t>
+      </w:r>
+      <w:r>
+        <w:t xml:space="preserve">with individual-specific administrative censoring,</w:t>
+      </w:r>
+      <w:r>
+        <w:t xml:space="preserve"> </w:t>
+      </w:r>
+      <m:oMath>
+        <m:sSub>
+          <m:e>
+            <m:r>
+              <m:t>C</m:t>
+            </m:r>
+          </m:e>
+          <m:sub>
+            <m:r>
+              <m:t>k</m:t>
+            </m:r>
+            <m:r>
+              <m:rPr>
+                <m:sty m:val="p"/>
+              </m:rPr>
+              <m:t>+</m:t>
+            </m:r>
+            <m:r>
+              <m:t>1</m:t>
+            </m:r>
+          </m:sub>
+        </m:sSub>
+      </m:oMath>
+      <w:r>
+        <w:t xml:space="preserve"> </w:t>
+      </w:r>
+      <w:r>
+        <w:t xml:space="preserve">switches from 0 to 1 at different times for different people.</w:t>
       </w:r>
     </w:p>
     <w:tbl>
@@ -12027,13 +12180,27 @@
               <w:t xml:space="preserve"> </w:t>
             </w:r>
             <w:r>
-              <w:t xml:space="preserve">If censoring is (as if) randomly assigned, the survival</w:t>
+              <w:t xml:space="preserve">Fix a treatment level</w:t>
             </w:r>
             <w:r>
               <w:t xml:space="preserve"> </w:t>
             </w:r>
             <m:oMath>
               <m:r>
+                <m:t>a</m:t>
+              </m:r>
+            </m:oMath>
+            <w:r>
+              <w:t xml:space="preserve"> </w:t>
+            </w:r>
+            <w:r>
+              <w:t xml:space="preserve">with</w:t>
+            </w:r>
+            <w:r>
+              <w:t xml:space="preserve"> </w:t>
+            </w:r>
+            <m:oMath>
+              <m:r>
                 <m:rPr>
                   <m:sty m:val="p"/>
                 </m:rPr>
@@ -12044,16 +12211,94 @@
                   <m:sty m:val="p"/>
                 </m:rPr>
                 <m:t>[</m:t>
+              </m:r>
+              <m:r>
+                <m:t>A</m:t>
+              </m:r>
+              <m:r>
+                <m:rPr>
+                  <m:sty m:val="p"/>
+                </m:rPr>
+                <m:t>=</m:t>
+              </m:r>
+              <m:r>
+                <m:t>a</m:t>
+              </m:r>
+              <m:r>
+                <m:rPr>
+                  <m:sty m:val="p"/>
+                </m:rPr>
+                <m:t>]</m:t>
+              </m:r>
+              <m:r>
+                <m:rPr>
+                  <m:sty m:val="p"/>
+                </m:rPr>
+                <m:t>&gt;</m:t>
+              </m:r>
+              <m:r>
+                <m:t>0</m:t>
+              </m:r>
+            </m:oMath>
+            <w:r>
+              <w:t xml:space="preserve"> </w:t>
+            </w:r>
+            <w:r>
+              <w:t xml:space="preserve">and a time</w:t>
+            </w:r>
+            <w:r>
+              <w:t xml:space="preserve"> </w:t>
+            </w:r>
+            <m:oMath>
+              <m:r>
+                <m:t>k</m:t>
+              </m:r>
+              <m:r>
+                <m:rPr>
+                  <m:sty m:val="p"/>
+                </m:rPr>
+                <m:t>∈</m:t>
+              </m:r>
+              <m:r>
+                <m:rPr>
+                  <m:sty m:val="p"/>
+                </m:rPr>
+                <m:t>{</m:t>
+              </m:r>
+              <m:r>
+                <m:t>1</m:t>
+              </m:r>
+              <m:r>
+                <m:rPr>
+                  <m:sty m:val="p"/>
+                </m:rPr>
+                <m:t>,</m:t>
+              </m:r>
+              <m:r>
+                <m:rPr>
+                  <m:sty m:val="p"/>
+                </m:rPr>
+                <m:t>…</m:t>
+              </m:r>
+              <m:r>
+                <m:rPr>
+                  <m:sty m:val="p"/>
+                </m:rPr>
+                <m:t>,</m:t>
               </m:r>
               <m:sSub>
                 <m:e>
                   <m:r>
-                    <m:t>D</m:t>
+                    <m:t>k</m:t>
                   </m:r>
                 </m:e>
                 <m:sub>
                   <m:r>
-                    <m:t>k</m:t>
+                    <m:rPr>
+                      <m:nor/>
+                      <m:sty m:val="p"/>
+                    </m:rPr>
+                    <m:t>end</m:t>
                   </m:r>
                 </m:sub>
               </m:sSub>
@@ -12061,11 +12306,422 @@
                 <m:rPr>
                   <m:sty m:val="p"/>
                 </m:rPr>
+                <m:t>}</m:t>
+              </m:r>
+            </m:oMath>
+            <w:r>
+              <w:t xml:space="preserve">.</w:t>
+            </w:r>
+            <w:r>
+              <w:t xml:space="preserve"> </w:t>
+            </w:r>
+            <w:r>
+              <w:t xml:space="preserve">Suppose the uncensored event indicators start at zero and never revert,</w:t>
+            </w:r>
+            <w:r>
+              <w:t xml:space="preserve"> </w:t>
+            </w:r>
+            <w:r>
+              <w:t xml:space="preserve">that is,</w:t>
+            </w:r>
+            <w:r>
+              <w:t xml:space="preserve"> </w:t>
+            </w:r>
+            <m:oMath>
+              <m:sSubSup>
+                <m:e>
+                  <m:r>
+                    <m:t>D</m:t>
+                  </m:r>
+                </m:e>
+                <m:sub>
+                  <m:r>
+                    <m:t>0</m:t>
+                  </m:r>
+                </m:sub>
+                <m:sup>
+                  <m:acc>
+                    <m:accPr>
+                      <m:chr m:val="‾"/>
+                    </m:accPr>
+                    <m:e>
+                      <m:r>
+                        <m:t>c</m:t>
+                      </m:r>
+                    </m:e>
+                  </m:acc>
+                  <m:r>
+                    <m:rPr>
+                      <m:sty m:val="p"/>
+                    </m:rPr>
+                    <m:t>=</m:t>
+                  </m:r>
+                  <m:r>
+                    <m:t>0</m:t>
+                  </m:r>
+                </m:sup>
+              </m:sSubSup>
+              <m:r>
+                <m:rPr>
+                  <m:sty m:val="p"/>
+                </m:rPr>
                 <m:t>=</m:t>
               </m:r>
               <m:r>
                 <m:t>0</m:t>
               </m:r>
+            </m:oMath>
+            <w:r>
+              <w:t xml:space="preserve"> </w:t>
+            </w:r>
+            <w:r>
+              <w:t xml:space="preserve">for everyone</w:t>
+            </w:r>
+            <w:r>
+              <w:t xml:space="preserve"> </w:t>
+            </w:r>
+            <w:r>
+              <w:t xml:space="preserve">and</w:t>
+            </w:r>
+            <w:r>
+              <w:t xml:space="preserve"> </w:t>
+            </w:r>
+            <m:oMath>
+              <m:sSubSup>
+                <m:e>
+                  <m:r>
+                    <m:t>D</m:t>
+                  </m:r>
+                </m:e>
+                <m:sub>
+                  <m:r>
+                    <m:t>m</m:t>
+                  </m:r>
+                  <m:r>
+                    <m:rPr>
+                      <m:sty m:val="p"/>
+                    </m:rPr>
+                    <m:t>−</m:t>
+                  </m:r>
+                  <m:r>
+                    <m:t>1</m:t>
+                  </m:r>
+                </m:sub>
+                <m:sup>
+                  <m:acc>
+                    <m:accPr>
+                      <m:chr m:val="‾"/>
+                    </m:accPr>
+                    <m:e>
+                      <m:r>
+                        <m:t>c</m:t>
+                      </m:r>
+                    </m:e>
+                  </m:acc>
+                  <m:r>
+                    <m:rPr>
+                      <m:sty m:val="p"/>
+                    </m:rPr>
+                    <m:t>=</m:t>
+                  </m:r>
+                  <m:r>
+                    <m:t>0</m:t>
+                  </m:r>
+                </m:sup>
+              </m:sSubSup>
+              <m:r>
+                <m:rPr>
+                  <m:sty m:val="p"/>
+                </m:rPr>
+                <m:t>=</m:t>
+              </m:r>
+              <m:r>
+                <m:t>1</m:t>
+              </m:r>
+            </m:oMath>
+            <w:r>
+              <w:t xml:space="preserve"> </w:t>
+            </w:r>
+            <w:r>
+              <w:t xml:space="preserve">implies</w:t>
+            </w:r>
+            <w:r>
+              <w:t xml:space="preserve"> </w:t>
+            </w:r>
+            <m:oMath>
+              <m:sSubSup>
+                <m:e>
+                  <m:r>
+                    <m:t>D</m:t>
+                  </m:r>
+                </m:e>
+                <m:sub>
+                  <m:r>
+                    <m:t>m</m:t>
+                  </m:r>
+                </m:sub>
+                <m:sup>
+                  <m:acc>
+                    <m:accPr>
+                      <m:chr m:val="‾"/>
+                    </m:accPr>
+                    <m:e>
+                      <m:r>
+                        <m:t>c</m:t>
+                      </m:r>
+                    </m:e>
+                  </m:acc>
+                  <m:r>
+                    <m:rPr>
+                      <m:sty m:val="p"/>
+                    </m:rPr>
+                    <m:t>=</m:t>
+                  </m:r>
+                  <m:r>
+                    <m:t>0</m:t>
+                  </m:r>
+                </m:sup>
+              </m:sSubSup>
+              <m:r>
+                <m:rPr>
+                  <m:sty m:val="p"/>
+                </m:rPr>
+                <m:t>=</m:t>
+              </m:r>
+              <m:r>
+                <m:t>1</m:t>
+              </m:r>
+            </m:oMath>
+            <w:r>
+              <w:t xml:space="preserve"> </w:t>
+            </w:r>
+            <w:r>
+              <w:t xml:space="preserve">for every</w:t>
+            </w:r>
+            <w:r>
+              <w:t xml:space="preserve"> </w:t>
+            </w:r>
+            <m:oMath>
+              <m:r>
+                <m:t>m</m:t>
+              </m:r>
+              <m:r>
+                <m:rPr>
+                  <m:sty m:val="p"/>
+                </m:rPr>
+                <m:t>≥</m:t>
+              </m:r>
+              <m:r>
+                <m:t>1</m:t>
+              </m:r>
+            </m:oMath>
+            <w:r>
+              <w:t xml:space="preserve">.</w:t>
+            </w:r>
+            <w:r>
+              <w:t xml:space="preserve"> </w:t>
+            </w:r>
+            <w:r>
+              <w:t xml:space="preserve">Suppose also that, for every</w:t>
+            </w:r>
+            <w:r>
+              <w:t xml:space="preserve"> </w:t>
+            </w:r>
+            <m:oMath>
+              <m:r>
+                <m:t>m</m:t>
+              </m:r>
+              <m:r>
+                <m:rPr>
+                  <m:sty m:val="p"/>
+                </m:rPr>
+                <m:t>=</m:t>
+              </m:r>
+              <m:r>
+                <m:t>1</m:t>
+              </m:r>
+              <m:r>
+                <m:rPr>
+                  <m:sty m:val="p"/>
+                </m:rPr>
+                <m:t>,</m:t>
+              </m:r>
+              <m:r>
+                <m:rPr>
+                  <m:sty m:val="p"/>
+                </m:rPr>
+                <m:t>…</m:t>
+              </m:r>
+              <m:r>
+                <m:rPr>
+                  <m:sty m:val="p"/>
+                </m:rPr>
+                <m:t>,</m:t>
+              </m:r>
+              <m:r>
+                <m:t>k</m:t>
+              </m:r>
+            </m:oMath>
+            <w:r>
+              <w:t xml:space="preserve">:</w:t>
+            </w:r>
+          </w:p>
+          <w:p>
+            <w:pPr>
+              <w:pStyle w:val="Compact"/>
+              <w:numPr>
+                <w:ilvl w:val="0"/>
+                <w:numId w:val="1007"/>
+              </w:numPr>
+            </w:pPr>
+            <w:r>
+              <w:rPr>
+                <w:b/>
+                <w:bCs/>
+              </w:rPr>
+              <w:t xml:space="preserve">Censoring as if randomly assigned</w:t>
+            </w:r>
+            <w:r>
+              <w:t xml:space="preserve">: given</w:t>
+            </w:r>
+            <w:r>
+              <w:t xml:space="preserve"> </w:t>
+            </w:r>
+            <m:oMath>
+              <m:r>
+                <m:t>A</m:t>
+              </m:r>
+            </m:oMath>
+            <w:r>
+              <w:t xml:space="preserve"> </w:t>
+            </w:r>
+            <w:r>
+              <w:t xml:space="preserve">and survival without censoring through</w:t>
+            </w:r>
+            <w:r>
+              <w:t xml:space="preserve"> </w:t>
+            </w:r>
+            <m:oMath>
+              <m:r>
+                <m:t>m</m:t>
+              </m:r>
+              <m:r>
+                <m:rPr>
+                  <m:sty m:val="p"/>
+                </m:rPr>
+                <m:t>−</m:t>
+              </m:r>
+              <m:r>
+                <m:t>1</m:t>
+              </m:r>
+            </m:oMath>
+            <w:r>
+              <w:t xml:space="preserve">,</w:t>
+            </w:r>
+            <w:r>
+              <w:t xml:space="preserve"> </w:t>
+            </w:r>
+            <w:r>
+              <w:t xml:space="preserve">being censored by</w:t>
+            </w:r>
+            <w:r>
+              <w:t xml:space="preserve"> </w:t>
+            </w:r>
+            <m:oMath>
+              <m:r>
+                <m:t>m</m:t>
+              </m:r>
+            </m:oMath>
+            <w:r>
+              <w:t xml:space="preserve"> </w:t>
+            </w:r>
+            <w:r>
+              <w:t xml:space="preserve">is independent of the event at</w:t>
+            </w:r>
+            <w:r>
+              <w:t xml:space="preserve"> </w:t>
+            </w:r>
+            <m:oMath>
+              <m:r>
+                <m:t>m</m:t>
+              </m:r>
+            </m:oMath>
+            <w:r>
+              <w:t xml:space="preserve"> </w:t>
+            </w:r>
+            <w:r>
+              <w:t xml:space="preserve">without censoring,</w:t>
+            </w:r>
+            <w:r>
+              <w:t xml:space="preserve"> </w:t>
+            </w:r>
+            <m:oMath>
+              <m:sSub>
+                <m:e>
+                  <m:r>
+                    <m:t>C</m:t>
+                  </m:r>
+                </m:e>
+                <m:sub>
+                  <m:r>
+                    <m:t>m</m:t>
+                  </m:r>
+                </m:sub>
+              </m:sSub>
+              <m:r>
+                <m:rPr>
+                  <m:sty m:val="p"/>
+                </m:rPr>
+                <m:t>⟂</m:t>
+              </m:r>
+              <m:r>
+                <m:t>​</m:t>
+              </m:r>
+              <m:r>
+                <m:t>​</m:t>
+              </m:r>
+              <m:r>
+                <m:t>​</m:t>
+              </m:r>
+              <m:r>
+                <m:rPr>
+                  <m:sty m:val="p"/>
+                </m:rPr>
+                <m:t>⟂</m:t>
+              </m:r>
+              <m:sSubSup>
+                <m:e>
+                  <m:r>
+                    <m:t>D</m:t>
+                  </m:r>
+                </m:e>
+                <m:sub>
+                  <m:r>
+                    <m:t>m</m:t>
+                  </m:r>
+                </m:sub>
+                <m:sup>
+                  <m:acc>
+                    <m:accPr>
+                      <m:chr m:val="‾"/>
+                    </m:accPr>
+                    <m:e>
+                      <m:r>
+                        <m:t>c</m:t>
+                      </m:r>
+                    </m:e>
+                  </m:acc>
+                  <m:r>
+                    <m:rPr>
+                      <m:sty m:val="p"/>
+                    </m:rPr>
+                    <m:t>=</m:t>
+                  </m:r>
+                  <m:r>
+                    <m:t>0</m:t>
+                  </m:r>
+                </m:sup>
+              </m:sSubSup>
               <m:r>
                 <m:rPr>
                   <m:sty m:val="p"/>
@@ -12088,20 +12744,531 @@
                 <m:rPr>
                   <m:sty m:val="p"/>
                 </m:rPr>
+                <m:t>,</m:t>
+              </m:r>
+              <m:sSubSup>
+                <m:e>
+                  <m:r>
+                    <m:t>D</m:t>
+                  </m:r>
+                </m:e>
+                <m:sub>
+                  <m:r>
+                    <m:t>m</m:t>
+                  </m:r>
+                  <m:r>
+                    <m:rPr>
+                      <m:sty m:val="p"/>
+                    </m:rPr>
+                    <m:t>−</m:t>
+                  </m:r>
+                  <m:r>
+                    <m:t>1</m:t>
+                  </m:r>
+                </m:sub>
+                <m:sup>
+                  <m:acc>
+                    <m:accPr>
+                      <m:chr m:val="‾"/>
+                    </m:accPr>
+                    <m:e>
+                      <m:r>
+                        <m:t>c</m:t>
+                      </m:r>
+                    </m:e>
+                  </m:acc>
+                  <m:r>
+                    <m:rPr>
+                      <m:sty m:val="p"/>
+                    </m:rPr>
+                    <m:t>=</m:t>
+                  </m:r>
+                  <m:r>
+                    <m:t>0</m:t>
+                  </m:r>
+                </m:sup>
+              </m:sSubSup>
+              <m:r>
+                <m:rPr>
+                  <m:sty m:val="p"/>
+                </m:rPr>
+                <m:t>=</m:t>
+              </m:r>
+              <m:r>
+                <m:t>0</m:t>
+              </m:r>
+            </m:oMath>
+            <w:r>
+              <w:t xml:space="preserve">;</w:t>
+            </w:r>
+          </w:p>
+          <w:p>
+            <w:pPr>
+              <w:pStyle w:val="Compact"/>
+              <w:numPr>
+                <w:ilvl w:val="0"/>
+                <w:numId w:val="1007"/>
+              </w:numPr>
+            </w:pPr>
+            <w:r>
+              <w:rPr>
+                <w:b/>
+                <w:bCs/>
+              </w:rPr>
+              <w:t xml:space="preserve">Positivity</w:t>
+            </w:r>
+            <w:r>
+              <w:t xml:space="preserve">:</w:t>
+            </w:r>
+            <w:r>
+              <w:t xml:space="preserve"> </w:t>
+            </w:r>
+            <m:oMath>
+              <m:r>
+                <m:rPr>
+                  <m:sty m:val="p"/>
+                </m:rPr>
+                <m:t>Pr</m:t>
+              </m:r>
+              <m:r>
+                <m:rPr>
+                  <m:sty m:val="p"/>
+                </m:rPr>
+                <m:t>[</m:t>
+              </m:r>
+              <m:sSub>
+                <m:e>
+                  <m:r>
+                    <m:t>C</m:t>
+                  </m:r>
+                </m:e>
+                <m:sub>
+                  <m:r>
+                    <m:t>m</m:t>
+                  </m:r>
+                </m:sub>
+              </m:sSub>
+              <m:r>
+                <m:rPr>
+                  <m:sty m:val="p"/>
+                </m:rPr>
+                <m:t>=</m:t>
+              </m:r>
+              <m:r>
+                <m:t>0</m:t>
+              </m:r>
+              <m:r>
+                <m:rPr>
+                  <m:sty m:val="p"/>
+                </m:rPr>
+                <m:t>∣</m:t>
+              </m:r>
+              <m:r>
+                <m:t>A</m:t>
+              </m:r>
+              <m:r>
+                <m:rPr>
+                  <m:sty m:val="p"/>
+                </m:rPr>
+                <m:t>=</m:t>
+              </m:r>
+              <m:r>
+                <m:t>a</m:t>
+              </m:r>
+              <m:r>
+                <m:rPr>
+                  <m:sty m:val="p"/>
+                </m:rPr>
+                <m:t>,</m:t>
+              </m:r>
+              <m:sSubSup>
+                <m:e>
+                  <m:r>
+                    <m:t>D</m:t>
+                  </m:r>
+                </m:e>
+                <m:sub>
+                  <m:r>
+                    <m:t>m</m:t>
+                  </m:r>
+                  <m:r>
+                    <m:rPr>
+                      <m:sty m:val="p"/>
+                    </m:rPr>
+                    <m:t>−</m:t>
+                  </m:r>
+                  <m:r>
+                    <m:t>1</m:t>
+                  </m:r>
+                </m:sub>
+                <m:sup>
+                  <m:acc>
+                    <m:accPr>
+                      <m:chr m:val="‾"/>
+                    </m:accPr>
+                    <m:e>
+                      <m:r>
+                        <m:t>c</m:t>
+                      </m:r>
+                    </m:e>
+                  </m:acc>
+                  <m:r>
+                    <m:rPr>
+                      <m:sty m:val="p"/>
+                    </m:rPr>
+                    <m:t>=</m:t>
+                  </m:r>
+                  <m:r>
+                    <m:t>0</m:t>
+                  </m:r>
+                </m:sup>
+              </m:sSubSup>
+              <m:r>
+                <m:rPr>
+                  <m:sty m:val="p"/>
+                </m:rPr>
+                <m:t>=</m:t>
+              </m:r>
+              <m:r>
+                <m:t>0</m:t>
+              </m:r>
+              <m:r>
+                <m:rPr>
+                  <m:sty m:val="p"/>
+                </m:rPr>
                 <m:t>]</m:t>
               </m:r>
+              <m:r>
+                <m:rPr>
+                  <m:sty m:val="p"/>
+                </m:rPr>
+                <m:t>&gt;</m:t>
+              </m:r>
+              <m:r>
+                <m:t>0</m:t>
+              </m:r>
             </m:oMath>
             <w:r>
               <w:t xml:space="preserve"> </w:t>
             </w:r>
             <w:r>
-              <w:t xml:space="preserve">at</w:t>
+              <w:t xml:space="preserve">and</w:t>
             </w:r>
             <w:r>
               <w:t xml:space="preserve"> </w:t>
             </w:r>
             <m:oMath>
               <m:r>
+                <m:rPr>
+                  <m:sty m:val="p"/>
+                </m:rPr>
+                <m:t>Pr</m:t>
+              </m:r>
+              <m:r>
+                <m:rPr>
+                  <m:sty m:val="p"/>
+                </m:rPr>
+                <m:t>[</m:t>
+              </m:r>
+              <m:sSubSup>
+                <m:e>
+                  <m:r>
+                    <m:t>D</m:t>
+                  </m:r>
+                </m:e>
+                <m:sub>
+                  <m:r>
+                    <m:t>m</m:t>
+                  </m:r>
+                  <m:r>
+                    <m:rPr>
+                      <m:sty m:val="p"/>
+                    </m:rPr>
+                    <m:t>−</m:t>
+                  </m:r>
+                  <m:r>
+                    <m:t>1</m:t>
+                  </m:r>
+                </m:sub>
+                <m:sup>
+                  <m:acc>
+                    <m:accPr>
+                      <m:chr m:val="‾"/>
+                    </m:accPr>
+                    <m:e>
+                      <m:r>
+                        <m:t>c</m:t>
+                      </m:r>
+                    </m:e>
+                  </m:acc>
+                  <m:r>
+                    <m:rPr>
+                      <m:sty m:val="p"/>
+                    </m:rPr>
+                    <m:t>=</m:t>
+                  </m:r>
+                  <m:r>
+                    <m:t>0</m:t>
+                  </m:r>
+                </m:sup>
+              </m:sSubSup>
+              <m:r>
+                <m:rPr>
+                  <m:sty m:val="p"/>
+                </m:rPr>
+                <m:t>=</m:t>
+              </m:r>
+              <m:r>
+                <m:t>0</m:t>
+              </m:r>
+              <m:r>
+                <m:rPr>
+                  <m:sty m:val="p"/>
+                </m:rPr>
+                <m:t>∣</m:t>
+              </m:r>
+              <m:r>
+                <m:t>A</m:t>
+              </m:r>
+              <m:r>
+                <m:rPr>
+                  <m:sty m:val="p"/>
+                </m:rPr>
+                <m:t>=</m:t>
+              </m:r>
+              <m:r>
+                <m:t>a</m:t>
+              </m:r>
+              <m:r>
+                <m:rPr>
+                  <m:sty m:val="p"/>
+                </m:rPr>
+                <m:t>]</m:t>
+              </m:r>
+              <m:r>
+                <m:rPr>
+                  <m:sty m:val="p"/>
+                </m:rPr>
+                <m:t>&gt;</m:t>
+              </m:r>
+              <m:r>
+                <m:t>0</m:t>
+              </m:r>
+            </m:oMath>
+            <w:r>
+              <w:t xml:space="preserve">;</w:t>
+            </w:r>
+          </w:p>
+          <w:p>
+            <w:pPr>
+              <w:pStyle w:val="Compact"/>
+              <w:numPr>
+                <w:ilvl w:val="0"/>
+                <w:numId w:val="1007"/>
+              </w:numPr>
+            </w:pPr>
+            <w:r>
+              <w:rPr>
+                <w:b/>
+                <w:bCs/>
+              </w:rPr>
+              <w:t xml:space="preserve">Consistency</w:t>
+            </w:r>
+            <w:r>
+              <w:t xml:space="preserve">: for anyone with</w:t>
+            </w:r>
+            <w:r>
+              <w:t xml:space="preserve"> </w:t>
+            </w:r>
+            <m:oMath>
+              <m:sSub>
+                <m:e>
+                  <m:r>
+                    <m:t>C</m:t>
+                  </m:r>
+                </m:e>
+                <m:sub>
+                  <m:r>
+                    <m:t>m</m:t>
+                  </m:r>
+                </m:sub>
+              </m:sSub>
+              <m:r>
+                <m:rPr>
+                  <m:sty m:val="p"/>
+                </m:rPr>
+                <m:t>=</m:t>
+              </m:r>
+              <m:r>
+                <m:t>0</m:t>
+              </m:r>
+            </m:oMath>
+            <w:r>
+              <w:t xml:space="preserve">,</w:t>
+            </w:r>
+            <w:r>
+              <w:t xml:space="preserve"> </w:t>
+            </w:r>
+            <m:oMath>
+              <m:sSub>
+                <m:e>
+                  <m:r>
+                    <m:t>D</m:t>
+                  </m:r>
+                </m:e>
+                <m:sub>
+                  <m:r>
+                    <m:t>m</m:t>
+                  </m:r>
+                </m:sub>
+              </m:sSub>
+              <m:r>
+                <m:rPr>
+                  <m:sty m:val="p"/>
+                </m:rPr>
+                <m:t>=</m:t>
+              </m:r>
+              <m:sSubSup>
+                <m:e>
+                  <m:r>
+                    <m:t>D</m:t>
+                  </m:r>
+                </m:e>
+                <m:sub>
+                  <m:r>
+                    <m:t>m</m:t>
+                  </m:r>
+                </m:sub>
+                <m:sup>
+                  <m:acc>
+                    <m:accPr>
+                      <m:chr m:val="‾"/>
+                    </m:accPr>
+                    <m:e>
+                      <m:r>
+                        <m:t>c</m:t>
+                      </m:r>
+                    </m:e>
+                  </m:acc>
+                  <m:r>
+                    <m:rPr>
+                      <m:sty m:val="p"/>
+                    </m:rPr>
+                    <m:t>=</m:t>
+                  </m:r>
+                  <m:r>
+                    <m:t>0</m:t>
+                  </m:r>
+                </m:sup>
+              </m:sSubSup>
+            </m:oMath>
+            <w:r>
+              <w:t xml:space="preserve"> </w:t>
+            </w:r>
+            <w:r>
+              <w:t xml:space="preserve">and</w:t>
+            </w:r>
+            <w:r>
+              <w:t xml:space="preserve"> </w:t>
+            </w:r>
+            <m:oMath>
+              <m:sSub>
+                <m:e>
+                  <m:r>
+                    <m:t>D</m:t>
+                  </m:r>
+                </m:e>
+                <m:sub>
+                  <m:r>
+                    <m:t>m</m:t>
+                  </m:r>
+                  <m:r>
+                    <m:rPr>
+                      <m:sty m:val="p"/>
+                    </m:rPr>
+                    <m:t>−</m:t>
+                  </m:r>
+                  <m:r>
+                    <m:t>1</m:t>
+                  </m:r>
+                </m:sub>
+              </m:sSub>
+              <m:r>
+                <m:rPr>
+                  <m:sty m:val="p"/>
+                </m:rPr>
+                <m:t>=</m:t>
+              </m:r>
+              <m:sSubSup>
+                <m:e>
+                  <m:r>
+                    <m:t>D</m:t>
+                  </m:r>
+                </m:e>
+                <m:sub>
+                  <m:r>
+                    <m:t>m</m:t>
+                  </m:r>
+                  <m:r>
+                    <m:rPr>
+                      <m:sty m:val="p"/>
+                    </m:rPr>
+                    <m:t>−</m:t>
+                  </m:r>
+                  <m:r>
+                    <m:t>1</m:t>
+                  </m:r>
+                </m:sub>
+                <m:sup>
+                  <m:acc>
+                    <m:accPr>
+                      <m:chr m:val="‾"/>
+                    </m:accPr>
+                    <m:e>
+                      <m:r>
+                        <m:t>c</m:t>
+                      </m:r>
+                    </m:e>
+                  </m:acc>
+                  <m:r>
+                    <m:rPr>
+                      <m:sty m:val="p"/>
+                    </m:rPr>
+                    <m:t>=</m:t>
+                  </m:r>
+                  <m:r>
+                    <m:t>0</m:t>
+                  </m:r>
+                </m:sup>
+              </m:sSubSup>
+            </m:oMath>
+            <w:r>
+              <w:t xml:space="preserve">.</w:t>
+            </w:r>
+          </w:p>
+          <w:p>
+            <w:pPr>
+              <w:pStyle w:val="FirstParagraph"/>
+            </w:pPr>
+            <w:r>
+              <w:t xml:space="preserve">Then the survival without censoring (</w:t>
+            </w:r>
+            <w:hyperlink w:anchor="def-survival-without-censoring">
+              <w:r>
+                <w:rPr>
+                  <w:rStyle w:val="Hyperlink"/>
+                </w:rPr>
+                <w:t xml:space="preserve">Definition 9</w:t>
+              </w:r>
+            </w:hyperlink>
+            <w:r>
+              <w:t xml:space="preserve">) at</w:t>
+            </w:r>
+            <w:r>
+              <w:t xml:space="preserve"> </w:t>
+            </w:r>
+            <m:oMath>
+              <m:r>
                 <m:t>k</m:t>
               </m:r>
             </m:oMath>
@@ -12109,7 +13276,7 @@
               <w:t xml:space="preserve"> </w:t>
             </w:r>
             <w:r>
-              <w:t xml:space="preserve">is:</w:t>
+              <w:t xml:space="preserve">is</w:t>
             </w:r>
           </w:p>
           <w:p>
@@ -12133,7 +13300,7 @@
                   </m:rPr>
                   <m:t>[</m:t>
                 </m:r>
-                <m:sSub>
+                <m:sSubSup>
                   <m:e>
                     <m:r>
                       <m:t>D</m:t>
@@ -12144,7 +13311,28 @@
                       <m:t>k</m:t>
                     </m:r>
                   </m:sub>
-                </m:sSub>
+                  <m:sup>
+                    <m:acc>
+                      <m:accPr>
+                        <m:chr m:val="‾"/>
+                      </m:accPr>
+                      <m:e>
+                        <m:r>
+                          <m:t>c</m:t>
+                        </m:r>
+                      </m:e>
+                    </m:acc>
+                    <m:r>
+                      <m:rPr>
+                        <m:sty m:val="p"/>
+                      </m:rPr>
+                      <m:t>=</m:t>
+                    </m:r>
+                    <m:r>
+                      <m:t>0</m:t>
+                    </m:r>
+                  </m:sup>
+                </m:sSubSup>
                 <m:r>
                   <m:rPr>
                     <m:sty m:val="p"/>
@@ -12333,41 +13521,6 @@
                   </m:rPr>
                   <m:t>]</m:t>
                 </m:r>
-                <m:r>
-                  <m:t> </m:t>
-                </m:r>
-                <m:r>
-                  <m:rPr>
-                    <m:nor/>
-                    <m:sty m:val="p"/>
-                  </m:rPr>
-                  <m:t>for </m:t>
-                </m:r>
-                <m:r>
-                  <m:t>k</m:t>
-                </m:r>
-                <m:r>
-                  <m:rPr>
-                    <m:sty m:val="p"/>
-                  </m:rPr>
-                  <m:t>&lt;</m:t>
-                </m:r>
-                <m:sSub>
-                  <m:e>
-                    <m:r>
-                      <m:t>k</m:t>
-                    </m:r>
-                  </m:e>
-                  <m:sub>
-                    <m:r>
-                      <m:rPr>
-                        <m:nor/>
-                        <m:sty m:val="p"/>
-                      </m:rPr>
-                      <m:t>end</m:t>
-                    </m:r>
-                  </m:sub>
-                </m:sSub>
               </m:oMath>
             </m:oMathPara>
           </w:p>
@@ -12381,6 +13534,1187 @@
       </w:pPr>
       <w:r>
         <w:t xml:space="preserve"> </w:t>
+      </w:r>
+    </w:p>
+    <w:tbl>
+      <w:tblPr>
+        <w:tblStyle w:val="Table"/>
+        <w:tblLook w:firstRow="0" w:lastRow="0" w:firstColumn="0" w:lastColumn="0" w:noHBand="0" w:noVBand="0" w:val="0000"/>
+        <w:tblBorders>
+          <w:top w:val="single" w:sz="4" w:space="0" w:color="909090"/>
+          <w:left w:val="single" w:sz="24" w:space="0" w:color="909090"/>
+          <w:bottom w:val="single" w:sz="4" w:space="0" w:color="909090"/>
+          <w:right w:val="single" w:sz="4" w:space="0" w:color="909090"/>
+        </w:tblBorders>
+        <w:tblCellMar>
+          <w:left w:w="144" w:type="dxa"/>
+          <w:right w:w="144" w:type="dxa"/>
+        </w:tblCellMar>
+        <w:tblLook w:firstRow="0" w:lastRow="0" w:firstColumn="0" w:lastColumn="0" w:noHBand="0" w:noVBand="0" w:val="0000"/>
+      </w:tblPr>
+      <w:tr>
+        <w:trPr>
+          <w:cantSplit/>
+        </w:trPr>
+        <w:tc>
+          <w:tcPr>
+            <w:shd w:color="auto" w:fill="e6e6e6" w:val="clear"/>
+            <w:tcMar>
+              <w:top w:w="92" w:type="dxa"/>
+              <w:bottom w:w="92" w:type="dxa"/>
+            </w:tcMar>
+          </w:tcPr>
+          <w:p>
+            <w:pPr>
+              <w:pStyle w:val="BodyText"/>
+            </w:pPr>
+            <w:pPr>
+              <w:spacing w:before="16" w:after="16"/>
+            </w:pPr>
+            <w:r>
+              <w:t xml:space="preserve">Proof</w:t>
+            </w:r>
+          </w:p>
+        </w:tc>
+      </w:tr>
+      <w:tr>
+        <w:trPr>
+          <w:cantSplit/>
+        </w:trPr>
+        <w:tc>
+          <w:tcPr>
+            <w:tcMar>
+              <w:top w:w="108" w:type="dxa"/>
+              <w:bottom w:w="108" w:type="dxa"/>
+            </w:tcMar>
+          </w:tcPr>
+          <w:p>
+            <w:pPr>
+              <w:pStyle w:val="BodyText"/>
+            </w:pPr>
+            <w:r>
+              <w:rPr>
+                <w:i/>
+                <w:iCs/>
+              </w:rPr>
+              <w:t xml:space="preserve">Proof</w:t>
+            </w:r>
+            <w:r>
+              <w:t xml:space="preserve">. </w:t>
+            </w:r>
+            <w:r>
+              <w:t xml:space="preserve">Applying</w:t>
+            </w:r>
+            <w:r>
+              <w:t xml:space="preserve"> </w:t>
+            </w:r>
+            <w:hyperlink w:anchor="prp-survival-product-of-hazards">
+              <w:r>
+                <w:rPr>
+                  <w:rStyle w:val="Hyperlink"/>
+                </w:rPr>
+                <w:t xml:space="preserve">Proposition 1</w:t>
+              </w:r>
+            </w:hyperlink>
+            <w:r>
+              <w:t xml:space="preserve"> </w:t>
+            </w:r>
+            <w:r>
+              <w:t xml:space="preserve">to the uncensored event indicators</w:t>
+            </w:r>
+            <w:r>
+              <w:t xml:space="preserve"> </w:t>
+            </w:r>
+            <m:oMath>
+              <m:sSubSup>
+                <m:e>
+                  <m:r>
+                    <m:t>D</m:t>
+                  </m:r>
+                </m:e>
+                <m:sub>
+                  <m:r>
+                    <m:t>m</m:t>
+                  </m:r>
+                </m:sub>
+                <m:sup>
+                  <m:acc>
+                    <m:accPr>
+                      <m:chr m:val="‾"/>
+                    </m:accPr>
+                    <m:e>
+                      <m:r>
+                        <m:t>c</m:t>
+                      </m:r>
+                    </m:e>
+                  </m:acc>
+                  <m:r>
+                    <m:rPr>
+                      <m:sty m:val="p"/>
+                    </m:rPr>
+                    <m:t>=</m:t>
+                  </m:r>
+                  <m:r>
+                    <m:t>0</m:t>
+                  </m:r>
+                </m:sup>
+              </m:sSubSup>
+            </m:oMath>
+            <w:r>
+              <w:t xml:space="preserve">, within the stratum</w:t>
+            </w:r>
+            <w:r>
+              <w:t xml:space="preserve"> </w:t>
+            </w:r>
+            <m:oMath>
+              <m:r>
+                <m:t>A</m:t>
+              </m:r>
+              <m:r>
+                <m:rPr>
+                  <m:sty m:val="p"/>
+                </m:rPr>
+                <m:t>=</m:t>
+              </m:r>
+              <m:r>
+                <m:t>a</m:t>
+              </m:r>
+            </m:oMath>
+            <w:r>
+              <w:t xml:space="preserve">, gives</w:t>
+            </w:r>
+          </w:p>
+          <w:p>
+            <w:pPr>
+              <w:pStyle w:val="BodyText"/>
+            </w:pPr>
+            <m:oMathPara>
+              <m:oMathParaPr>
+                <m:jc m:val="center"/>
+              </m:oMathParaPr>
+              <m:oMath>
+                <m:r>
+                  <m:rPr>
+                    <m:sty m:val="p"/>
+                  </m:rPr>
+                  <m:t>Pr</m:t>
+                </m:r>
+                <m:r>
+                  <m:rPr>
+                    <m:sty m:val="p"/>
+                  </m:rPr>
+                  <m:t>[</m:t>
+                </m:r>
+                <m:sSubSup>
+                  <m:e>
+                    <m:r>
+                      <m:t>D</m:t>
+                    </m:r>
+                  </m:e>
+                  <m:sub>
+                    <m:r>
+                      <m:t>k</m:t>
+                    </m:r>
+                  </m:sub>
+                  <m:sup>
+                    <m:acc>
+                      <m:accPr>
+                        <m:chr m:val="‾"/>
+                      </m:accPr>
+                      <m:e>
+                        <m:r>
+                          <m:t>c</m:t>
+                        </m:r>
+                      </m:e>
+                    </m:acc>
+                    <m:r>
+                      <m:rPr>
+                        <m:sty m:val="p"/>
+                      </m:rPr>
+                      <m:t>=</m:t>
+                    </m:r>
+                    <m:r>
+                      <m:t>0</m:t>
+                    </m:r>
+                  </m:sup>
+                </m:sSubSup>
+                <m:r>
+                  <m:rPr>
+                    <m:sty m:val="p"/>
+                  </m:rPr>
+                  <m:t>=</m:t>
+                </m:r>
+                <m:r>
+                  <m:t>0</m:t>
+                </m:r>
+                <m:r>
+                  <m:rPr>
+                    <m:sty m:val="p"/>
+                  </m:rPr>
+                  <m:t>∣</m:t>
+                </m:r>
+                <m:r>
+                  <m:t>A</m:t>
+                </m:r>
+                <m:r>
+                  <m:rPr>
+                    <m:sty m:val="p"/>
+                  </m:rPr>
+                  <m:t>=</m:t>
+                </m:r>
+                <m:r>
+                  <m:t>a</m:t>
+                </m:r>
+                <m:r>
+                  <m:rPr>
+                    <m:sty m:val="p"/>
+                  </m:rPr>
+                  <m:t>]</m:t>
+                </m:r>
+                <m:r>
+                  <m:rPr>
+                    <m:sty m:val="p"/>
+                  </m:rPr>
+                  <m:t>=</m:t>
+                </m:r>
+                <m:nary>
+                  <m:naryPr>
+                    <m:chr m:val="∏"/>
+                    <m:limLoc m:val="undOvr"/>
+                    <m:subHide m:val="off"/>
+                    <m:supHide m:val="off"/>
+                  </m:naryPr>
+                  <m:sub>
+                    <m:r>
+                      <m:t>m</m:t>
+                    </m:r>
+                    <m:r>
+                      <m:rPr>
+                        <m:sty m:val="p"/>
+                      </m:rPr>
+                      <m:t>=</m:t>
+                    </m:r>
+                    <m:r>
+                      <m:t>1</m:t>
+                    </m:r>
+                  </m:sub>
+                  <m:sup>
+                    <m:r>
+                      <m:t>k</m:t>
+                    </m:r>
+                  </m:sup>
+                  <m:e>
+                    <m:r>
+                      <m:rPr>
+                        <m:sty m:val="p"/>
+                      </m:rPr>
+                      <m:t>Pr</m:t>
+                    </m:r>
+                  </m:e>
+                </m:nary>
+                <m:r>
+                  <m:rPr>
+                    <m:sty m:val="p"/>
+                  </m:rPr>
+                  <m:t>[</m:t>
+                </m:r>
+                <m:sSubSup>
+                  <m:e>
+                    <m:r>
+                      <m:t>D</m:t>
+                    </m:r>
+                  </m:e>
+                  <m:sub>
+                    <m:r>
+                      <m:t>m</m:t>
+                    </m:r>
+                  </m:sub>
+                  <m:sup>
+                    <m:acc>
+                      <m:accPr>
+                        <m:chr m:val="‾"/>
+                      </m:accPr>
+                      <m:e>
+                        <m:r>
+                          <m:t>c</m:t>
+                        </m:r>
+                      </m:e>
+                    </m:acc>
+                    <m:r>
+                      <m:rPr>
+                        <m:sty m:val="p"/>
+                      </m:rPr>
+                      <m:t>=</m:t>
+                    </m:r>
+                    <m:r>
+                      <m:t>0</m:t>
+                    </m:r>
+                  </m:sup>
+                </m:sSubSup>
+                <m:r>
+                  <m:rPr>
+                    <m:sty m:val="p"/>
+                  </m:rPr>
+                  <m:t>=</m:t>
+                </m:r>
+                <m:r>
+                  <m:t>0</m:t>
+                </m:r>
+                <m:r>
+                  <m:rPr>
+                    <m:sty m:val="p"/>
+                  </m:rPr>
+                  <m:t>∣</m:t>
+                </m:r>
+                <m:sSubSup>
+                  <m:e>
+                    <m:r>
+                      <m:t>D</m:t>
+                    </m:r>
+                  </m:e>
+                  <m:sub>
+                    <m:r>
+                      <m:t>m</m:t>
+                    </m:r>
+                    <m:r>
+                      <m:rPr>
+                        <m:sty m:val="p"/>
+                      </m:rPr>
+                      <m:t>−</m:t>
+                    </m:r>
+                    <m:r>
+                      <m:t>1</m:t>
+                    </m:r>
+                  </m:sub>
+                  <m:sup>
+                    <m:acc>
+                      <m:accPr>
+                        <m:chr m:val="‾"/>
+                      </m:accPr>
+                      <m:e>
+                        <m:r>
+                          <m:t>c</m:t>
+                        </m:r>
+                      </m:e>
+                    </m:acc>
+                    <m:r>
+                      <m:rPr>
+                        <m:sty m:val="p"/>
+                      </m:rPr>
+                      <m:t>=</m:t>
+                    </m:r>
+                    <m:r>
+                      <m:t>0</m:t>
+                    </m:r>
+                  </m:sup>
+                </m:sSubSup>
+                <m:r>
+                  <m:rPr>
+                    <m:sty m:val="p"/>
+                  </m:rPr>
+                  <m:t>=</m:t>
+                </m:r>
+                <m:r>
+                  <m:t>0</m:t>
+                </m:r>
+                <m:r>
+                  <m:rPr>
+                    <m:sty m:val="p"/>
+                  </m:rPr>
+                  <m:t>,</m:t>
+                </m:r>
+                <m:r>
+                  <m:t>A</m:t>
+                </m:r>
+                <m:r>
+                  <m:rPr>
+                    <m:sty m:val="p"/>
+                  </m:rPr>
+                  <m:t>=</m:t>
+                </m:r>
+                <m:r>
+                  <m:t>a</m:t>
+                </m:r>
+                <m:r>
+                  <m:rPr>
+                    <m:sty m:val="p"/>
+                  </m:rPr>
+                  <m:t>]</m:t>
+                </m:r>
+              </m:oMath>
+            </m:oMathPara>
+          </w:p>
+          <w:p>
+            <w:pPr>
+              <w:pStyle w:val="FirstParagraph"/>
+            </w:pPr>
+            <w:r>
+              <w:t xml:space="preserve">Fix one factor</w:t>
+            </w:r>
+            <w:r>
+              <w:t xml:space="preserve"> </w:t>
+            </w:r>
+            <m:oMath>
+              <m:r>
+                <m:t>m</m:t>
+              </m:r>
+            </m:oMath>
+            <w:r>
+              <w:t xml:space="preserve">.</w:t>
+            </w:r>
+            <w:r>
+              <w:t xml:space="preserve"> </w:t>
+            </w:r>
+            <w:r>
+              <w:t xml:space="preserve">By the independence assumption</w:t>
+            </w:r>
+            <w:r>
+              <w:t xml:space="preserve"> </w:t>
+            </w:r>
+            <w:r>
+              <w:t xml:space="preserve">(with positivity ensuring the added conditioning event has positive probability),</w:t>
+            </w:r>
+            <w:r>
+              <w:t xml:space="preserve"> </w:t>
+            </w:r>
+            <w:r>
+              <w:t xml:space="preserve">adding</w:t>
+            </w:r>
+            <w:r>
+              <w:t xml:space="preserve"> </w:t>
+            </w:r>
+            <m:oMath>
+              <m:sSub>
+                <m:e>
+                  <m:r>
+                    <m:t>C</m:t>
+                  </m:r>
+                </m:e>
+                <m:sub>
+                  <m:r>
+                    <m:t>m</m:t>
+                  </m:r>
+                </m:sub>
+              </m:sSub>
+              <m:r>
+                <m:rPr>
+                  <m:sty m:val="p"/>
+                </m:rPr>
+                <m:t>=</m:t>
+              </m:r>
+              <m:r>
+                <m:t>0</m:t>
+              </m:r>
+            </m:oMath>
+            <w:r>
+              <w:t xml:space="preserve"> </w:t>
+            </w:r>
+            <w:r>
+              <w:t xml:space="preserve">to the conditioning event leaves the factor unchanged:</w:t>
+            </w:r>
+            <w:r>
+              <w:t xml:space="preserve"> </w:t>
+            </w:r>
+            <w:r>
+              <w:t xml:space="preserve">it equals</w:t>
+            </w:r>
+            <w:r>
+              <w:t xml:space="preserve"> </w:t>
+            </w:r>
+            <m:oMath>
+              <m:r>
+                <m:rPr>
+                  <m:sty m:val="p"/>
+                </m:rPr>
+                <m:t>Pr</m:t>
+              </m:r>
+              <m:r>
+                <m:rPr>
+                  <m:sty m:val="p"/>
+                </m:rPr>
+                <m:t>[</m:t>
+              </m:r>
+              <m:sSubSup>
+                <m:e>
+                  <m:r>
+                    <m:t>D</m:t>
+                  </m:r>
+                </m:e>
+                <m:sub>
+                  <m:r>
+                    <m:t>m</m:t>
+                  </m:r>
+                </m:sub>
+                <m:sup>
+                  <m:acc>
+                    <m:accPr>
+                      <m:chr m:val="‾"/>
+                    </m:accPr>
+                    <m:e>
+                      <m:r>
+                        <m:t>c</m:t>
+                      </m:r>
+                    </m:e>
+                  </m:acc>
+                  <m:r>
+                    <m:rPr>
+                      <m:sty m:val="p"/>
+                    </m:rPr>
+                    <m:t>=</m:t>
+                  </m:r>
+                  <m:r>
+                    <m:t>0</m:t>
+                  </m:r>
+                </m:sup>
+              </m:sSubSup>
+              <m:r>
+                <m:rPr>
+                  <m:sty m:val="p"/>
+                </m:rPr>
+                <m:t>=</m:t>
+              </m:r>
+              <m:r>
+                <m:t>0</m:t>
+              </m:r>
+              <m:r>
+                <m:rPr>
+                  <m:sty m:val="p"/>
+                </m:rPr>
+                <m:t>∣</m:t>
+              </m:r>
+              <m:sSubSup>
+                <m:e>
+                  <m:r>
+                    <m:t>D</m:t>
+                  </m:r>
+                </m:e>
+                <m:sub>
+                  <m:r>
+                    <m:t>m</m:t>
+                  </m:r>
+                  <m:r>
+                    <m:rPr>
+                      <m:sty m:val="p"/>
+                    </m:rPr>
+                    <m:t>−</m:t>
+                  </m:r>
+                  <m:r>
+                    <m:t>1</m:t>
+                  </m:r>
+                </m:sub>
+                <m:sup>
+                  <m:acc>
+                    <m:accPr>
+                      <m:chr m:val="‾"/>
+                    </m:accPr>
+                    <m:e>
+                      <m:r>
+                        <m:t>c</m:t>
+                      </m:r>
+                    </m:e>
+                  </m:acc>
+                  <m:r>
+                    <m:rPr>
+                      <m:sty m:val="p"/>
+                    </m:rPr>
+                    <m:t>=</m:t>
+                  </m:r>
+                  <m:r>
+                    <m:t>0</m:t>
+                  </m:r>
+                </m:sup>
+              </m:sSubSup>
+              <m:r>
+                <m:rPr>
+                  <m:sty m:val="p"/>
+                </m:rPr>
+                <m:t>=</m:t>
+              </m:r>
+              <m:r>
+                <m:t>0</m:t>
+              </m:r>
+              <m:r>
+                <m:rPr>
+                  <m:sty m:val="p"/>
+                </m:rPr>
+                <m:t>,</m:t>
+              </m:r>
+              <m:sSub>
+                <m:e>
+                  <m:r>
+                    <m:t>C</m:t>
+                  </m:r>
+                </m:e>
+                <m:sub>
+                  <m:r>
+                    <m:t>m</m:t>
+                  </m:r>
+                </m:sub>
+              </m:sSub>
+              <m:r>
+                <m:rPr>
+                  <m:sty m:val="p"/>
+                </m:rPr>
+                <m:t>=</m:t>
+              </m:r>
+              <m:r>
+                <m:t>0</m:t>
+              </m:r>
+              <m:r>
+                <m:rPr>
+                  <m:sty m:val="p"/>
+                </m:rPr>
+                <m:t>,</m:t>
+              </m:r>
+              <m:r>
+                <m:t>A</m:t>
+              </m:r>
+              <m:r>
+                <m:rPr>
+                  <m:sty m:val="p"/>
+                </m:rPr>
+                <m:t>=</m:t>
+              </m:r>
+              <m:r>
+                <m:t>a</m:t>
+              </m:r>
+              <m:r>
+                <m:rPr>
+                  <m:sty m:val="p"/>
+                </m:rPr>
+                <m:t>]</m:t>
+              </m:r>
+            </m:oMath>
+            <w:r>
+              <w:t xml:space="preserve">.</w:t>
+            </w:r>
+            <w:r>
+              <w:t xml:space="preserve"> </w:t>
+            </w:r>
+            <w:r>
+              <w:t xml:space="preserve">Among people with</w:t>
+            </w:r>
+            <w:r>
+              <w:t xml:space="preserve"> </w:t>
+            </w:r>
+            <m:oMath>
+              <m:sSub>
+                <m:e>
+                  <m:r>
+                    <m:t>C</m:t>
+                  </m:r>
+                </m:e>
+                <m:sub>
+                  <m:r>
+                    <m:t>m</m:t>
+                  </m:r>
+                </m:sub>
+              </m:sSub>
+              <m:r>
+                <m:rPr>
+                  <m:sty m:val="p"/>
+                </m:rPr>
+                <m:t>=</m:t>
+              </m:r>
+              <m:r>
+                <m:t>0</m:t>
+              </m:r>
+            </m:oMath>
+            <w:r>
+              <w:t xml:space="preserve">, consistency replaces</w:t>
+            </w:r>
+            <w:r>
+              <w:t xml:space="preserve"> </w:t>
+            </w:r>
+            <m:oMath>
+              <m:sSubSup>
+                <m:e>
+                  <m:r>
+                    <m:t>D</m:t>
+                  </m:r>
+                </m:e>
+                <m:sub>
+                  <m:r>
+                    <m:t>m</m:t>
+                  </m:r>
+                </m:sub>
+                <m:sup>
+                  <m:acc>
+                    <m:accPr>
+                      <m:chr m:val="‾"/>
+                    </m:accPr>
+                    <m:e>
+                      <m:r>
+                        <m:t>c</m:t>
+                      </m:r>
+                    </m:e>
+                  </m:acc>
+                  <m:r>
+                    <m:rPr>
+                      <m:sty m:val="p"/>
+                    </m:rPr>
+                    <m:t>=</m:t>
+                  </m:r>
+                  <m:r>
+                    <m:t>0</m:t>
+                  </m:r>
+                </m:sup>
+              </m:sSubSup>
+            </m:oMath>
+            <w:r>
+              <w:t xml:space="preserve"> </w:t>
+            </w:r>
+            <w:r>
+              <w:t xml:space="preserve">by</w:t>
+            </w:r>
+            <w:r>
+              <w:t xml:space="preserve"> </w:t>
+            </w:r>
+            <m:oMath>
+              <m:sSub>
+                <m:e>
+                  <m:r>
+                    <m:t>D</m:t>
+                  </m:r>
+                </m:e>
+                <m:sub>
+                  <m:r>
+                    <m:t>m</m:t>
+                  </m:r>
+                </m:sub>
+              </m:sSub>
+            </m:oMath>
+            <w:r>
+              <w:t xml:space="preserve"> </w:t>
+            </w:r>
+            <w:r>
+              <w:t xml:space="preserve">and</w:t>
+            </w:r>
+            <w:r>
+              <w:t xml:space="preserve"> </w:t>
+            </w:r>
+            <m:oMath>
+              <m:sSubSup>
+                <m:e>
+                  <m:r>
+                    <m:t>D</m:t>
+                  </m:r>
+                </m:e>
+                <m:sub>
+                  <m:r>
+                    <m:t>m</m:t>
+                  </m:r>
+                  <m:r>
+                    <m:rPr>
+                      <m:sty m:val="p"/>
+                    </m:rPr>
+                    <m:t>−</m:t>
+                  </m:r>
+                  <m:r>
+                    <m:t>1</m:t>
+                  </m:r>
+                </m:sub>
+                <m:sup>
+                  <m:acc>
+                    <m:accPr>
+                      <m:chr m:val="‾"/>
+                    </m:accPr>
+                    <m:e>
+                      <m:r>
+                        <m:t>c</m:t>
+                      </m:r>
+                    </m:e>
+                  </m:acc>
+                  <m:r>
+                    <m:rPr>
+                      <m:sty m:val="p"/>
+                    </m:rPr>
+                    <m:t>=</m:t>
+                  </m:r>
+                  <m:r>
+                    <m:t>0</m:t>
+                  </m:r>
+                </m:sup>
+              </m:sSubSup>
+            </m:oMath>
+            <w:r>
+              <w:t xml:space="preserve"> </w:t>
+            </w:r>
+            <w:r>
+              <w:t xml:space="preserve">by</w:t>
+            </w:r>
+            <w:r>
+              <w:t xml:space="preserve"> </w:t>
+            </w:r>
+            <m:oMath>
+              <m:sSub>
+                <m:e>
+                  <m:r>
+                    <m:t>D</m:t>
+                  </m:r>
+                </m:e>
+                <m:sub>
+                  <m:r>
+                    <m:t>m</m:t>
+                  </m:r>
+                  <m:r>
+                    <m:rPr>
+                      <m:sty m:val="p"/>
+                    </m:rPr>
+                    <m:t>−</m:t>
+                  </m:r>
+                  <m:r>
+                    <m:t>1</m:t>
+                  </m:r>
+                </m:sub>
+              </m:sSub>
+            </m:oMath>
+            <w:r>
+              <w:t xml:space="preserve">,</w:t>
+            </w:r>
+            <w:r>
+              <w:t xml:space="preserve"> </w:t>
+            </w:r>
+            <w:r>
+              <w:t xml:space="preserve">so the factor equals</w:t>
+            </w:r>
+            <w:r>
+              <w:t xml:space="preserve"> </w:t>
+            </w:r>
+            <m:oMath>
+              <m:r>
+                <m:rPr>
+                  <m:sty m:val="p"/>
+                </m:rPr>
+                <m:t>Pr</m:t>
+              </m:r>
+              <m:r>
+                <m:rPr>
+                  <m:sty m:val="p"/>
+                </m:rPr>
+                <m:t>[</m:t>
+              </m:r>
+              <m:sSub>
+                <m:e>
+                  <m:r>
+                    <m:t>D</m:t>
+                  </m:r>
+                </m:e>
+                <m:sub>
+                  <m:r>
+                    <m:t>m</m:t>
+                  </m:r>
+                </m:sub>
+              </m:sSub>
+              <m:r>
+                <m:rPr>
+                  <m:sty m:val="p"/>
+                </m:rPr>
+                <m:t>=</m:t>
+              </m:r>
+              <m:r>
+                <m:t>0</m:t>
+              </m:r>
+              <m:r>
+                <m:rPr>
+                  <m:sty m:val="p"/>
+                </m:rPr>
+                <m:t>∣</m:t>
+              </m:r>
+              <m:sSub>
+                <m:e>
+                  <m:r>
+                    <m:t>D</m:t>
+                  </m:r>
+                </m:e>
+                <m:sub>
+                  <m:r>
+                    <m:t>m</m:t>
+                  </m:r>
+                  <m:r>
+                    <m:rPr>
+                      <m:sty m:val="p"/>
+                    </m:rPr>
+                    <m:t>−</m:t>
+                  </m:r>
+                  <m:r>
+                    <m:t>1</m:t>
+                  </m:r>
+                </m:sub>
+              </m:sSub>
+              <m:r>
+                <m:rPr>
+                  <m:sty m:val="p"/>
+                </m:rPr>
+                <m:t>=</m:t>
+              </m:r>
+              <m:r>
+                <m:t>0</m:t>
+              </m:r>
+              <m:r>
+                <m:rPr>
+                  <m:sty m:val="p"/>
+                </m:rPr>
+                <m:t>,</m:t>
+              </m:r>
+              <m:sSub>
+                <m:e>
+                  <m:r>
+                    <m:t>C</m:t>
+                  </m:r>
+                </m:e>
+                <m:sub>
+                  <m:r>
+                    <m:t>m</m:t>
+                  </m:r>
+                </m:sub>
+              </m:sSub>
+              <m:r>
+                <m:rPr>
+                  <m:sty m:val="p"/>
+                </m:rPr>
+                <m:t>=</m:t>
+              </m:r>
+              <m:r>
+                <m:t>0</m:t>
+              </m:r>
+              <m:r>
+                <m:rPr>
+                  <m:sty m:val="p"/>
+                </m:rPr>
+                <m:t>,</m:t>
+              </m:r>
+              <m:r>
+                <m:t>A</m:t>
+              </m:r>
+              <m:r>
+                <m:rPr>
+                  <m:sty m:val="p"/>
+                </m:rPr>
+                <m:t>=</m:t>
+              </m:r>
+              <m:r>
+                <m:t>a</m:t>
+              </m:r>
+              <m:r>
+                <m:rPr>
+                  <m:sty m:val="p"/>
+                </m:rPr>
+                <m:t>]</m:t>
+              </m:r>
+            </m:oMath>
+            <w:r>
+              <w:t xml:space="preserve">,</w:t>
+            </w:r>
+            <w:r>
+              <w:t xml:space="preserve"> </w:t>
+            </w:r>
+            <w:r>
+              <w:t xml:space="preserve">which involves only observed data.</w:t>
+            </w:r>
+            <w:r>
+              <w:t xml:space="preserve"> </w:t>
+            </w:r>
+            <w:r>
+              <w:t xml:space="preserve">Multiplying the</w:t>
+            </w:r>
+            <w:r>
+              <w:t xml:space="preserve"> </w:t>
+            </w:r>
+            <m:oMath>
+              <m:r>
+                <m:t>k</m:t>
+              </m:r>
+            </m:oMath>
+            <w:r>
+              <w:t xml:space="preserve"> </w:t>
+            </w:r>
+            <w:r>
+              <w:t xml:space="preserve">factors gives the result.</w:t>
+            </w:r>
+          </w:p>
+          <w:p/>
+        </w:tc>
+      </w:tr>
+    </w:tbl>
+    <w:p>
+      <w:pPr>
+        <w:pStyle w:val="BodyText"/>
+      </w:pPr>
+      <w:r>
+        <w:t xml:space="preserve">The range</w:t>
+      </w:r>
+      <w:r>
+        <w:t xml:space="preserve"> </w:t>
+      </w:r>
+      <m:oMath>
+        <m:r>
+          <m:t>k</m:t>
+        </m:r>
+        <m:r>
+          <m:rPr>
+            <m:sty m:val="p"/>
+          </m:rPr>
+          <m:t>=</m:t>
+        </m:r>
+        <m:r>
+          <m:t>1</m:t>
+        </m:r>
+        <m:r>
+          <m:rPr>
+            <m:sty m:val="p"/>
+          </m:rPr>
+          <m:t>,</m:t>
+        </m:r>
+        <m:r>
+          <m:rPr>
+            <m:sty m:val="p"/>
+          </m:rPr>
+          <m:t>…</m:t>
+        </m:r>
+        <m:r>
+          <m:rPr>
+            <m:sty m:val="p"/>
+          </m:rPr>
+          <m:t>,</m:t>
+        </m:r>
+        <m:sSub>
+          <m:e>
+            <m:r>
+              <m:t>k</m:t>
+            </m:r>
+          </m:e>
+          <m:sub>
+            <m:r>
+              <m:rPr>
+                <m:nor/>
+                <m:sty m:val="p"/>
+              </m:rPr>
+              <m:t>end</m:t>
+            </m:r>
+          </m:sub>
+        </m:sSub>
+      </m:oMath>
+      <w:r>
+        <w:t xml:space="preserve"> </w:t>
+      </w:r>
+      <w:r>
+        <w:t xml:space="preserve">in</w:t>
+      </w:r>
+      <w:r>
+        <w:t xml:space="preserve"> </w:t>
+      </w:r>
+      <w:hyperlink w:anchor="prp-survival-random-censoring">
+        <w:r>
+          <w:rPr>
+            <w:rStyle w:val="Hyperlink"/>
+          </w:rPr>
+          <w:t xml:space="preserve">Proposition 2</w:t>
+        </w:r>
+      </w:hyperlink>
+      <w:r>
+        <w:t xml:space="preserve"> </w:t>
+      </w:r>
+      <w:r>
+        <w:t xml:space="preserve">covers the same times as</w:t>
+      </w:r>
+      <w:r>
+        <w:t xml:space="preserve"> </w:t>
+      </w:r>
+      <m:oMath>
+        <m:sSub>
+          <m:e>
+            <m:r>
+              <m:t>D</m:t>
+            </m:r>
+          </m:e>
+          <m:sub>
+            <m:r>
+              <m:t>k</m:t>
+            </m:r>
+            <m:r>
+              <m:rPr>
+                <m:sty m:val="p"/>
+              </m:rPr>
+              <m:t>+</m:t>
+            </m:r>
+            <m:r>
+              <m:t>1</m:t>
+            </m:r>
+          </m:sub>
+        </m:sSub>
+      </m:oMath>
+      <w:r>
+        <w:t xml:space="preserve"> </w:t>
+      </w:r>
+      <w:r>
+        <w:t xml:space="preserve">for</w:t>
+      </w:r>
+      <w:r>
+        <w:t xml:space="preserve"> </w:t>
+      </w:r>
+      <m:oMath>
+        <m:r>
+          <m:t>k</m:t>
+        </m:r>
+        <m:r>
+          <m:rPr>
+            <m:sty m:val="p"/>
+          </m:rPr>
+          <m:t>=</m:t>
+        </m:r>
+        <m:r>
+          <m:t>0</m:t>
+        </m:r>
+        <m:r>
+          <m:rPr>
+            <m:sty m:val="p"/>
+          </m:rPr>
+          <m:t>,</m:t>
+        </m:r>
+        <m:r>
+          <m:rPr>
+            <m:sty m:val="p"/>
+          </m:rPr>
+          <m:t>…</m:t>
+        </m:r>
+        <m:r>
+          <m:rPr>
+            <m:sty m:val="p"/>
+          </m:rPr>
+          <m:t>,</m:t>
+        </m:r>
+        <m:sSub>
+          <m:e>
+            <m:r>
+              <m:t>k</m:t>
+            </m:r>
+          </m:e>
+          <m:sub>
+            <m:r>
+              <m:rPr>
+                <m:nor/>
+                <m:sty m:val="p"/>
+              </m:rPr>
+              <m:t>end</m:t>
+            </m:r>
+          </m:sub>
+        </m:sSub>
+        <m:r>
+          <m:rPr>
+            <m:sty m:val="p"/>
+          </m:rPr>
+          <m:t>−</m:t>
+        </m:r>
+        <m:r>
+          <m:t>1</m:t>
+        </m:r>
+      </m:oMath>
+      <w:r>
+        <w:t xml:space="preserve"> </w:t>
+      </w:r>
+      <w:r>
+        <w:t xml:space="preserve">elsewhere in this chapter.</w:t>
       </w:r>
     </w:p>
     <w:tbl>
@@ -14210,12 +16544,6 @@
       <w:r>
         <w:t xml:space="preserve">no longer confounds.</w:t>
       </w:r>
-      <w:r>
-        <w:t xml:space="preserve"> </w:t>
-      </w:r>
-      <w:r>
-        <w:t xml:space="preserve">The estimated weights averaged 1, as they should, and ranged from 0.33 to 4.21.</w:t>
-      </w:r>
     </w:p>
     <w:p>
       <w:pPr>
@@ -15121,6 +17449,14 @@
       </w:r>
     </w:p>
     <w:bookmarkEnd w:id="58"/>
+    <w:p>
+      <w:pPr>
+        <w:pStyle w:val="BodyText"/>
+      </w:pPr>
+      <w:r>
+        <w:t xml:space="preserve">In the NHEFS, the estimated weights averaged 1, as they should, and ranged from 0.33 to 4.21.</w:t>
+      </w:r>
+    </w:p>
     <w:tbl>
       <w:tblPr>
         <w:tblStyle w:val="Table"/>
@@ -15446,7 +17782,7 @@
     </w:tbl>
     <w:bookmarkEnd w:id="62"/>
     <w:bookmarkEnd w:id="63"/>
-    <w:bookmarkStart w:id="72" w:name="the-parametric-g-formula-pp.-236-237"/>
+    <w:bookmarkStart w:id="73" w:name="the-parametric-g-formula-pp.-236-237"/>
     <w:p>
       <w:pPr>
         <w:pStyle w:val="Heading2"/>
@@ -15489,7 +17825,7 @@
         <w:t xml:space="preserve">.</w:t>
       </w:r>
     </w:p>
-    <w:bookmarkStart w:id="65" w:name="identification-via-standardization"/>
+    <w:bookmarkStart w:id="66" w:name="identification-via-standardization"/>
     <w:p>
       <w:pPr>
         <w:pStyle w:val="Heading3"/>
@@ -16015,13 +18351,30 @@
               <w:t xml:space="preserve">. </w:t>
             </w:r>
             <w:r>
-              <w:t xml:space="preserve">For a formal proof, see Section 2.3.</w:t>
-            </w:r>
-            <w:r>
-              <w:t xml:space="preserve"> </w:t>
-            </w:r>
-            <w:r>
-              <w:t xml:space="preserve">In outline:</w:t>
+              <w:t xml:space="preserve">The argument is the one that identifies the</w:t>
+            </w:r>
+            <w:r>
+              <w:t xml:space="preserve"> </w:t>
+            </w:r>
+            <w:hyperlink r:id="rId65">
+              <w:r>
+                <w:rPr>
+                  <w:rStyle w:val="Hyperlink"/>
+                </w:rPr>
+                <w:t xml:space="preserve">standardization formula</w:t>
+              </w:r>
+            </w:hyperlink>
+            <w:r>
+              <w:t xml:space="preserve"> </w:t>
+            </w:r>
+            <w:r>
+              <w:t xml:space="preserve">in chapter 2, applied to survival.</w:t>
+            </w:r>
+            <w:r>
+              <w:t xml:space="preserve"> </w:t>
+            </w:r>
+            <w:r>
+              <w:t xml:space="preserve">Step by step:</w:t>
             </w:r>
           </w:p>
           <w:p>
@@ -16570,8 +18923,8 @@
         </w:tc>
       </w:tr>
     </w:tbl>
-    <w:bookmarkEnd w:id="65"/>
-    <w:bookmarkStart w:id="71" w:name="estimation"/>
+    <w:bookmarkEnd w:id="66"/>
+    <w:bookmarkStart w:id="72" w:name="estimation"/>
     <w:p>
       <w:pPr>
         <w:pStyle w:val="Heading3"/>
@@ -16580,7 +18933,7 @@
         <w:t xml:space="preserve">5.2 Estimation</w:t>
       </w:r>
     </w:p>
-    <w:bookmarkStart w:id="66" w:name="alg-gformula-survival"/>
+    <w:bookmarkStart w:id="67" w:name="alg-gformula-survival"/>
     <w:p>
       <w:pPr>
         <w:pStyle w:val="FirstParagraph"/>
@@ -17697,7 +20050,7 @@
         <w:t xml:space="preserve">The book’s Figure 17.7 shows the resulting curves.</w:t>
       </w:r>
     </w:p>
-    <w:bookmarkEnd w:id="66"/>
+    <w:bookmarkEnd w:id="67"/>
     <w:p>
       <w:pPr>
         <w:pStyle w:val="BodyText"/>
@@ -17754,7 +20107,7 @@
               <w:spacing w:before="16" w:after="64"/>
             </w:pPr>
           </w:p>
-          <w:bookmarkStart w:id="67" w:name="exm-nhefs-gformula-survival"/>
+          <w:bookmarkStart w:id="68" w:name="exm-nhefs-gformula-survival"/>
           <w:p>
             <w:pPr>
               <w:pStyle w:val="BodyText"/>
@@ -17982,7 +20335,7 @@
               <w:t xml:space="preserve">yields little evidence of an effect of quitting on mortality during follow-up.</w:t>
             </w:r>
           </w:p>
-          <w:bookmarkEnd w:id="67"/>
+          <w:bookmarkEnd w:id="68"/>
         </w:tc>
       </w:tr>
     </w:tbl>
@@ -18027,18 +20380,18 @@
                 <wp:inline>
                   <wp:extent cx="152400" cy="152400"/>
                   <wp:effectExtent b="0" l="0" r="0" t="0"/>
-                  <wp:docPr descr="" title="" id="69" name="Picture"/>
+                  <wp:docPr descr="" title="" id="70" name="Picture"/>
                   <a:graphic>
                     <a:graphicData uri="http://schemas.openxmlformats.org/drawingml/2006/picture">
                       <pic:pic>
                         <pic:nvPicPr>
-                          <pic:cNvPr descr="/opt/quarto/share/formats/docx/tip.png" id="70" name="Picture"/>
+                          <pic:cNvPr descr="/opt/quarto/share/formats/docx/tip.png" id="71" name="Picture"/>
                           <pic:cNvPicPr>
                             <a:picLocks noChangeArrowheads="1" noChangeAspect="1"/>
                           </pic:cNvPicPr>
                         </pic:nvPicPr>
                         <pic:blipFill>
-                          <a:blip r:embed="rId68"/>
+                          <a:blip r:embed="rId69"/>
                           <a:stretch>
                             <a:fillRect/>
                           </a:stretch>
@@ -18120,9 +20473,9 @@
         </w:tc>
       </w:tr>
     </w:tbl>
-    <w:bookmarkEnd w:id="71"/>
     <w:bookmarkEnd w:id="72"/>
-    <w:bookmarkStart w:id="97" w:name="X3fdb1d76157f7a3bb2660252df95ef70aee9708"/>
+    <w:bookmarkEnd w:id="73"/>
+    <w:bookmarkStart w:id="98" w:name="X3fdb1d76157f7a3bb2660252df95ef70aee9708"/>
     <w:p>
       <w:pPr>
         <w:pStyle w:val="Heading2"/>
@@ -18172,7 +20525,7 @@
               <w:spacing w:before="16" w:after="64"/>
             </w:pPr>
           </w:p>
-          <w:bookmarkStart w:id="73" w:name="rem-snm-no-survival"/>
+          <w:bookmarkStart w:id="74" w:name="rem-snm-no-survival"/>
           <w:p>
             <w:pPr>
               <w:pStyle w:val="BodyText"/>
@@ -18259,7 +20612,7 @@
               <w:t xml:space="preserve">so they cannot give us survivals or hazards.</w:t>
             </w:r>
           </w:p>
-          <w:bookmarkEnd w:id="73"/>
+          <w:bookmarkEnd w:id="74"/>
         </w:tc>
       </w:tr>
     </w:tbl>
@@ -18277,7 +20630,7 @@
         <w:t xml:space="preserve">since structural nested logistic models are hard to extend to treatments that vary over time (Technical Point 14.1).</w:t>
       </w:r>
     </w:p>
-    <w:bookmarkStart w:id="77" w:name="X007052f024a4babf54ac850edd624c01ea84a23"/>
+    <w:bookmarkStart w:id="78" w:name="X007052f024a4babf54ac850edd624c01ea84a23"/>
     <w:p>
       <w:pPr>
         <w:pStyle w:val="Heading3"/>
@@ -18320,7 +20673,7 @@
               <w:spacing w:before="16" w:after="64"/>
             </w:pPr>
           </w:p>
-          <w:bookmarkStart w:id="74" w:name="rem-snm-survival-models"/>
+          <w:bookmarkStart w:id="75" w:name="rem-snm-survival-models"/>
           <w:p>
             <w:pPr>
               <w:pStyle w:val="BodyText"/>
@@ -18344,7 +20697,7 @@
               <w:pStyle w:val="Compact"/>
               <w:numPr>
                 <w:ilvl w:val="0"/>
-                <w:numId w:val="1007"/>
+                <w:numId w:val="1008"/>
               </w:numPr>
             </w:pPr>
             <w:r>
@@ -18384,7 +20737,7 @@
               <w:pStyle w:val="Compact"/>
               <w:numPr>
                 <w:ilvl w:val="0"/>
-                <w:numId w:val="1007"/>
+                <w:numId w:val="1008"/>
               </w:numPr>
             </w:pPr>
             <w:r>
@@ -18421,7 +20774,7 @@
               <w:pStyle w:val="Compact"/>
               <w:numPr>
                 <w:ilvl w:val="0"/>
-                <w:numId w:val="1007"/>
+                <w:numId w:val="1008"/>
               </w:numPr>
             </w:pPr>
             <w:r>
@@ -18447,7 +20800,7 @@
               <w:t xml:space="preserve">.</w:t>
             </w:r>
           </w:p>
-          <w:bookmarkEnd w:id="74"/>
+          <w:bookmarkEnd w:id="75"/>
         </w:tc>
       </w:tr>
     </w:tbl>
@@ -18500,12 +20853,12 @@
                 <wp:inline>
                   <wp:extent cx="152400" cy="152400"/>
                   <wp:effectExtent b="0" l="0" r="0" t="0"/>
-                  <wp:docPr descr="" title="" id="75" name="Picture"/>
+                  <wp:docPr descr="" title="" id="76" name="Picture"/>
                   <a:graphic>
                     <a:graphicData uri="http://schemas.openxmlformats.org/drawingml/2006/picture">
                       <pic:pic>
                         <pic:nvPicPr>
-                          <pic:cNvPr descr="/opt/quarto/share/formats/docx/note.png" id="76" name="Picture"/>
+                          <pic:cNvPr descr="/opt/quarto/share/formats/docx/note.png" id="77" name="Picture"/>
                           <pic:cNvPicPr>
                             <a:picLocks noChangeArrowheads="1" noChangeAspect="1"/>
                           </pic:cNvPicPr>
@@ -19518,8 +21871,8 @@
         </w:tc>
       </w:tr>
     </w:tbl>
-    <w:bookmarkEnd w:id="77"/>
-    <w:bookmarkStart w:id="82" w:name="structural-nested-aft-models"/>
+    <w:bookmarkEnd w:id="78"/>
+    <w:bookmarkStart w:id="83" w:name="structural-nested-aft-models"/>
     <w:p>
       <w:pPr>
         <w:pStyle w:val="Heading3"/>
@@ -19562,7 +21915,7 @@
               <w:spacing w:before="16" w:after="64"/>
             </w:pPr>
           </w:p>
-          <w:bookmarkStart w:id="78" w:name="def-structural-nested-aft"/>
+          <w:bookmarkStart w:id="79" w:name="def-structural-nested-aft"/>
           <w:p>
             <w:pPr>
               <w:pStyle w:val="BodyText"/>
@@ -19935,7 +22288,7 @@
               <w:pStyle w:val="Compact"/>
               <w:numPr>
                 <w:ilvl w:val="0"/>
-                <w:numId w:val="1008"/>
+                <w:numId w:val="1009"/>
               </w:numPr>
             </w:pPr>
             <m:oMath>
@@ -19970,7 +22323,7 @@
               <w:pStyle w:val="Compact"/>
               <w:numPr>
                 <w:ilvl w:val="0"/>
-                <w:numId w:val="1008"/>
+                <w:numId w:val="1009"/>
               </w:numPr>
             </w:pPr>
             <m:oMath>
@@ -20005,7 +22358,7 @@
               <w:pStyle w:val="Compact"/>
               <w:numPr>
                 <w:ilvl w:val="0"/>
-                <w:numId w:val="1008"/>
+                <w:numId w:val="1009"/>
               </w:numPr>
             </w:pPr>
             <m:oMath>
@@ -20035,7 +22388,7 @@
               <w:t xml:space="preserve">: treatment does not affect survival time</w:t>
             </w:r>
           </w:p>
-          <w:bookmarkEnd w:id="78"/>
+          <w:bookmarkEnd w:id="79"/>
         </w:tc>
       </w:tr>
     </w:tbl>
@@ -20304,7 +22657,7 @@
               <w:spacing w:before="16" w:after="64"/>
             </w:pPr>
           </w:p>
-          <w:bookmarkStart w:id="79" w:name="prp-aft-observed-time"/>
+          <w:bookmarkStart w:id="80" w:name="prp-aft-observed-time"/>
           <w:p>
             <w:pPr>
               <w:pStyle w:val="BodyText"/>
@@ -20619,7 +22972,7 @@
               </m:oMath>
             </m:oMathPara>
           </w:p>
-          <w:bookmarkEnd w:id="79"/>
+          <w:bookmarkEnd w:id="80"/>
         </w:tc>
       </w:tr>
     </w:tbl>
@@ -21087,12 +23440,12 @@
                 <wp:inline>
                   <wp:extent cx="152400" cy="152400"/>
                   <wp:effectExtent b="0" l="0" r="0" t="0"/>
-                  <wp:docPr descr="" title="" id="80" name="Picture"/>
+                  <wp:docPr descr="" title="" id="81" name="Picture"/>
                   <a:graphic>
                     <a:graphicData uri="http://schemas.openxmlformats.org/drawingml/2006/picture">
                       <pic:pic>
                         <pic:nvPicPr>
-                          <pic:cNvPr descr="/opt/quarto/share/formats/docx/warning.png" id="81" name="Picture"/>
+                          <pic:cNvPr descr="/opt/quarto/share/formats/docx/warning.png" id="82" name="Picture"/>
                           <pic:cNvPicPr>
                             <a:picLocks noChangeArrowheads="1" noChangeAspect="1"/>
                           </pic:cNvPicPr>
@@ -21477,8 +23830,8 @@
         </w:tc>
       </w:tr>
     </w:tbl>
-    <w:bookmarkEnd w:id="82"/>
-    <w:bookmarkStart w:id="86" w:name="g-estimation-without-censoring"/>
+    <w:bookmarkEnd w:id="83"/>
+    <w:bookmarkStart w:id="87" w:name="g-estimation-without-censoring"/>
     <w:p>
       <w:pPr>
         <w:pStyle w:val="Heading3"/>
@@ -21605,7 +23958,7 @@
         <w:t xml:space="preserve">g-estimation would follow Section 14.5:</w:t>
       </w:r>
     </w:p>
-    <w:bookmarkStart w:id="83" w:name="alg-g-estimation-aft"/>
+    <w:bookmarkStart w:id="84" w:name="alg-g-estimation-aft"/>
     <w:p>
       <w:pPr>
         <w:pStyle w:val="BodyText"/>
@@ -21629,7 +23982,7 @@
         <w:pStyle w:val="Compact"/>
         <w:numPr>
           <w:ilvl w:val="0"/>
-          <w:numId w:val="1009"/>
+          <w:numId w:val="1010"/>
         </w:numPr>
       </w:pPr>
       <w:r>
@@ -21773,7 +24126,7 @@
         <w:pStyle w:val="Compact"/>
         <w:numPr>
           <w:ilvl w:val="0"/>
-          <w:numId w:val="1009"/>
+          <w:numId w:val="1010"/>
         </w:numPr>
       </w:pPr>
       <w:r>
@@ -21986,7 +24339,7 @@
         <w:t xml:space="preserve">.</w:t>
       </w:r>
     </w:p>
-    <w:bookmarkEnd w:id="83"/>
+    <w:bookmarkEnd w:id="84"/>
     <w:tbl>
       <w:tblPr>
         <w:tblStyle w:val="Table"/>
@@ -22028,18 +24381,18 @@
                 <wp:inline>
                   <wp:extent cx="152400" cy="152400"/>
                   <wp:effectExtent b="0" l="0" r="0" t="0"/>
-                  <wp:docPr descr="" title="" id="84" name="Picture"/>
+                  <wp:docPr descr="" title="" id="85" name="Picture"/>
                   <a:graphic>
                     <a:graphicData uri="http://schemas.openxmlformats.org/drawingml/2006/picture">
                       <pic:pic>
                         <pic:nvPicPr>
-                          <pic:cNvPr descr="/opt/quarto/share/formats/docx/tip.png" id="85" name="Picture"/>
+                          <pic:cNvPr descr="/opt/quarto/share/formats/docx/tip.png" id="86" name="Picture"/>
                           <pic:cNvPicPr>
                             <a:picLocks noChangeArrowheads="1" noChangeAspect="1"/>
                           </pic:cNvPicPr>
                         </pic:nvPicPr>
                         <pic:blipFill>
-                          <a:blip r:embed="rId68"/>
+                          <a:blip r:embed="rId69"/>
                           <a:stretch>
                             <a:fillRect/>
                           </a:stretch>
@@ -22109,8 +24462,8 @@
         </w:tc>
       </w:tr>
     </w:tbl>
-    <w:bookmarkEnd w:id="86"/>
-    <w:bookmarkStart w:id="89" w:name="Xef19479ea2784059f17506e0ff97f4b2b271fc9"/>
+    <w:bookmarkEnd w:id="87"/>
+    <w:bookmarkStart w:id="90" w:name="Xef19479ea2784059f17506e0ff97f4b2b271fc9"/>
     <w:p>
       <w:pPr>
         <w:pStyle w:val="Heading3"/>
@@ -22297,7 +24650,7 @@
       <w:tr>
         <w:tc>
           <w:tcPr/>
-          <w:bookmarkStart w:id="87" w:name="tbl-aft-example"/>
+          <w:bookmarkStart w:id="88" w:name="tbl-aft-example"/>
           <w:p>
             <w:pPr>
               <w:jc w:val="center"/>
@@ -22524,7 +24877,7 @@
               </w:tc>
             </w:tr>
           </w:tbl>
-          <w:bookmarkEnd w:id="87"/>
+          <w:bookmarkEnd w:id="88"/>
           <w:p/>
         </w:tc>
       </w:tr>
@@ -22889,7 +25242,7 @@
               <w:spacing w:before="16" w:after="64"/>
             </w:pPr>
           </w:p>
-          <w:bookmarkStart w:id="88" w:name="exm-aft-selection-bias"/>
+          <w:bookmarkStart w:id="89" w:name="exm-aft-selection-bias"/>
           <w:p>
             <w:pPr>
               <w:pStyle w:val="BodyText"/>
@@ -22950,7 +25303,7 @@
               <w:pStyle w:val="Compact"/>
               <w:numPr>
                 <w:ilvl w:val="0"/>
-                <w:numId w:val="1010"/>
+                <w:numId w:val="1011"/>
               </w:numPr>
             </w:pPr>
             <w:r>
@@ -22962,7 +25315,7 @@
               <w:pStyle w:val="Compact"/>
               <w:numPr>
                 <w:ilvl w:val="0"/>
-                <w:numId w:val="1010"/>
+                <w:numId w:val="1011"/>
               </w:numPr>
             </w:pPr>
             <w:r>
@@ -22974,7 +25327,7 @@
               <w:pStyle w:val="Compact"/>
               <w:numPr>
                 <w:ilvl w:val="0"/>
-                <w:numId w:val="1010"/>
+                <w:numId w:val="1011"/>
               </w:numPr>
             </w:pPr>
             <w:r>
@@ -23013,12 +25366,12 @@
               <w:t xml:space="preserve">This selection bias (Chapter 8) occurs whenever treatment changes survival time at all.</w:t>
             </w:r>
           </w:p>
-          <w:bookmarkEnd w:id="88"/>
+          <w:bookmarkEnd w:id="89"/>
         </w:tc>
       </w:tr>
     </w:tbl>
-    <w:bookmarkEnd w:id="89"/>
-    <w:bookmarkStart w:id="93" w:name="artificial-censoring"/>
+    <w:bookmarkEnd w:id="90"/>
+    <w:bookmarkStart w:id="94" w:name="artificial-censoring"/>
     <w:p>
       <w:pPr>
         <w:pStyle w:val="Heading3"/>
@@ -23061,7 +25414,7 @@
               <w:spacing w:before="16" w:after="64"/>
             </w:pPr>
           </w:p>
-          <w:bookmarkStart w:id="90" w:name="def-artificial-censoring"/>
+          <w:bookmarkStart w:id="91" w:name="def-artificial-censoring"/>
           <w:p>
             <w:pPr>
               <w:pStyle w:val="BodyText"/>
@@ -23295,7 +25648,7 @@
               <w:t xml:space="preserve">.</w:t>
             </w:r>
           </w:p>
-          <w:bookmarkEnd w:id="90"/>
+          <w:bookmarkEnd w:id="91"/>
         </w:tc>
       </w:tr>
     </w:tbl>
@@ -23471,12 +25824,12 @@
                 <wp:inline>
                   <wp:extent cx="152400" cy="152400"/>
                   <wp:effectExtent b="0" l="0" r="0" t="0"/>
-                  <wp:docPr descr="" title="" id="91" name="Picture"/>
+                  <wp:docPr descr="" title="" id="92" name="Picture"/>
                   <a:graphic>
                     <a:graphicData uri="http://schemas.openxmlformats.org/drawingml/2006/picture">
                       <pic:pic>
                         <pic:nvPicPr>
-                          <pic:cNvPr descr="/opt/quarto/share/formats/docx/note.png" id="92" name="Picture"/>
+                          <pic:cNvPr descr="/opt/quarto/share/formats/docx/note.png" id="93" name="Picture"/>
                           <pic:cNvPicPr>
                             <a:picLocks noChangeArrowheads="1" noChangeAspect="1"/>
                           </pic:cNvPicPr>
@@ -23837,7 +26190,7 @@
               <w:pStyle w:val="Compact"/>
               <w:numPr>
                 <w:ilvl w:val="0"/>
-                <w:numId w:val="1011"/>
+                <w:numId w:val="1012"/>
               </w:numPr>
             </w:pPr>
             <w:r>
@@ -23941,7 +26294,7 @@
               <w:pStyle w:val="Compact"/>
               <w:numPr>
                 <w:ilvl w:val="0"/>
-                <w:numId w:val="1011"/>
+                <w:numId w:val="1012"/>
               </w:numPr>
             </w:pPr>
             <w:r>
@@ -24065,7 +26418,7 @@
               <w:pStyle w:val="Compact"/>
               <w:numPr>
                 <w:ilvl w:val="0"/>
-                <w:numId w:val="1011"/>
+                <w:numId w:val="1012"/>
               </w:numPr>
             </w:pPr>
             <w:r>
@@ -24575,8 +26928,8 @@
         </w:tc>
       </w:tr>
     </w:tbl>
-    <w:bookmarkEnd w:id="93"/>
-    <w:bookmarkStart w:id="96" w:name="nhefs-results-and-practical-obstacles"/>
+    <w:bookmarkEnd w:id="94"/>
+    <w:bookmarkStart w:id="97" w:name="nhefs-results-and-practical-obstacles"/>
     <w:p>
       <w:pPr>
         <w:pStyle w:val="Heading3"/>
@@ -24619,7 +26972,7 @@
               <w:spacing w:before="16" w:after="64"/>
             </w:pPr>
           </w:p>
-          <w:bookmarkStart w:id="94" w:name="exm-nhefs-aft-g-estimation"/>
+          <w:bookmarkStart w:id="95" w:name="exm-nhefs-aft-g-estimation"/>
           <w:p>
             <w:pPr>
               <w:pStyle w:val="BodyText"/>
@@ -24935,7 +27288,7 @@
               <w:t xml:space="preserve">so quitting appears to have little effect on time to death.</w:t>
             </w:r>
           </w:p>
-          <w:bookmarkEnd w:id="94"/>
+          <w:bookmarkEnd w:id="95"/>
         </w:tc>
       </w:tr>
     </w:tbl>
@@ -25038,7 +27391,7 @@
               <w:spacing w:before="16" w:after="64"/>
             </w:pPr>
           </w:p>
-          <w:bookmarkStart w:id="95" w:name="rem-snm-rarely-used"/>
+          <w:bookmarkStart w:id="96" w:name="rem-snm-rarely-used"/>
           <w:p>
             <w:pPr>
               <w:pStyle w:val="BodyText"/>
@@ -25099,13 +27452,13 @@
               <w:t xml:space="preserve">particularly when the AFT model is neither deterministic nor rank-preserving.</w:t>
             </w:r>
           </w:p>
-          <w:bookmarkEnd w:id="95"/>
+          <w:bookmarkEnd w:id="96"/>
         </w:tc>
       </w:tr>
     </w:tbl>
-    <w:bookmarkEnd w:id="96"/>
     <w:bookmarkEnd w:id="97"/>
-    <w:bookmarkStart w:id="100" w:name="summary"/>
+    <w:bookmarkEnd w:id="98"/>
+    <w:bookmarkStart w:id="101" w:name="summary"/>
     <w:p>
       <w:pPr>
         <w:pStyle w:val="Heading2"/>
@@ -25141,7 +27494,7 @@
         <w:pStyle w:val="Compact"/>
         <w:numPr>
           <w:ilvl w:val="0"/>
-          <w:numId w:val="1012"/>
+          <w:numId w:val="1013"/>
         </w:numPr>
       </w:pPr>
       <w:r>
@@ -25160,7 +27513,7 @@
         <w:pStyle w:val="Compact"/>
         <w:numPr>
           <w:ilvl w:val="0"/>
-          <w:numId w:val="1012"/>
+          <w:numId w:val="1013"/>
         </w:numPr>
       </w:pPr>
       <w:r>
@@ -25333,7 +27686,7 @@
         <w:pStyle w:val="Compact"/>
         <w:numPr>
           <w:ilvl w:val="0"/>
-          <w:numId w:val="1012"/>
+          <w:numId w:val="1013"/>
         </w:numPr>
       </w:pPr>
       <w:r>
@@ -25352,7 +27705,7 @@
         <w:pStyle w:val="Compact"/>
         <w:numPr>
           <w:ilvl w:val="0"/>
-          <w:numId w:val="1012"/>
+          <w:numId w:val="1013"/>
         </w:numPr>
       </w:pPr>
       <w:r>
@@ -25377,7 +27730,7 @@
         <w:pStyle w:val="Compact"/>
         <w:numPr>
           <w:ilvl w:val="0"/>
-          <w:numId w:val="1012"/>
+          <w:numId w:val="1013"/>
         </w:numPr>
       </w:pPr>
       <w:r>
@@ -25474,7 +27827,7 @@
         <w:pStyle w:val="Compact"/>
         <w:numPr>
           <w:ilvl w:val="0"/>
-          <w:numId w:val="1012"/>
+          <w:numId w:val="1013"/>
         </w:numPr>
       </w:pPr>
       <w:r>
@@ -25513,7 +27866,7 @@
         <w:pStyle w:val="Compact"/>
         <w:numPr>
           <w:ilvl w:val="0"/>
-          <w:numId w:val="1012"/>
+          <w:numId w:val="1013"/>
         </w:numPr>
       </w:pPr>
       <w:r>
@@ -25525,46 +27878,6 @@
       </w:r>
       <w:r>
         <w:t xml:space="preserve">: Standardizes conditional survivals to the covariate distribution</w:t>
-      </w:r>
-    </w:p>
-    <w:p>
-      <w:pPr>
-        <w:pStyle w:val="Compact"/>
-        <w:numPr>
-          <w:ilvl w:val="0"/>
-          <w:numId w:val="1012"/>
-        </w:numPr>
-      </w:pPr>
-      <w:r>
-        <w:rPr>
-          <w:b/>
-          <w:bCs/>
-        </w:rPr>
-        <w:t xml:space="preserve">G-estimation of structural nested AFT models</w:t>
-      </w:r>
-      <w:r>
-        <w:t xml:space="preserve">: Models the ratio of survival times;</w:t>
-      </w:r>
-      <w:r>
-        <w:t xml:space="preserve"> </w:t>
-      </w:r>
-      <w:r>
-        <w:t xml:space="preserve">requires artificial censoring to handle administrative censoring</w:t>
-      </w:r>
-    </w:p>
-    <w:p>
-      <w:pPr>
-        <w:pStyle w:val="FirstParagraph"/>
-      </w:pPr>
-      <w:r>
-        <w:rPr>
-          <w:b/>
-          <w:bCs/>
-        </w:rPr>
-        <w:t xml:space="preserve">Causal estimands for survival outcomes</w:t>
-      </w:r>
-      <w:r>
-        <w:t xml:space="preserve">:</w:t>
       </w:r>
     </w:p>
     <w:p>
@@ -25573,6 +27886,46 @@
         <w:numPr>
           <w:ilvl w:val="0"/>
           <w:numId w:val="1013"/>
+        </w:numPr>
+      </w:pPr>
+      <w:r>
+        <w:rPr>
+          <w:b/>
+          <w:bCs/>
+        </w:rPr>
+        <w:t xml:space="preserve">G-estimation of structural nested AFT models</w:t>
+      </w:r>
+      <w:r>
+        <w:t xml:space="preserve">: Models the ratio of survival times;</w:t>
+      </w:r>
+      <w:r>
+        <w:t xml:space="preserve"> </w:t>
+      </w:r>
+      <w:r>
+        <w:t xml:space="preserve">requires artificial censoring to handle administrative censoring</w:t>
+      </w:r>
+    </w:p>
+    <w:p>
+      <w:pPr>
+        <w:pStyle w:val="FirstParagraph"/>
+      </w:pPr>
+      <w:r>
+        <w:rPr>
+          <w:b/>
+          <w:bCs/>
+        </w:rPr>
+        <w:t xml:space="preserve">Causal estimands for survival outcomes</w:t>
+      </w:r>
+      <w:r>
+        <w:t xml:space="preserve">:</w:t>
+      </w:r>
+    </w:p>
+    <w:p>
+      <w:pPr>
+        <w:pStyle w:val="Compact"/>
+        <w:numPr>
+          <w:ilvl w:val="0"/>
+          <w:numId w:val="1014"/>
         </w:numPr>
       </w:pPr>
       <w:r>
@@ -25708,7 +28061,7 @@
         <w:pStyle w:val="Compact"/>
         <w:numPr>
           <w:ilvl w:val="0"/>
-          <w:numId w:val="1013"/>
+          <w:numId w:val="1014"/>
         </w:numPr>
       </w:pPr>
       <w:r>
@@ -25862,7 +28215,7 @@
         <w:pStyle w:val="Compact"/>
         <w:numPr>
           <w:ilvl w:val="0"/>
-          <w:numId w:val="1014"/>
+          <w:numId w:val="1015"/>
         </w:numPr>
       </w:pPr>
       <w:r>
@@ -25874,7 +28227,7 @@
         <w:pStyle w:val="Compact"/>
         <w:numPr>
           <w:ilvl w:val="0"/>
-          <w:numId w:val="1014"/>
+          <w:numId w:val="1015"/>
         </w:numPr>
       </w:pPr>
       <w:r>
@@ -25892,7 +28245,7 @@
         <w:pStyle w:val="Compact"/>
         <w:numPr>
           <w:ilvl w:val="0"/>
-          <w:numId w:val="1014"/>
+          <w:numId w:val="1015"/>
         </w:numPr>
       </w:pPr>
       <w:r>
@@ -25936,7 +28289,7 @@
         <w:pStyle w:val="Compact"/>
         <w:numPr>
           <w:ilvl w:val="0"/>
-          <w:numId w:val="1014"/>
+          <w:numId w:val="1015"/>
         </w:numPr>
       </w:pPr>
       <w:r>
@@ -26094,7 +28447,7 @@
         <w:pStyle w:val="Compact"/>
         <w:numPr>
           <w:ilvl w:val="0"/>
-          <w:numId w:val="1015"/>
+          <w:numId w:val="1016"/>
         </w:numPr>
       </w:pPr>
       <w:r>
@@ -26124,7 +28477,7 @@
         <w:pStyle w:val="Compact"/>
         <w:numPr>
           <w:ilvl w:val="0"/>
-          <w:numId w:val="1015"/>
+          <w:numId w:val="1016"/>
         </w:numPr>
       </w:pPr>
       <w:r>
@@ -26136,7 +28489,7 @@
         <w:pStyle w:val="Compact"/>
         <w:numPr>
           <w:ilvl w:val="0"/>
-          <w:numId w:val="1015"/>
+          <w:numId w:val="1016"/>
         </w:numPr>
       </w:pPr>
       <w:r>
@@ -26184,12 +28537,12 @@
                 <wp:inline>
                   <wp:extent cx="152400" cy="152400"/>
                   <wp:effectExtent b="0" l="0" r="0" t="0"/>
-                  <wp:docPr descr="" title="" id="98" name="Picture"/>
+                  <wp:docPr descr="" title="" id="99" name="Picture"/>
                   <a:graphic>
                     <a:graphicData uri="http://schemas.openxmlformats.org/drawingml/2006/picture">
                       <pic:pic>
                         <pic:nvPicPr>
-                          <pic:cNvPr descr="/opt/quarto/share/formats/docx/warning.png" id="99" name="Picture"/>
+                          <pic:cNvPr descr="/opt/quarto/share/formats/docx/warning.png" id="100" name="Picture"/>
                           <pic:cNvPicPr>
                             <a:picLocks noChangeArrowheads="1" noChangeAspect="1"/>
                           </pic:cNvPicPr>
@@ -26249,7 +28602,7 @@
               <w:pStyle w:val="Compact"/>
               <w:numPr>
                 <w:ilvl w:val="0"/>
-                <w:numId w:val="1016"/>
+                <w:numId w:val="1017"/>
               </w:numPr>
             </w:pPr>
             <w:r>
@@ -26261,7 +28614,7 @@
               <w:pStyle w:val="Compact"/>
               <w:numPr>
                 <w:ilvl w:val="0"/>
-                <w:numId w:val="1016"/>
+                <w:numId w:val="1017"/>
               </w:numPr>
             </w:pPr>
             <w:r>
@@ -26273,7 +28626,7 @@
               <w:pStyle w:val="Compact"/>
               <w:numPr>
                 <w:ilvl w:val="0"/>
-                <w:numId w:val="1016"/>
+                <w:numId w:val="1017"/>
               </w:numPr>
             </w:pPr>
             <w:r>
@@ -26285,7 +28638,7 @@
               <w:pStyle w:val="Compact"/>
               <w:numPr>
                 <w:ilvl w:val="0"/>
-                <w:numId w:val="1016"/>
+                <w:numId w:val="1017"/>
               </w:numPr>
             </w:pPr>
             <w:r>
@@ -26317,8 +28670,8 @@
         <w:t xml:space="preserve">The g-formula and IP weighting remain powerful tools, but they must account for the time-varying nature of both treatment and confounders.</w:t>
       </w:r>
     </w:p>
-    <w:bookmarkEnd w:id="100"/>
-    <w:bookmarkStart w:id="104" w:name="references"/>
+    <w:bookmarkEnd w:id="101"/>
+    <w:bookmarkStart w:id="105" w:name="references"/>
     <w:p>
       <w:pPr>
         <w:pStyle w:val="Heading2"/>
@@ -26334,8 +28687,8 @@
         </w:pict>
       </w:r>
     </w:p>
-    <w:bookmarkStart w:id="103" w:name="refs"/>
-    <w:bookmarkStart w:id="102" w:name="ref-hernan2020causal"/>
+    <w:bookmarkStart w:id="104" w:name="refs"/>
+    <w:bookmarkStart w:id="103" w:name="ref-hernan2020causal"/>
     <w:p>
       <w:pPr>
         <w:pStyle w:val="Bibliography"/>
@@ -26359,7 +28712,7 @@
       <w:r>
         <w:t xml:space="preserve"> </w:t>
       </w:r>
-      <w:hyperlink r:id="rId101">
+      <w:hyperlink r:id="rId102">
         <w:r>
           <w:rPr>
             <w:rStyle w:val="Hyperlink"/>
@@ -26371,9 +28724,9 @@
         <w:t xml:space="preserve">.</w:t>
       </w:r>
     </w:p>
-    <w:bookmarkEnd w:id="102"/>
     <w:bookmarkEnd w:id="103"/>
     <w:bookmarkEnd w:id="104"/>
+    <w:bookmarkEnd w:id="105"/>
     <w:sectPr>
       <w:footnotePr>
         <w:numRestart w:val="eachSect"/>
@@ -26700,6 +29053,9 @@
     <w:abstractNumId w:val="991"/>
   </w:num>
   <w:num w:numId="1009">
+    <w:abstractNumId w:val="991"/>
+  </w:num>
+  <w:num w:numId="1010">
     <w:abstractNumId w:val="99411"/>
     <w:lvlOverride w:ilvl="0">
       <w:startOverride w:val="1"/>
@@ -26729,13 +29085,13 @@
       <w:startOverride w:val="1"/>
     </w:lvlOverride>
   </w:num>
-  <w:num w:numId="1010">
-    <w:abstractNumId w:val="991"/>
-  </w:num>
   <w:num w:numId="1011">
     <w:abstractNumId w:val="991"/>
   </w:num>
   <w:num w:numId="1012">
+    <w:abstractNumId w:val="991"/>
+  </w:num>
+  <w:num w:numId="1013">
     <w:abstractNumId w:val="99411"/>
     <w:lvlOverride w:ilvl="0">
       <w:startOverride w:val="1"/>
@@ -26765,9 +29121,6 @@
       <w:startOverride w:val="1"/>
     </w:lvlOverride>
   </w:num>
-  <w:num w:numId="1013">
-    <w:abstractNumId w:val="991"/>
-  </w:num>
   <w:num w:numId="1014">
     <w:abstractNumId w:val="991"/>
   </w:num>
@@ -26775,6 +29128,9 @@
     <w:abstractNumId w:val="991"/>
   </w:num>
   <w:num w:numId="1016">
+    <w:abstractNumId w:val="991"/>
+  </w:num>
+  <w:num w:numId="1017">
     <w:abstractNumId w:val="99411"/>
     <w:lvlOverride w:ilvl="0">
       <w:startOverride w:val="1"/>

--- a/pr-preview/pr-101/chapters/17-causal-survival-analysis.docx
+++ b/pr-preview/pr-101/chapters/17-causal-survival-analysis.docx
@@ -3368,13 +3368,53 @@
                 <w:b/>
                 <w:bCs/>
               </w:rPr>
-              <w:t xml:space="preserve">Definition 5 (Survival, Risk, and Hazard)</w:t>
-            </w:r>
-            <w:r>
-              <w:t xml:space="preserve"> </w:t>
-            </w:r>
-            <w:r>
-              <w:t xml:space="preserve"> </w:t>
+              <w:t xml:space="preserve">Definition 5 (Survival, risk, and hazard via the event indicator)</w:t>
+            </w:r>
+            <w:r>
+              <w:t xml:space="preserve"> </w:t>
+            </w:r>
+            <w:r>
+              <w:t xml:space="preserve">These are the quantities of</w:t>
+            </w:r>
+            <w:r>
+              <w:t xml:space="preserve"> </w:t>
+            </w:r>
+            <w:hyperlink w:anchor="def-survival-risk-hazard-time">
+              <w:r>
+                <w:rPr>
+                  <w:rStyle w:val="Hyperlink"/>
+                </w:rPr>
+                <w:t xml:space="preserve">Definition 2</w:t>
+              </w:r>
+            </w:hyperlink>
+            <w:r>
+              <w:t xml:space="preserve">,</w:t>
+            </w:r>
+            <w:r>
+              <w:t xml:space="preserve"> </w:t>
+            </w:r>
+            <w:r>
+              <w:t xml:space="preserve">rewritten in terms of</w:t>
+            </w:r>
+            <w:r>
+              <w:t xml:space="preserve"> </w:t>
+            </w:r>
+            <m:oMath>
+              <m:sSub>
+                <m:e>
+                  <m:r>
+                    <m:t>D</m:t>
+                  </m:r>
+                </m:e>
+                <m:sub>
+                  <m:r>
+                    <m:t>k</m:t>
+                  </m:r>
+                </m:sub>
+              </m:sSub>
+            </m:oMath>
+            <w:r>
+              <w:t xml:space="preserve">:</w:t>
             </w:r>
           </w:p>
           <w:p>
@@ -14192,7 +14232,104 @@
               <w:t xml:space="preserve"> </w:t>
             </w:r>
             <w:r>
-              <w:t xml:space="preserve">Among people with</w:t>
+              <w:t xml:space="preserve">Being uncensored at</w:t>
+            </w:r>
+            <w:r>
+              <w:t xml:space="preserve"> </w:t>
+            </w:r>
+            <m:oMath>
+              <m:r>
+                <m:t>m</m:t>
+              </m:r>
+            </m:oMath>
+            <w:r>
+              <w:t xml:space="preserve"> </w:t>
+            </w:r>
+            <w:r>
+              <w:t xml:space="preserve">implies being uncensored at</w:t>
+            </w:r>
+            <w:r>
+              <w:t xml:space="preserve"> </w:t>
+            </w:r>
+            <m:oMath>
+              <m:r>
+                <m:t>m</m:t>
+              </m:r>
+              <m:r>
+                <m:rPr>
+                  <m:sty m:val="p"/>
+                </m:rPr>
+                <m:t>−</m:t>
+              </m:r>
+              <m:r>
+                <m:t>1</m:t>
+              </m:r>
+            </m:oMath>
+            <w:r>
+              <w:t xml:space="preserve">,</w:t>
+            </w:r>
+            <w:r>
+              <w:t xml:space="preserve"> </w:t>
+            </w:r>
+            <w:r>
+              <w:t xml:space="preserve">because by</w:t>
+            </w:r>
+            <w:r>
+              <w:t xml:space="preserve"> </w:t>
+            </w:r>
+            <w:hyperlink w:anchor="def-time-varying-censoring-indicator">
+              <w:r>
+                <w:rPr>
+                  <w:rStyle w:val="Hyperlink"/>
+                </w:rPr>
+                <w:t xml:space="preserve">Definition 8</w:t>
+              </w:r>
+            </w:hyperlink>
+            <w:r>
+              <w:t xml:space="preserve"> </w:t>
+            </w:r>
+            <w:r>
+              <w:t xml:space="preserve">a follow-up that ends at or beyond</w:t>
+            </w:r>
+            <w:r>
+              <w:t xml:space="preserve"> </w:t>
+            </w:r>
+            <m:oMath>
+              <m:r>
+                <m:t>m</m:t>
+              </m:r>
+            </m:oMath>
+            <w:r>
+              <w:t xml:space="preserve"> </w:t>
+            </w:r>
+            <w:r>
+              <w:t xml:space="preserve">also ends at or beyond</w:t>
+            </w:r>
+            <w:r>
+              <w:t xml:space="preserve"> </w:t>
+            </w:r>
+            <m:oMath>
+              <m:r>
+                <m:t>m</m:t>
+              </m:r>
+              <m:r>
+                <m:rPr>
+                  <m:sty m:val="p"/>
+                </m:rPr>
+                <m:t>−</m:t>
+              </m:r>
+              <m:r>
+                <m:t>1</m:t>
+              </m:r>
+            </m:oMath>
+            <w:r>
+              <w:t xml:space="preserve">;</w:t>
+            </w:r>
+            <w:r>
+              <w:t xml:space="preserve"> </w:t>
+            </w:r>
+            <w:r>
+              <w:t xml:space="preserve">so the people with</w:t>
             </w:r>
             <w:r>
               <w:t xml:space="preserve"> </w:t>
@@ -14221,7 +14358,50 @@
               </m:r>
             </m:oMath>
             <w:r>
-              <w:t xml:space="preserve">, consistency replaces</w:t>
+              <w:t xml:space="preserve"> </w:t>
+            </w:r>
+            <w:r>
+              <w:t xml:space="preserve">were observed at</w:t>
+            </w:r>
+            <w:r>
+              <w:t xml:space="preserve"> </w:t>
+            </w:r>
+            <m:oMath>
+              <m:r>
+                <m:t>m</m:t>
+              </m:r>
+              <m:r>
+                <m:rPr>
+                  <m:sty m:val="p"/>
+                </m:rPr>
+                <m:t>−</m:t>
+              </m:r>
+              <m:r>
+                <m:t>1</m:t>
+              </m:r>
+            </m:oMath>
+            <w:r>
+              <w:t xml:space="preserve"> </w:t>
+            </w:r>
+            <w:r>
+              <w:t xml:space="preserve">as well as at</w:t>
+            </w:r>
+            <w:r>
+              <w:t xml:space="preserve"> </w:t>
+            </w:r>
+            <m:oMath>
+              <m:r>
+                <m:t>m</m:t>
+              </m:r>
+            </m:oMath>
+            <w:r>
+              <w:t xml:space="preserve">.</w:t>
+            </w:r>
+            <w:r>
+              <w:t xml:space="preserve"> </w:t>
+            </w:r>
+            <w:r>
+              <w:t xml:space="preserve">Among them, consistency replaces</w:t>
             </w:r>
             <w:r>
               <w:t xml:space="preserve"> </w:t>
@@ -16092,591 +16272,1128 @@
         <w:t xml:space="preserve">IP weighted survival curves are then estimated in two steps.</w:t>
       </w:r>
     </w:p>
-    <w:bookmarkStart w:id="58" w:name="alg-ipw-survival-curves"/>
-    <w:p>
-      <w:pPr>
-        <w:pStyle w:val="BodyText"/>
-      </w:pPr>
-      <w:r>
-        <w:rPr>
-          <w:b/>
-          <w:bCs/>
-        </w:rPr>
-        <w:t xml:space="preserve">Algorithm 1 (IP weighted survival curves)</w:t>
-      </w:r>
-      <w:r>
-        <w:t xml:space="preserve"> </w:t>
-      </w:r>
-      <w:r>
-        <w:rPr>
-          <w:b/>
-          <w:bCs/>
-        </w:rPr>
-        <w:t xml:space="preserve">Step 1</w:t>
-      </w:r>
-      <w:r>
-        <w:t xml:space="preserve">: Estimate each person’s stabilized IP weight</w:t>
-      </w:r>
-      <w:r>
-        <w:t xml:space="preserve"> </w:t>
-      </w:r>
-      <m:oMath>
-        <m:r>
-          <m:t>S</m:t>
-        </m:r>
-        <m:sSup>
-          <m:e>
-            <m:r>
-              <m:t>W</m:t>
-            </m:r>
-          </m:e>
-          <m:sup>
-            <m:r>
-              <m:t>A</m:t>
-            </m:r>
-          </m:sup>
-        </m:sSup>
-      </m:oMath>
-      <w:r>
-        <w:t xml:space="preserve"> </w:t>
-      </w:r>
-      <w:r>
-        <w:t xml:space="preserve">as in Chapter 12.</w:t>
-      </w:r>
-      <w:r>
-        <w:t xml:space="preserve"> </w:t>
-      </w:r>
-      <w:r>
-        <w:t xml:space="preserve">Fit a logistic model for</w:t>
-      </w:r>
-      <w:r>
-        <w:t xml:space="preserve"> </w:t>
-      </w:r>
-      <m:oMath>
-        <m:r>
-          <m:rPr>
-            <m:sty m:val="p"/>
-          </m:rPr>
-          <m:t>Pr</m:t>
-        </m:r>
-        <m:r>
-          <m:rPr>
-            <m:sty m:val="p"/>
-          </m:rPr>
-          <m:t>[</m:t>
-        </m:r>
-        <m:r>
-          <m:t>A</m:t>
-        </m:r>
-        <m:r>
-          <m:rPr>
-            <m:sty m:val="p"/>
-          </m:rPr>
-          <m:t>=</m:t>
-        </m:r>
-        <m:r>
-          <m:t>1</m:t>
-        </m:r>
-        <m:r>
-          <m:rPr>
-            <m:sty m:val="p"/>
-          </m:rPr>
-          <m:t>∣</m:t>
-        </m:r>
-        <m:r>
-          <m:t>L</m:t>
-        </m:r>
-        <m:r>
-          <m:rPr>
-            <m:sty m:val="p"/>
-          </m:rPr>
-          <m:t>]</m:t>
-        </m:r>
-      </m:oMath>
-      <w:r>
-        <w:t xml:space="preserve">.</w:t>
-      </w:r>
-      <w:r>
-        <w:t xml:space="preserve"> </w:t>
-      </w:r>
-      <w:r>
-        <w:t xml:space="preserve">The denominator is the fitted</w:t>
-      </w:r>
-      <w:r>
-        <w:t xml:space="preserve"> </w:t>
-      </w:r>
-      <m:oMath>
-        <m:acc>
-          <m:accPr>
-            <m:chr m:val="̂"/>
-          </m:accPr>
-          <m:e>
-            <m:r>
-              <m:rPr>
-                <m:sty m:val="p"/>
-              </m:rPr>
-              <m:t>Pr</m:t>
-            </m:r>
-          </m:e>
-        </m:acc>
-        <m:r>
-          <m:rPr>
-            <m:sty m:val="p"/>
-          </m:rPr>
-          <m:t>[</m:t>
-        </m:r>
-        <m:r>
-          <m:t>A</m:t>
-        </m:r>
-        <m:r>
-          <m:rPr>
-            <m:sty m:val="p"/>
-          </m:rPr>
-          <m:t>=</m:t>
-        </m:r>
-        <m:r>
-          <m:t>1</m:t>
-        </m:r>
-        <m:r>
-          <m:rPr>
-            <m:sty m:val="p"/>
-          </m:rPr>
-          <m:t>∣</m:t>
-        </m:r>
-        <m:r>
-          <m:t>L</m:t>
-        </m:r>
-        <m:r>
-          <m:rPr>
-            <m:sty m:val="p"/>
-          </m:rPr>
-          <m:t>]</m:t>
-        </m:r>
-      </m:oMath>
-      <w:r>
-        <w:t xml:space="preserve"> </w:t>
-      </w:r>
-      <w:r>
-        <w:t xml:space="preserve">for the treated</w:t>
-      </w:r>
-      <w:r>
-        <w:t xml:space="preserve"> </w:t>
-      </w:r>
-      <w:r>
-        <w:t xml:space="preserve">and</w:t>
-      </w:r>
-      <w:r>
-        <w:t xml:space="preserve"> </w:t>
-      </w:r>
-      <m:oMath>
-        <m:r>
-          <m:t>1</m:t>
-        </m:r>
-        <m:r>
-          <m:rPr>
-            <m:sty m:val="p"/>
-          </m:rPr>
-          <m:t>−</m:t>
-        </m:r>
-        <m:acc>
-          <m:accPr>
-            <m:chr m:val="̂"/>
-          </m:accPr>
-          <m:e>
-            <m:r>
-              <m:rPr>
-                <m:sty m:val="p"/>
-              </m:rPr>
-              <m:t>Pr</m:t>
-            </m:r>
-          </m:e>
-        </m:acc>
-        <m:r>
-          <m:rPr>
-            <m:sty m:val="p"/>
-          </m:rPr>
-          <m:t>[</m:t>
-        </m:r>
-        <m:r>
-          <m:t>A</m:t>
-        </m:r>
-        <m:r>
-          <m:rPr>
-            <m:sty m:val="p"/>
-          </m:rPr>
-          <m:t>=</m:t>
-        </m:r>
-        <m:r>
-          <m:t>1</m:t>
-        </m:r>
-        <m:r>
-          <m:rPr>
-            <m:sty m:val="p"/>
-          </m:rPr>
-          <m:t>∣</m:t>
-        </m:r>
-        <m:r>
-          <m:t>L</m:t>
-        </m:r>
-        <m:r>
-          <m:rPr>
-            <m:sty m:val="p"/>
-          </m:rPr>
-          <m:t>]</m:t>
-        </m:r>
-      </m:oMath>
-      <w:r>
-        <w:t xml:space="preserve"> </w:t>
-      </w:r>
-      <w:r>
-        <w:t xml:space="preserve">for the untreated;</w:t>
-      </w:r>
-      <w:r>
-        <w:t xml:space="preserve"> </w:t>
-      </w:r>
-      <w:r>
-        <w:t xml:space="preserve">the numerator is</w:t>
-      </w:r>
-      <w:r>
-        <w:t xml:space="preserve"> </w:t>
-      </w:r>
-      <m:oMath>
-        <m:acc>
-          <m:accPr>
-            <m:chr m:val="̂"/>
-          </m:accPr>
-          <m:e>
-            <m:r>
-              <m:rPr>
-                <m:sty m:val="p"/>
-              </m:rPr>
-              <m:t>Pr</m:t>
-            </m:r>
-          </m:e>
-        </m:acc>
-        <m:r>
-          <m:rPr>
-            <m:sty m:val="p"/>
-          </m:rPr>
-          <m:t>[</m:t>
-        </m:r>
-        <m:r>
-          <m:t>A</m:t>
-        </m:r>
-        <m:r>
-          <m:rPr>
-            <m:sty m:val="p"/>
-          </m:rPr>
-          <m:t>=</m:t>
-        </m:r>
-        <m:r>
-          <m:t>1</m:t>
-        </m:r>
-        <m:r>
-          <m:rPr>
-            <m:sty m:val="p"/>
-          </m:rPr>
-          <m:t>]</m:t>
-        </m:r>
-      </m:oMath>
-      <w:r>
-        <w:t xml:space="preserve"> </w:t>
-      </w:r>
-      <w:r>
-        <w:t xml:space="preserve">for the treated and</w:t>
-      </w:r>
-      <w:r>
-        <w:t xml:space="preserve"> </w:t>
-      </w:r>
-      <m:oMath>
-        <m:r>
-          <m:t>1</m:t>
-        </m:r>
-        <m:r>
-          <m:rPr>
-            <m:sty m:val="p"/>
-          </m:rPr>
-          <m:t>−</m:t>
-        </m:r>
-        <m:acc>
-          <m:accPr>
-            <m:chr m:val="̂"/>
-          </m:accPr>
-          <m:e>
-            <m:r>
-              <m:rPr>
-                <m:sty m:val="p"/>
-              </m:rPr>
-              <m:t>Pr</m:t>
-            </m:r>
-          </m:e>
-        </m:acc>
-        <m:r>
-          <m:rPr>
-            <m:sty m:val="p"/>
-          </m:rPr>
-          <m:t>[</m:t>
-        </m:r>
-        <m:r>
-          <m:t>A</m:t>
-        </m:r>
-        <m:r>
-          <m:rPr>
-            <m:sty m:val="p"/>
-          </m:rPr>
-          <m:t>=</m:t>
-        </m:r>
-        <m:r>
-          <m:t>1</m:t>
-        </m:r>
-        <m:r>
-          <m:rPr>
-            <m:sty m:val="p"/>
-          </m:rPr>
-          <m:t>]</m:t>
-        </m:r>
-      </m:oMath>
-      <w:r>
-        <w:t xml:space="preserve"> </w:t>
-      </w:r>
-      <w:r>
-        <w:t xml:space="preserve">for the untreated,</w:t>
-      </w:r>
-      <w:r>
-        <w:t xml:space="preserve"> </w:t>
-      </w:r>
-      <w:r>
-        <w:t xml:space="preserve">with</w:t>
-      </w:r>
-      <w:r>
-        <w:t xml:space="preserve"> </w:t>
-      </w:r>
-      <m:oMath>
-        <m:acc>
-          <m:accPr>
-            <m:chr m:val="̂"/>
-          </m:accPr>
-          <m:e>
-            <m:r>
-              <m:rPr>
-                <m:sty m:val="p"/>
-              </m:rPr>
-              <m:t>Pr</m:t>
-            </m:r>
-          </m:e>
-        </m:acc>
-        <m:r>
-          <m:rPr>
-            <m:sty m:val="p"/>
-          </m:rPr>
-          <m:t>[</m:t>
-        </m:r>
-        <m:r>
-          <m:t>A</m:t>
-        </m:r>
-        <m:r>
-          <m:rPr>
-            <m:sty m:val="p"/>
-          </m:rPr>
-          <m:t>=</m:t>
-        </m:r>
-        <m:r>
-          <m:t>1</m:t>
-        </m:r>
-        <m:r>
-          <m:rPr>
-            <m:sty m:val="p"/>
-          </m:rPr>
-          <m:t>]</m:t>
-        </m:r>
-      </m:oMath>
-      <w:r>
-        <w:t xml:space="preserve"> </w:t>
-      </w:r>
-      <w:r>
-        <w:t xml:space="preserve">estimated nonparametrically or by a logistic model without covariates.</w:t>
-      </w:r>
-      <w:r>
-        <w:t xml:space="preserve"> </w:t>
-      </w:r>
-      <w:r>
-        <w:t xml:space="preserve">In the weighted pseudo-population</w:t>
-      </w:r>
-      <w:r>
-        <w:t xml:space="preserve"> </w:t>
-      </w:r>
-      <m:oMath>
-        <m:r>
-          <m:t>L</m:t>
-        </m:r>
-      </m:oMath>
-      <w:r>
-        <w:t xml:space="preserve"> </w:t>
-      </w:r>
-      <w:r>
-        <w:t xml:space="preserve">and</w:t>
-      </w:r>
-      <w:r>
-        <w:t xml:space="preserve"> </w:t>
-      </w:r>
-      <m:oMath>
-        <m:r>
-          <m:t>A</m:t>
-        </m:r>
-      </m:oMath>
-      <w:r>
-        <w:t xml:space="preserve"> </w:t>
-      </w:r>
-      <w:r>
-        <w:t xml:space="preserve">are independent, so</w:t>
-      </w:r>
-      <w:r>
-        <w:t xml:space="preserve"> </w:t>
-      </w:r>
-      <m:oMath>
-        <m:r>
-          <m:t>L</m:t>
-        </m:r>
-      </m:oMath>
-      <w:r>
-        <w:t xml:space="preserve"> </w:t>
-      </w:r>
-      <w:r>
-        <w:t xml:space="preserve">no longer confounds.</w:t>
-      </w:r>
-    </w:p>
-    <w:p>
-      <w:pPr>
-        <w:pStyle w:val="BodyText"/>
-      </w:pPr>
-      <w:r>
-        <w:rPr>
-          <w:b/>
-          <w:bCs/>
-        </w:rPr>
-        <w:t xml:space="preserve">Step 2</w:t>
-      </w:r>
-      <w:r>
-        <w:t xml:space="preserve">: In the person-time data, fit the hazards model</w:t>
-      </w:r>
-    </w:p>
-    <w:p>
-      <w:pPr>
-        <w:pStyle w:val="BodyText"/>
-      </w:pPr>
-      <m:oMathPara>
-        <m:oMathParaPr>
-          <m:jc m:val="center"/>
-        </m:oMathParaPr>
-        <m:oMath>
-          <m:r>
-            <m:rPr>
-              <m:nor/>
-              <m:sty m:val="p"/>
-            </m:rPr>
-            <m:t>logit</m:t>
-          </m:r>
-          <m:r>
-            <m:t> </m:t>
-          </m:r>
-          <m:r>
-            <m:rPr>
-              <m:sty m:val="p"/>
-            </m:rPr>
-            <m:t>Pr</m:t>
-          </m:r>
-          <m:r>
-            <m:rPr>
-              <m:sty m:val="p"/>
-            </m:rPr>
-            <m:t>[</m:t>
-          </m:r>
-          <m:sSubSup>
-            <m:e>
-              <m:r>
-                <m:t>D</m:t>
-              </m:r>
-            </m:e>
-            <m:sub>
-              <m:r>
-                <m:t>k</m:t>
-              </m:r>
-              <m:r>
-                <m:rPr>
-                  <m:sty m:val="p"/>
-                </m:rPr>
-                <m:t>+</m:t>
+    <w:tbl>
+      <w:tblPr>
+        <w:tblStyle w:val="Table"/>
+        <w:tblInd w:w="164" w:type="dxa"/>
+        <w:tblBorders>
+          <w:left w:val="single" w:sz="24" w:space="0" w:color="909090"/>
+        </w:tblBorders>
+        <w:tblCellMar>
+          <w:left w:w="0" w:type="dxa"/>
+          <w:right w:w="0" w:type="dxa"/>
+        </w:tblCellMar>
+        <w:tblLook w:firstRow="0" w:lastRow="0" w:firstColumn="0" w:lastColumn="0" w:noHBand="0" w:noVBand="0" w:val="0000"/>
+      </w:tblPr>
+      <w:tblGrid>
+        <w:gridCol w:w="7920"/>
+      </w:tblGrid>
+      <w:tr>
+        <w:trPr>
+          <w:cantSplit/>
+        </w:trPr>
+        <w:tc>
+          <w:tcPr>
+            <w:tcMar>
+              <w:left w:w="144" w:type="dxa"/>
+            </w:tcMar>
+          </w:tcPr>
+          <w:p>
+            <w:pPr>
+              <w:pStyle w:val="BodyText"/>
+            </w:pPr>
+            <w:pPr>
+              <w:spacing w:before="16" w:after="64"/>
+            </w:pPr>
+          </w:p>
+          <w:bookmarkStart w:id="58" w:name="alg-ipw-survival-curves"/>
+          <w:p>
+            <w:pPr>
+              <w:pStyle w:val="BodyText"/>
+            </w:pPr>
+            <w:r>
+              <w:rPr>
+                <w:b/>
+                <w:bCs/>
+              </w:rPr>
+              <w:t xml:space="preserve">Algorithm 1 (IP weighted survival curves)</w:t>
+            </w:r>
+            <w:r>
+              <w:t xml:space="preserve"> </w:t>
+            </w:r>
+            <w:r>
+              <w:rPr>
+                <w:b/>
+                <w:bCs/>
+              </w:rPr>
+              <w:t xml:space="preserve">Step 1</w:t>
+            </w:r>
+            <w:r>
+              <w:t xml:space="preserve">: Estimate each person’s stabilized IP weight</w:t>
+            </w:r>
+            <w:r>
+              <w:t xml:space="preserve"> </w:t>
+            </w:r>
+            <m:oMath>
+              <m:r>
+                <m:t>S</m:t>
+              </m:r>
+              <m:sSup>
+                <m:e>
+                  <m:r>
+                    <m:t>W</m:t>
+                  </m:r>
+                </m:e>
+                <m:sup>
+                  <m:r>
+                    <m:t>A</m:t>
+                  </m:r>
+                </m:sup>
+              </m:sSup>
+            </m:oMath>
+            <w:r>
+              <w:t xml:space="preserve"> </w:t>
+            </w:r>
+            <w:r>
+              <w:t xml:space="preserve">as in Chapter 12.</w:t>
+            </w:r>
+            <w:r>
+              <w:t xml:space="preserve"> </w:t>
+            </w:r>
+            <w:r>
+              <w:t xml:space="preserve">Fit a logistic model for</w:t>
+            </w:r>
+            <w:r>
+              <w:t xml:space="preserve"> </w:t>
+            </w:r>
+            <m:oMath>
+              <m:r>
+                <m:rPr>
+                  <m:sty m:val="p"/>
+                </m:rPr>
+                <m:t>Pr</m:t>
+              </m:r>
+              <m:r>
+                <m:rPr>
+                  <m:sty m:val="p"/>
+                </m:rPr>
+                <m:t>[</m:t>
+              </m:r>
+              <m:r>
+                <m:t>A</m:t>
+              </m:r>
+              <m:r>
+                <m:rPr>
+                  <m:sty m:val="p"/>
+                </m:rPr>
+                <m:t>=</m:t>
               </m:r>
               <m:r>
                 <m:t>1</m:t>
               </m:r>
-            </m:sub>
-            <m:sup>
+              <m:r>
+                <m:rPr>
+                  <m:sty m:val="p"/>
+                </m:rPr>
+                <m:t>∣</m:t>
+              </m:r>
+              <m:r>
+                <m:t>L</m:t>
+              </m:r>
+              <m:r>
+                <m:rPr>
+                  <m:sty m:val="p"/>
+                </m:rPr>
+                <m:t>]</m:t>
+              </m:r>
+            </m:oMath>
+            <w:r>
+              <w:t xml:space="preserve">.</w:t>
+            </w:r>
+            <w:r>
+              <w:t xml:space="preserve"> </w:t>
+            </w:r>
+            <w:r>
+              <w:t xml:space="preserve">The denominator is the fitted</w:t>
+            </w:r>
+            <w:r>
+              <w:t xml:space="preserve"> </w:t>
+            </w:r>
+            <m:oMath>
+              <m:acc>
+                <m:accPr>
+                  <m:chr m:val="̂"/>
+                </m:accPr>
+                <m:e>
+                  <m:r>
+                    <m:rPr>
+                      <m:sty m:val="p"/>
+                    </m:rPr>
+                    <m:t>Pr</m:t>
+                  </m:r>
+                </m:e>
+              </m:acc>
+              <m:r>
+                <m:rPr>
+                  <m:sty m:val="p"/>
+                </m:rPr>
+                <m:t>[</m:t>
+              </m:r>
+              <m:r>
+                <m:t>A</m:t>
+              </m:r>
+              <m:r>
+                <m:rPr>
+                  <m:sty m:val="p"/>
+                </m:rPr>
+                <m:t>=</m:t>
+              </m:r>
+              <m:r>
+                <m:t>1</m:t>
+              </m:r>
+              <m:r>
+                <m:rPr>
+                  <m:sty m:val="p"/>
+                </m:rPr>
+                <m:t>∣</m:t>
+              </m:r>
+              <m:r>
+                <m:t>L</m:t>
+              </m:r>
+              <m:r>
+                <m:rPr>
+                  <m:sty m:val="p"/>
+                </m:rPr>
+                <m:t>]</m:t>
+              </m:r>
+            </m:oMath>
+            <w:r>
+              <w:t xml:space="preserve"> </w:t>
+            </w:r>
+            <w:r>
+              <w:t xml:space="preserve">for the treated</w:t>
+            </w:r>
+            <w:r>
+              <w:t xml:space="preserve"> </w:t>
+            </w:r>
+            <w:r>
+              <w:t xml:space="preserve">and</w:t>
+            </w:r>
+            <w:r>
+              <w:t xml:space="preserve"> </w:t>
+            </w:r>
+            <m:oMath>
+              <m:r>
+                <m:t>1</m:t>
+              </m:r>
+              <m:r>
+                <m:rPr>
+                  <m:sty m:val="p"/>
+                </m:rPr>
+                <m:t>−</m:t>
+              </m:r>
+              <m:acc>
+                <m:accPr>
+                  <m:chr m:val="̂"/>
+                </m:accPr>
+                <m:e>
+                  <m:r>
+                    <m:rPr>
+                      <m:sty m:val="p"/>
+                    </m:rPr>
+                    <m:t>Pr</m:t>
+                  </m:r>
+                </m:e>
+              </m:acc>
+              <m:r>
+                <m:rPr>
+                  <m:sty m:val="p"/>
+                </m:rPr>
+                <m:t>[</m:t>
+              </m:r>
+              <m:r>
+                <m:t>A</m:t>
+              </m:r>
+              <m:r>
+                <m:rPr>
+                  <m:sty m:val="p"/>
+                </m:rPr>
+                <m:t>=</m:t>
+              </m:r>
+              <m:r>
+                <m:t>1</m:t>
+              </m:r>
+              <m:r>
+                <m:rPr>
+                  <m:sty m:val="p"/>
+                </m:rPr>
+                <m:t>∣</m:t>
+              </m:r>
+              <m:r>
+                <m:t>L</m:t>
+              </m:r>
+              <m:r>
+                <m:rPr>
+                  <m:sty m:val="p"/>
+                </m:rPr>
+                <m:t>]</m:t>
+              </m:r>
+            </m:oMath>
+            <w:r>
+              <w:t xml:space="preserve"> </w:t>
+            </w:r>
+            <w:r>
+              <w:t xml:space="preserve">for the untreated;</w:t>
+            </w:r>
+            <w:r>
+              <w:t xml:space="preserve"> </w:t>
+            </w:r>
+            <w:r>
+              <w:t xml:space="preserve">the numerator is</w:t>
+            </w:r>
+            <w:r>
+              <w:t xml:space="preserve"> </w:t>
+            </w:r>
+            <m:oMath>
+              <m:acc>
+                <m:accPr>
+                  <m:chr m:val="̂"/>
+                </m:accPr>
+                <m:e>
+                  <m:r>
+                    <m:rPr>
+                      <m:sty m:val="p"/>
+                    </m:rPr>
+                    <m:t>Pr</m:t>
+                  </m:r>
+                </m:e>
+              </m:acc>
+              <m:r>
+                <m:rPr>
+                  <m:sty m:val="p"/>
+                </m:rPr>
+                <m:t>[</m:t>
+              </m:r>
+              <m:r>
+                <m:t>A</m:t>
+              </m:r>
+              <m:r>
+                <m:rPr>
+                  <m:sty m:val="p"/>
+                </m:rPr>
+                <m:t>=</m:t>
+              </m:r>
+              <m:r>
+                <m:t>1</m:t>
+              </m:r>
+              <m:r>
+                <m:rPr>
+                  <m:sty m:val="p"/>
+                </m:rPr>
+                <m:t>]</m:t>
+              </m:r>
+            </m:oMath>
+            <w:r>
+              <w:t xml:space="preserve"> </w:t>
+            </w:r>
+            <w:r>
+              <w:t xml:space="preserve">for the treated and</w:t>
+            </w:r>
+            <w:r>
+              <w:t xml:space="preserve"> </w:t>
+            </w:r>
+            <m:oMath>
+              <m:r>
+                <m:t>1</m:t>
+              </m:r>
+              <m:r>
+                <m:rPr>
+                  <m:sty m:val="p"/>
+                </m:rPr>
+                <m:t>−</m:t>
+              </m:r>
+              <m:acc>
+                <m:accPr>
+                  <m:chr m:val="̂"/>
+                </m:accPr>
+                <m:e>
+                  <m:r>
+                    <m:rPr>
+                      <m:sty m:val="p"/>
+                    </m:rPr>
+                    <m:t>Pr</m:t>
+                  </m:r>
+                </m:e>
+              </m:acc>
+              <m:r>
+                <m:rPr>
+                  <m:sty m:val="p"/>
+                </m:rPr>
+                <m:t>[</m:t>
+              </m:r>
+              <m:r>
+                <m:t>A</m:t>
+              </m:r>
+              <m:r>
+                <m:rPr>
+                  <m:sty m:val="p"/>
+                </m:rPr>
+                <m:t>=</m:t>
+              </m:r>
+              <m:r>
+                <m:t>1</m:t>
+              </m:r>
+              <m:r>
+                <m:rPr>
+                  <m:sty m:val="p"/>
+                </m:rPr>
+                <m:t>]</m:t>
+              </m:r>
+            </m:oMath>
+            <w:r>
+              <w:t xml:space="preserve"> </w:t>
+            </w:r>
+            <w:r>
+              <w:t xml:space="preserve">for the untreated,</w:t>
+            </w:r>
+            <w:r>
+              <w:t xml:space="preserve"> </w:t>
+            </w:r>
+            <w:r>
+              <w:t xml:space="preserve">with</w:t>
+            </w:r>
+            <w:r>
+              <w:t xml:space="preserve"> </w:t>
+            </w:r>
+            <m:oMath>
+              <m:acc>
+                <m:accPr>
+                  <m:chr m:val="̂"/>
+                </m:accPr>
+                <m:e>
+                  <m:r>
+                    <m:rPr>
+                      <m:sty m:val="p"/>
+                    </m:rPr>
+                    <m:t>Pr</m:t>
+                  </m:r>
+                </m:e>
+              </m:acc>
+              <m:r>
+                <m:rPr>
+                  <m:sty m:val="p"/>
+                </m:rPr>
+                <m:t>[</m:t>
+              </m:r>
+              <m:r>
+                <m:t>A</m:t>
+              </m:r>
+              <m:r>
+                <m:rPr>
+                  <m:sty m:val="p"/>
+                </m:rPr>
+                <m:t>=</m:t>
+              </m:r>
+              <m:r>
+                <m:t>1</m:t>
+              </m:r>
+              <m:r>
+                <m:rPr>
+                  <m:sty m:val="p"/>
+                </m:rPr>
+                <m:t>]</m:t>
+              </m:r>
+            </m:oMath>
+            <w:r>
+              <w:t xml:space="preserve"> </w:t>
+            </w:r>
+            <w:r>
+              <w:t xml:space="preserve">estimated nonparametrically or by a logistic model without covariates.</w:t>
+            </w:r>
+            <w:r>
+              <w:t xml:space="preserve"> </w:t>
+            </w:r>
+            <w:r>
+              <w:t xml:space="preserve">In the weighted pseudo-population</w:t>
+            </w:r>
+            <w:r>
+              <w:t xml:space="preserve"> </w:t>
+            </w:r>
+            <m:oMath>
+              <m:r>
+                <m:t>L</m:t>
+              </m:r>
+            </m:oMath>
+            <w:r>
+              <w:t xml:space="preserve"> </w:t>
+            </w:r>
+            <w:r>
+              <w:t xml:space="preserve">and</w:t>
+            </w:r>
+            <w:r>
+              <w:t xml:space="preserve"> </w:t>
+            </w:r>
+            <m:oMath>
+              <m:r>
+                <m:t>A</m:t>
+              </m:r>
+            </m:oMath>
+            <w:r>
+              <w:t xml:space="preserve"> </w:t>
+            </w:r>
+            <w:r>
+              <w:t xml:space="preserve">are independent, so</w:t>
+            </w:r>
+            <w:r>
+              <w:t xml:space="preserve"> </w:t>
+            </w:r>
+            <m:oMath>
+              <m:r>
+                <m:t>L</m:t>
+              </m:r>
+            </m:oMath>
+            <w:r>
+              <w:t xml:space="preserve"> </w:t>
+            </w:r>
+            <w:r>
+              <w:t xml:space="preserve">no longer confounds.</w:t>
+            </w:r>
+          </w:p>
+          <w:p>
+            <w:pPr>
+              <w:pStyle w:val="BodyText"/>
+            </w:pPr>
+            <w:r>
+              <w:rPr>
+                <w:b/>
+                <w:bCs/>
+              </w:rPr>
+              <w:t xml:space="preserve">Step 2</w:t>
+            </w:r>
+            <w:r>
+              <w:t xml:space="preserve">: In the person-time data, fit the hazards model</w:t>
+            </w:r>
+          </w:p>
+          <w:p>
+            <w:pPr>
+              <w:pStyle w:val="BodyText"/>
+            </w:pPr>
+            <m:oMathPara>
+              <m:oMathParaPr>
+                <m:jc m:val="center"/>
+              </m:oMathParaPr>
+              <m:oMath>
+                <m:r>
+                  <m:rPr>
+                    <m:nor/>
+                    <m:sty m:val="p"/>
+                  </m:rPr>
+                  <m:t>logit</m:t>
+                </m:r>
+                <m:r>
+                  <m:t> </m:t>
+                </m:r>
+                <m:r>
+                  <m:rPr>
+                    <m:sty m:val="p"/>
+                  </m:rPr>
+                  <m:t>Pr</m:t>
+                </m:r>
+                <m:r>
+                  <m:rPr>
+                    <m:sty m:val="p"/>
+                  </m:rPr>
+                  <m:t>[</m:t>
+                </m:r>
+                <m:sSubSup>
+                  <m:e>
+                    <m:r>
+                      <m:t>D</m:t>
+                    </m:r>
+                  </m:e>
+                  <m:sub>
+                    <m:r>
+                      <m:t>k</m:t>
+                    </m:r>
+                    <m:r>
+                      <m:rPr>
+                        <m:sty m:val="p"/>
+                      </m:rPr>
+                      <m:t>+</m:t>
+                    </m:r>
+                    <m:r>
+                      <m:t>1</m:t>
+                    </m:r>
+                  </m:sub>
+                  <m:sup>
+                    <m:r>
+                      <m:t>a</m:t>
+                    </m:r>
+                  </m:sup>
+                </m:sSubSup>
+                <m:r>
+                  <m:rPr>
+                    <m:sty m:val="p"/>
+                  </m:rPr>
+                  <m:t>=</m:t>
+                </m:r>
+                <m:r>
+                  <m:t>1</m:t>
+                </m:r>
+                <m:r>
+                  <m:rPr>
+                    <m:sty m:val="p"/>
+                  </m:rPr>
+                  <m:t>∣</m:t>
+                </m:r>
+                <m:sSubSup>
+                  <m:e>
+                    <m:r>
+                      <m:t>D</m:t>
+                    </m:r>
+                  </m:e>
+                  <m:sub>
+                    <m:r>
+                      <m:t>k</m:t>
+                    </m:r>
+                  </m:sub>
+                  <m:sup>
+                    <m:r>
+                      <m:t>a</m:t>
+                    </m:r>
+                  </m:sup>
+                </m:sSubSup>
+                <m:r>
+                  <m:rPr>
+                    <m:sty m:val="p"/>
+                  </m:rPr>
+                  <m:t>=</m:t>
+                </m:r>
+                <m:r>
+                  <m:t>0</m:t>
+                </m:r>
+                <m:r>
+                  <m:rPr>
+                    <m:sty m:val="p"/>
+                  </m:rPr>
+                  <m:t>]</m:t>
+                </m:r>
+                <m:r>
+                  <m:rPr>
+                    <m:sty m:val="p"/>
+                  </m:rPr>
+                  <m:t>=</m:t>
+                </m:r>
+                <m:sSub>
+                  <m:e>
+                    <m:r>
+                      <m:t>β</m:t>
+                    </m:r>
+                  </m:e>
+                  <m:sub>
+                    <m:r>
+                      <m:t>0</m:t>
+                    </m:r>
+                    <m:r>
+                      <m:rPr>
+                        <m:sty m:val="p"/>
+                      </m:rPr>
+                      <m:t>,</m:t>
+                    </m:r>
+                    <m:r>
+                      <m:t>k</m:t>
+                    </m:r>
+                  </m:sub>
+                </m:sSub>
+                <m:r>
+                  <m:rPr>
+                    <m:sty m:val="p"/>
+                  </m:rPr>
+                  <m:t>+</m:t>
+                </m:r>
+                <m:sSub>
+                  <m:e>
+                    <m:r>
+                      <m:t>β</m:t>
+                    </m:r>
+                  </m:e>
+                  <m:sub>
+                    <m:r>
+                      <m:t>1</m:t>
+                    </m:r>
+                  </m:sub>
+                </m:sSub>
+                <m:r>
+                  <m:t>a</m:t>
+                </m:r>
+                <m:r>
+                  <m:rPr>
+                    <m:sty m:val="p"/>
+                  </m:rPr>
+                  <m:t>+</m:t>
+                </m:r>
+                <m:sSub>
+                  <m:e>
+                    <m:r>
+                      <m:t>β</m:t>
+                    </m:r>
+                  </m:e>
+                  <m:sub>
+                    <m:r>
+                      <m:t>2</m:t>
+                    </m:r>
+                  </m:sub>
+                </m:sSub>
+                <m:r>
+                  <m:rPr>
+                    <m:sty m:val="p"/>
+                  </m:rPr>
+                  <m:t>(</m:t>
+                </m:r>
+                <m:r>
+                  <m:t>a</m:t>
+                </m:r>
+                <m:r>
+                  <m:rPr>
+                    <m:sty m:val="p"/>
+                  </m:rPr>
+                  <m:t>×</m:t>
+                </m:r>
+                <m:r>
+                  <m:t>k</m:t>
+                </m:r>
+                <m:r>
+                  <m:rPr>
+                    <m:sty m:val="p"/>
+                  </m:rPr>
+                  <m:t>)</m:t>
+                </m:r>
+                <m:r>
+                  <m:rPr>
+                    <m:sty m:val="p"/>
+                  </m:rPr>
+                  <m:t>+</m:t>
+                </m:r>
+                <m:sSub>
+                  <m:e>
+                    <m:r>
+                      <m:t>β</m:t>
+                    </m:r>
+                  </m:e>
+                  <m:sub>
+                    <m:r>
+                      <m:t>3</m:t>
+                    </m:r>
+                  </m:sub>
+                </m:sSub>
+                <m:r>
+                  <m:rPr>
+                    <m:sty m:val="p"/>
+                  </m:rPr>
+                  <m:t>(</m:t>
+                </m:r>
+                <m:r>
+                  <m:t>a</m:t>
+                </m:r>
+                <m:r>
+                  <m:rPr>
+                    <m:sty m:val="p"/>
+                  </m:rPr>
+                  <m:t>×</m:t>
+                </m:r>
+                <m:sSup>
+                  <m:e>
+                    <m:r>
+                      <m:t>k</m:t>
+                    </m:r>
+                  </m:e>
+                  <m:sup>
+                    <m:r>
+                      <m:t>2</m:t>
+                    </m:r>
+                  </m:sup>
+                </m:sSup>
+                <m:r>
+                  <m:rPr>
+                    <m:sty m:val="p"/>
+                  </m:rPr>
+                  <m:t>)</m:t>
+                </m:r>
+              </m:oMath>
+            </m:oMathPara>
+          </w:p>
+          <w:p>
+            <w:pPr>
+              <w:pStyle w:val="FirstParagraph"/>
+            </w:pPr>
+            <w:r>
+              <w:t xml:space="preserve">weighting each person by the estimated</w:t>
+            </w:r>
+            <w:r>
+              <w:t xml:space="preserve"> </w:t>
+            </w:r>
+            <m:oMath>
+              <m:r>
+                <m:t>S</m:t>
+              </m:r>
+              <m:sSup>
+                <m:e>
+                  <m:r>
+                    <m:t>W</m:t>
+                  </m:r>
+                </m:e>
+                <m:sup>
+                  <m:r>
+                    <m:t>A</m:t>
+                  </m:r>
+                </m:sup>
+              </m:sSup>
+            </m:oMath>
+            <w:r>
+              <w:t xml:space="preserve">.</w:t>
+            </w:r>
+            <w:r>
+              <w:t xml:space="preserve"> </w:t>
+            </w:r>
+            <w:r>
+              <w:t xml:space="preserve">The weighted fit estimates the parameters of a</w:t>
+            </w:r>
+            <w:r>
+              <w:t xml:space="preserve"> </w:t>
+            </w:r>
+            <w:r>
+              <w:rPr>
+                <w:b/>
+                <w:bCs/>
+              </w:rPr>
+              <w:t xml:space="preserve">marginal structural logistic model</w:t>
+            </w:r>
+            <w:r>
+              <w:t xml:space="preserve">:</w:t>
+            </w:r>
+            <w:r>
+              <w:t xml:space="preserve"> </w:t>
+            </w:r>
+            <w:r>
+              <w:t xml:space="preserve">the hazards over time that would have occurred had the whole study population been treated (</w:t>
+            </w:r>
+            <m:oMath>
               <m:r>
                 <m:t>a</m:t>
               </m:r>
-            </m:sup>
-          </m:sSubSup>
-          <m:r>
-            <m:rPr>
-              <m:sty m:val="p"/>
-            </m:rPr>
-            <m:t>=</m:t>
-          </m:r>
-          <m:r>
-            <m:t>1</m:t>
-          </m:r>
-          <m:r>
-            <m:rPr>
-              <m:sty m:val="p"/>
-            </m:rPr>
-            <m:t>∣</m:t>
-          </m:r>
-          <m:sSubSup>
-            <m:e>
-              <m:r>
-                <m:t>D</m:t>
-              </m:r>
-            </m:e>
-            <m:sub>
-              <m:r>
-                <m:t>k</m:t>
-              </m:r>
-            </m:sub>
-            <m:sup>
+              <m:r>
+                <m:rPr>
+                  <m:sty m:val="p"/>
+                </m:rPr>
+                <m:t>=</m:t>
+              </m:r>
+              <m:r>
+                <m:t>1</m:t>
+              </m:r>
+            </m:oMath>
+            <w:r>
+              <w:t xml:space="preserve">),</w:t>
+            </w:r>
+            <w:r>
+              <w:t xml:space="preserve"> </w:t>
+            </w:r>
+            <w:r>
+              <w:t xml:space="preserve">and had it been untreated (</w:t>
+            </w:r>
+            <m:oMath>
               <m:r>
                 <m:t>a</m:t>
               </m:r>
-            </m:sup>
-          </m:sSubSup>
-          <m:r>
-            <m:rPr>
-              <m:sty m:val="p"/>
-            </m:rPr>
-            <m:t>=</m:t>
-          </m:r>
-          <m:r>
-            <m:t>0</m:t>
-          </m:r>
-          <m:r>
-            <m:rPr>
-              <m:sty m:val="p"/>
-            </m:rPr>
-            <m:t>]</m:t>
-          </m:r>
-          <m:r>
-            <m:rPr>
-              <m:sty m:val="p"/>
-            </m:rPr>
-            <m:t>=</m:t>
-          </m:r>
-          <m:sSub>
-            <m:e>
+              <m:r>
+                <m:rPr>
+                  <m:sty m:val="p"/>
+                </m:rPr>
+                <m:t>=</m:t>
+              </m:r>
+              <m:r>
+                <m:t>0</m:t>
+              </m:r>
+            </m:oMath>
+            <w:r>
+              <w:t xml:space="preserve">).</w:t>
+            </w:r>
+            <w:r>
+              <w:t xml:space="preserve"> </w:t>
+            </w:r>
+            <w:r>
+              <w:t xml:space="preserve">(The book writes this model for the complementary probability</w:t>
+            </w:r>
+            <w:r>
+              <w:t xml:space="preserve"> </w:t>
+            </w:r>
+            <m:oMath>
+              <m:r>
+                <m:rPr>
+                  <m:sty m:val="p"/>
+                </m:rPr>
+                <m:t>Pr</m:t>
+              </m:r>
+              <m:r>
+                <m:rPr>
+                  <m:sty m:val="p"/>
+                </m:rPr>
+                <m:t>[</m:t>
+              </m:r>
+              <m:sSubSup>
+                <m:e>
+                  <m:r>
+                    <m:t>D</m:t>
+                  </m:r>
+                </m:e>
+                <m:sub>
+                  <m:r>
+                    <m:t>k</m:t>
+                  </m:r>
+                  <m:r>
+                    <m:rPr>
+                      <m:sty m:val="p"/>
+                    </m:rPr>
+                    <m:t>+</m:t>
+                  </m:r>
+                  <m:r>
+                    <m:t>1</m:t>
+                  </m:r>
+                </m:sub>
+                <m:sup>
+                  <m:r>
+                    <m:t>a</m:t>
+                  </m:r>
+                </m:sup>
+              </m:sSubSup>
+              <m:r>
+                <m:rPr>
+                  <m:sty m:val="p"/>
+                </m:rPr>
+                <m:t>=</m:t>
+              </m:r>
+              <m:r>
+                <m:t>0</m:t>
+              </m:r>
+              <m:r>
+                <m:rPr>
+                  <m:sty m:val="p"/>
+                </m:rPr>
+                <m:t>∣</m:t>
+              </m:r>
+              <m:sSubSup>
+                <m:e>
+                  <m:r>
+                    <m:t>D</m:t>
+                  </m:r>
+                </m:e>
+                <m:sub>
+                  <m:r>
+                    <m:t>k</m:t>
+                  </m:r>
+                </m:sub>
+                <m:sup>
+                  <m:r>
+                    <m:t>a</m:t>
+                  </m:r>
+                </m:sup>
+              </m:sSubSup>
+              <m:r>
+                <m:rPr>
+                  <m:sty m:val="p"/>
+                </m:rPr>
+                <m:t>=</m:t>
+              </m:r>
+              <m:r>
+                <m:t>0</m:t>
+              </m:r>
+              <m:r>
+                <m:rPr>
+                  <m:sty m:val="p"/>
+                </m:rPr>
+                <m:t>]</m:t>
+              </m:r>
+            </m:oMath>
+            <w:r>
+              <w:t xml:space="preserve">;</w:t>
+            </w:r>
+            <w:r>
+              <w:t xml:space="preserve"> </w:t>
+            </w:r>
+            <w:r>
+              <w:t xml:space="preserve">because</w:t>
+            </w:r>
+            <w:r>
+              <w:t xml:space="preserve"> </w:t>
+            </w:r>
+            <m:oMath>
+              <m:r>
+                <m:rPr>
+                  <m:nor/>
+                  <m:sty m:val="p"/>
+                </m:rPr>
+                <m:t>logit</m:t>
+              </m:r>
+              <m:r>
+                <m:rPr>
+                  <m:sty m:val="p"/>
+                </m:rPr>
+                <m:t>(</m:t>
+              </m:r>
+              <m:r>
+                <m:t>1</m:t>
+              </m:r>
+              <m:r>
+                <m:rPr>
+                  <m:sty m:val="p"/>
+                </m:rPr>
+                <m:t>−</m:t>
+              </m:r>
+              <m:r>
+                <m:t>p</m:t>
+              </m:r>
+              <m:r>
+                <m:rPr>
+                  <m:sty m:val="p"/>
+                </m:rPr>
+                <m:t>)</m:t>
+              </m:r>
+              <m:r>
+                <m:rPr>
+                  <m:sty m:val="p"/>
+                </m:rPr>
+                <m:t>=</m:t>
+              </m:r>
+              <m:r>
+                <m:rPr>
+                  <m:sty m:val="p"/>
+                </m:rPr>
+                <m:t>−</m:t>
+              </m:r>
+              <m:r>
+                <m:rPr>
+                  <m:nor/>
+                  <m:sty m:val="p"/>
+                </m:rPr>
+                <m:t>logit</m:t>
+              </m:r>
+              <m:r>
+                <m:rPr>
+                  <m:sty m:val="p"/>
+                </m:rPr>
+                <m:t>(</m:t>
+              </m:r>
+              <m:r>
+                <m:t>p</m:t>
+              </m:r>
+              <m:r>
+                <m:rPr>
+                  <m:sty m:val="p"/>
+                </m:rPr>
+                <m:t>)</m:t>
+              </m:r>
+            </m:oMath>
+            <w:r>
+              <w:t xml:space="preserve">, the two forms are equivalent with the signs of the</w:t>
+            </w:r>
+            <w:r>
+              <w:t xml:space="preserve"> </w:t>
+            </w:r>
+            <m:oMath>
               <m:r>
                 <m:t>β</m:t>
               </m:r>
-            </m:e>
-            <m:sub>
+            </m:oMath>
+            <w:r>
+              <w:t xml:space="preserve">’s reversed.)</w:t>
+            </w:r>
+          </w:p>
+          <w:p>
+            <w:pPr>
+              <w:pStyle w:val="BodyText"/>
+            </w:pPr>
+            <w:r>
+              <w:t xml:space="preserve">The fitted counterfactual hazards</w:t>
+            </w:r>
+            <w:r>
+              <w:t xml:space="preserve"> </w:t>
+            </w:r>
+            <m:oMath>
+              <m:r>
+                <m:rPr>
+                  <m:sty m:val="p"/>
+                </m:rPr>
+                <m:t>Pr</m:t>
+              </m:r>
+              <m:r>
+                <m:rPr>
+                  <m:sty m:val="p"/>
+                </m:rPr>
+                <m:t>[</m:t>
+              </m:r>
+              <m:sSubSup>
+                <m:e>
+                  <m:r>
+                    <m:t>D</m:t>
+                  </m:r>
+                </m:e>
+                <m:sub>
+                  <m:r>
+                    <m:t>k</m:t>
+                  </m:r>
+                  <m:r>
+                    <m:rPr>
+                      <m:sty m:val="p"/>
+                    </m:rPr>
+                    <m:t>+</m:t>
+                  </m:r>
+                  <m:r>
+                    <m:t>1</m:t>
+                  </m:r>
+                </m:sub>
+                <m:sup>
+                  <m:r>
+                    <m:t>a</m:t>
+                  </m:r>
+                </m:sup>
+              </m:sSubSup>
+              <m:r>
+                <m:rPr>
+                  <m:sty m:val="p"/>
+                </m:rPr>
+                <m:t>=</m:t>
+              </m:r>
+              <m:r>
+                <m:t>1</m:t>
+              </m:r>
+              <m:r>
+                <m:rPr>
+                  <m:sty m:val="p"/>
+                </m:rPr>
+                <m:t>∣</m:t>
+              </m:r>
+              <m:sSubSup>
+                <m:e>
+                  <m:r>
+                    <m:t>D</m:t>
+                  </m:r>
+                </m:e>
+                <m:sub>
+                  <m:r>
+                    <m:t>k</m:t>
+                  </m:r>
+                </m:sub>
+                <m:sup>
+                  <m:r>
+                    <m:t>a</m:t>
+                  </m:r>
+                </m:sup>
+              </m:sSubSup>
+              <m:r>
+                <m:rPr>
+                  <m:sty m:val="p"/>
+                </m:rPr>
+                <m:t>=</m:t>
+              </m:r>
               <m:r>
                 <m:t>0</m:t>
               </m:r>
@@ -16684,771 +17401,271 @@
                 <m:rPr>
                   <m:sty m:val="p"/>
                 </m:rPr>
-                <m:t>,</m:t>
-              </m:r>
-              <m:r>
-                <m:t>k</m:t>
-              </m:r>
-            </m:sub>
-          </m:sSub>
-          <m:r>
-            <m:rPr>
-              <m:sty m:val="p"/>
-            </m:rPr>
-            <m:t>+</m:t>
-          </m:r>
-          <m:sSub>
-            <m:e>
-              <m:r>
-                <m:t>β</m:t>
-              </m:r>
-            </m:e>
-            <m:sub>
+                <m:t>]</m:t>
+              </m:r>
+            </m:oMath>
+            <w:r>
+              <w:t xml:space="preserve"> </w:t>
+            </w:r>
+            <w:r>
+              <w:t xml:space="preserve">are turned into survival estimates</w:t>
+            </w:r>
+            <w:r>
+              <w:t xml:space="preserve"> </w:t>
+            </w:r>
+            <m:oMath>
+              <m:r>
+                <m:rPr>
+                  <m:sty m:val="p"/>
+                </m:rPr>
+                <m:t>Pr</m:t>
+              </m:r>
+              <m:r>
+                <m:rPr>
+                  <m:sty m:val="p"/>
+                </m:rPr>
+                <m:t>[</m:t>
+              </m:r>
+              <m:sSubSup>
+                <m:e>
+                  <m:r>
+                    <m:t>D</m:t>
+                  </m:r>
+                </m:e>
+                <m:sub>
+                  <m:r>
+                    <m:t>k</m:t>
+                  </m:r>
+                  <m:r>
+                    <m:rPr>
+                      <m:sty m:val="p"/>
+                    </m:rPr>
+                    <m:t>+</m:t>
+                  </m:r>
+                  <m:r>
+                    <m:t>1</m:t>
+                  </m:r>
+                </m:sub>
+                <m:sup>
+                  <m:r>
+                    <m:t>a</m:t>
+                  </m:r>
+                </m:sup>
+              </m:sSubSup>
+              <m:r>
+                <m:rPr>
+                  <m:sty m:val="p"/>
+                </m:rPr>
+                <m:t>=</m:t>
+              </m:r>
+              <m:r>
+                <m:t>0</m:t>
+              </m:r>
+              <m:r>
+                <m:rPr>
+                  <m:sty m:val="p"/>
+                </m:rPr>
+                <m:t>]</m:t>
+              </m:r>
+              <m:r>
+                <m:rPr>
+                  <m:sty m:val="p"/>
+                </m:rPr>
+                <m:t>=</m:t>
+              </m:r>
+              <m:nary>
+                <m:naryPr>
+                  <m:chr m:val="∏"/>
+                  <m:limLoc m:val="undOvr"/>
+                  <m:subHide m:val="off"/>
+                  <m:supHide m:val="off"/>
+                </m:naryPr>
+                <m:sub>
+                  <m:r>
+                    <m:t>m</m:t>
+                  </m:r>
+                  <m:r>
+                    <m:rPr>
+                      <m:sty m:val="p"/>
+                    </m:rPr>
+                    <m:t>=</m:t>
+                  </m:r>
+                  <m:r>
+                    <m:t>0</m:t>
+                  </m:r>
+                </m:sub>
+                <m:sup>
+                  <m:r>
+                    <m:t>k</m:t>
+                  </m:r>
+                </m:sup>
+                <m:e>
+                  <m:r>
+                    <m:rPr>
+                      <m:sty m:val="p"/>
+                    </m:rPr>
+                    <m:t>(</m:t>
+                  </m:r>
+                </m:e>
+              </m:nary>
               <m:r>
                 <m:t>1</m:t>
               </m:r>
-            </m:sub>
-          </m:sSub>
-          <m:r>
-            <m:t>a</m:t>
-          </m:r>
-          <m:r>
-            <m:rPr>
-              <m:sty m:val="p"/>
-            </m:rPr>
-            <m:t>+</m:t>
-          </m:r>
-          <m:sSub>
-            <m:e>
-              <m:r>
-                <m:t>β</m:t>
-              </m:r>
-            </m:e>
-            <m:sub>
-              <m:r>
-                <m:t>2</m:t>
-              </m:r>
-            </m:sub>
-          </m:sSub>
-          <m:r>
-            <m:rPr>
-              <m:sty m:val="p"/>
-            </m:rPr>
-            <m:t>(</m:t>
-          </m:r>
-          <m:r>
-            <m:t>a</m:t>
-          </m:r>
-          <m:r>
-            <m:rPr>
-              <m:sty m:val="p"/>
-            </m:rPr>
-            <m:t>×</m:t>
-          </m:r>
-          <m:r>
-            <m:t>k</m:t>
-          </m:r>
-          <m:r>
-            <m:rPr>
-              <m:sty m:val="p"/>
-            </m:rPr>
-            <m:t>)</m:t>
-          </m:r>
-          <m:r>
-            <m:rPr>
-              <m:sty m:val="p"/>
-            </m:rPr>
-            <m:t>+</m:t>
-          </m:r>
-          <m:sSub>
-            <m:e>
-              <m:r>
-                <m:t>β</m:t>
-              </m:r>
-            </m:e>
-            <m:sub>
-              <m:r>
-                <m:t>3</m:t>
-              </m:r>
-            </m:sub>
-          </m:sSub>
-          <m:r>
-            <m:rPr>
-              <m:sty m:val="p"/>
-            </m:rPr>
-            <m:t>(</m:t>
-          </m:r>
-          <m:r>
-            <m:t>a</m:t>
-          </m:r>
-          <m:r>
-            <m:rPr>
-              <m:sty m:val="p"/>
-            </m:rPr>
-            <m:t>×</m:t>
-          </m:r>
-          <m:sSup>
-            <m:e>
-              <m:r>
-                <m:t>k</m:t>
-              </m:r>
-            </m:e>
-            <m:sup>
-              <m:r>
-                <m:t>2</m:t>
-              </m:r>
-            </m:sup>
-          </m:sSup>
-          <m:r>
-            <m:rPr>
-              <m:sty m:val="p"/>
-            </m:rPr>
-            <m:t>)</m:t>
-          </m:r>
-        </m:oMath>
-      </m:oMathPara>
-    </w:p>
-    <w:p>
-      <w:pPr>
-        <w:pStyle w:val="FirstParagraph"/>
-      </w:pPr>
-      <w:r>
-        <w:t xml:space="preserve">weighting each person by the estimated</w:t>
-      </w:r>
-      <w:r>
-        <w:t xml:space="preserve"> </w:t>
-      </w:r>
-      <m:oMath>
-        <m:r>
-          <m:t>S</m:t>
-        </m:r>
-        <m:sSup>
-          <m:e>
-            <m:r>
-              <m:t>W</m:t>
-            </m:r>
-          </m:e>
-          <m:sup>
-            <m:r>
-              <m:t>A</m:t>
-            </m:r>
-          </m:sup>
-        </m:sSup>
-      </m:oMath>
-      <w:r>
-        <w:t xml:space="preserve">.</w:t>
-      </w:r>
-      <w:r>
-        <w:t xml:space="preserve"> </w:t>
-      </w:r>
-      <w:r>
-        <w:t xml:space="preserve">The weighted fit estimates the parameters of a</w:t>
-      </w:r>
-      <w:r>
-        <w:t xml:space="preserve"> </w:t>
-      </w:r>
-      <w:r>
-        <w:rPr>
-          <w:b/>
-          <w:bCs/>
-        </w:rPr>
-        <w:t xml:space="preserve">marginal structural logistic model</w:t>
-      </w:r>
-      <w:r>
-        <w:t xml:space="preserve">:</w:t>
-      </w:r>
-      <w:r>
-        <w:t xml:space="preserve"> </w:t>
-      </w:r>
-      <w:r>
-        <w:t xml:space="preserve">the hazards over time that would have occurred had the whole study population been treated (</w:t>
-      </w:r>
-      <m:oMath>
-        <m:r>
-          <m:t>a</m:t>
-        </m:r>
-        <m:r>
-          <m:rPr>
-            <m:sty m:val="p"/>
-          </m:rPr>
-          <m:t>=</m:t>
-        </m:r>
-        <m:r>
-          <m:t>1</m:t>
-        </m:r>
-      </m:oMath>
-      <w:r>
-        <w:t xml:space="preserve">),</w:t>
-      </w:r>
-      <w:r>
-        <w:t xml:space="preserve"> </w:t>
-      </w:r>
-      <w:r>
-        <w:t xml:space="preserve">and had it been untreated (</w:t>
-      </w:r>
-      <m:oMath>
-        <m:r>
-          <m:t>a</m:t>
-        </m:r>
-        <m:r>
-          <m:rPr>
-            <m:sty m:val="p"/>
-          </m:rPr>
-          <m:t>=</m:t>
-        </m:r>
-        <m:r>
-          <m:t>0</m:t>
-        </m:r>
-      </m:oMath>
-      <w:r>
-        <w:t xml:space="preserve">).</w:t>
-      </w:r>
-      <w:r>
-        <w:t xml:space="preserve"> </w:t>
-      </w:r>
-      <w:r>
-        <w:t xml:space="preserve">(The book writes this model for the complementary probability</w:t>
-      </w:r>
-      <w:r>
-        <w:t xml:space="preserve"> </w:t>
-      </w:r>
-      <m:oMath>
-        <m:r>
-          <m:rPr>
-            <m:sty m:val="p"/>
-          </m:rPr>
-          <m:t>Pr</m:t>
-        </m:r>
-        <m:r>
-          <m:rPr>
-            <m:sty m:val="p"/>
-          </m:rPr>
-          <m:t>[</m:t>
-        </m:r>
-        <m:sSubSup>
-          <m:e>
-            <m:r>
-              <m:t>D</m:t>
-            </m:r>
-          </m:e>
-          <m:sub>
-            <m:r>
-              <m:t>k</m:t>
-            </m:r>
-            <m:r>
-              <m:rPr>
-                <m:sty m:val="p"/>
-              </m:rPr>
-              <m:t>+</m:t>
-            </m:r>
-            <m:r>
-              <m:t>1</m:t>
-            </m:r>
-          </m:sub>
-          <m:sup>
-            <m:r>
-              <m:t>a</m:t>
-            </m:r>
-          </m:sup>
-        </m:sSubSup>
-        <m:r>
-          <m:rPr>
-            <m:sty m:val="p"/>
-          </m:rPr>
-          <m:t>=</m:t>
-        </m:r>
-        <m:r>
-          <m:t>0</m:t>
-        </m:r>
-        <m:r>
-          <m:rPr>
-            <m:sty m:val="p"/>
-          </m:rPr>
-          <m:t>∣</m:t>
-        </m:r>
-        <m:sSubSup>
-          <m:e>
-            <m:r>
-              <m:t>D</m:t>
-            </m:r>
-          </m:e>
-          <m:sub>
-            <m:r>
-              <m:t>k</m:t>
-            </m:r>
-          </m:sub>
-          <m:sup>
-            <m:r>
-              <m:t>a</m:t>
-            </m:r>
-          </m:sup>
-        </m:sSubSup>
-        <m:r>
-          <m:rPr>
-            <m:sty m:val="p"/>
-          </m:rPr>
-          <m:t>=</m:t>
-        </m:r>
-        <m:r>
-          <m:t>0</m:t>
-        </m:r>
-        <m:r>
-          <m:rPr>
-            <m:sty m:val="p"/>
-          </m:rPr>
-          <m:t>]</m:t>
-        </m:r>
-      </m:oMath>
-      <w:r>
-        <w:t xml:space="preserve">;</w:t>
-      </w:r>
-      <w:r>
-        <w:t xml:space="preserve"> </w:t>
-      </w:r>
-      <w:r>
-        <w:t xml:space="preserve">because</w:t>
-      </w:r>
-      <w:r>
-        <w:t xml:space="preserve"> </w:t>
-      </w:r>
-      <m:oMath>
-        <m:r>
-          <m:rPr>
-            <m:nor/>
-            <m:sty m:val="p"/>
-          </m:rPr>
-          <m:t>logit</m:t>
-        </m:r>
-        <m:r>
-          <m:rPr>
-            <m:sty m:val="p"/>
-          </m:rPr>
-          <m:t>(</m:t>
-        </m:r>
-        <m:r>
-          <m:t>1</m:t>
-        </m:r>
-        <m:r>
-          <m:rPr>
-            <m:sty m:val="p"/>
-          </m:rPr>
-          <m:t>−</m:t>
-        </m:r>
-        <m:r>
-          <m:t>p</m:t>
-        </m:r>
-        <m:r>
-          <m:rPr>
-            <m:sty m:val="p"/>
-          </m:rPr>
-          <m:t>)</m:t>
-        </m:r>
-        <m:r>
-          <m:rPr>
-            <m:sty m:val="p"/>
-          </m:rPr>
-          <m:t>=</m:t>
-        </m:r>
-        <m:r>
-          <m:rPr>
-            <m:sty m:val="p"/>
-          </m:rPr>
-          <m:t>−</m:t>
-        </m:r>
-        <m:r>
-          <m:rPr>
-            <m:nor/>
-            <m:sty m:val="p"/>
-          </m:rPr>
-          <m:t>logit</m:t>
-        </m:r>
-        <m:r>
-          <m:rPr>
-            <m:sty m:val="p"/>
-          </m:rPr>
-          <m:t>(</m:t>
-        </m:r>
-        <m:r>
-          <m:t>p</m:t>
-        </m:r>
-        <m:r>
-          <m:rPr>
-            <m:sty m:val="p"/>
-          </m:rPr>
-          <m:t>)</m:t>
-        </m:r>
-      </m:oMath>
-      <w:r>
-        <w:t xml:space="preserve">, the two forms are equivalent with the signs of the</w:t>
-      </w:r>
-      <w:r>
-        <w:t xml:space="preserve"> </w:t>
-      </w:r>
-      <m:oMath>
-        <m:r>
-          <m:t>β</m:t>
-        </m:r>
-      </m:oMath>
-      <w:r>
-        <w:t xml:space="preserve">’s reversed.)</w:t>
-      </w:r>
-    </w:p>
-    <w:p>
-      <w:pPr>
-        <w:pStyle w:val="BodyText"/>
-      </w:pPr>
-      <w:r>
-        <w:t xml:space="preserve">The fitted counterfactual hazards</w:t>
-      </w:r>
-      <w:r>
-        <w:t xml:space="preserve"> </w:t>
-      </w:r>
-      <m:oMath>
-        <m:r>
-          <m:rPr>
-            <m:sty m:val="p"/>
-          </m:rPr>
-          <m:t>Pr</m:t>
-        </m:r>
-        <m:r>
-          <m:rPr>
-            <m:sty m:val="p"/>
-          </m:rPr>
-          <m:t>[</m:t>
-        </m:r>
-        <m:sSubSup>
-          <m:e>
-            <m:r>
-              <m:t>D</m:t>
-            </m:r>
-          </m:e>
-          <m:sub>
-            <m:r>
-              <m:t>k</m:t>
-            </m:r>
-            <m:r>
-              <m:rPr>
-                <m:sty m:val="p"/>
-              </m:rPr>
-              <m:t>+</m:t>
-            </m:r>
-            <m:r>
-              <m:t>1</m:t>
-            </m:r>
-          </m:sub>
-          <m:sup>
-            <m:r>
-              <m:t>a</m:t>
-            </m:r>
-          </m:sup>
-        </m:sSubSup>
-        <m:r>
-          <m:rPr>
-            <m:sty m:val="p"/>
-          </m:rPr>
-          <m:t>=</m:t>
-        </m:r>
-        <m:r>
-          <m:t>1</m:t>
-        </m:r>
-        <m:r>
-          <m:rPr>
-            <m:sty m:val="p"/>
-          </m:rPr>
-          <m:t>∣</m:t>
-        </m:r>
-        <m:sSubSup>
-          <m:e>
-            <m:r>
-              <m:t>D</m:t>
-            </m:r>
-          </m:e>
-          <m:sub>
-            <m:r>
-              <m:t>k</m:t>
-            </m:r>
-          </m:sub>
-          <m:sup>
-            <m:r>
-              <m:t>a</m:t>
-            </m:r>
-          </m:sup>
-        </m:sSubSup>
-        <m:r>
-          <m:rPr>
-            <m:sty m:val="p"/>
-          </m:rPr>
-          <m:t>=</m:t>
-        </m:r>
-        <m:r>
-          <m:t>0</m:t>
-        </m:r>
-        <m:r>
-          <m:rPr>
-            <m:sty m:val="p"/>
-          </m:rPr>
-          <m:t>]</m:t>
-        </m:r>
-      </m:oMath>
-      <w:r>
-        <w:t xml:space="preserve"> </w:t>
-      </w:r>
-      <w:r>
-        <w:t xml:space="preserve">are turned into survival estimates</w:t>
-      </w:r>
-      <w:r>
-        <w:t xml:space="preserve"> </w:t>
-      </w:r>
-      <m:oMath>
-        <m:r>
-          <m:rPr>
-            <m:sty m:val="p"/>
-          </m:rPr>
-          <m:t>Pr</m:t>
-        </m:r>
-        <m:r>
-          <m:rPr>
-            <m:sty m:val="p"/>
-          </m:rPr>
-          <m:t>[</m:t>
-        </m:r>
-        <m:sSubSup>
-          <m:e>
-            <m:r>
-              <m:t>D</m:t>
-            </m:r>
-          </m:e>
-          <m:sub>
-            <m:r>
-              <m:t>k</m:t>
-            </m:r>
-            <m:r>
-              <m:rPr>
-                <m:sty m:val="p"/>
-              </m:rPr>
-              <m:t>+</m:t>
-            </m:r>
-            <m:r>
-              <m:t>1</m:t>
-            </m:r>
-          </m:sub>
-          <m:sup>
-            <m:r>
-              <m:t>a</m:t>
-            </m:r>
-          </m:sup>
-        </m:sSubSup>
-        <m:r>
-          <m:rPr>
-            <m:sty m:val="p"/>
-          </m:rPr>
-          <m:t>=</m:t>
-        </m:r>
-        <m:r>
-          <m:t>0</m:t>
-        </m:r>
-        <m:r>
-          <m:rPr>
-            <m:sty m:val="p"/>
-          </m:rPr>
-          <m:t>]</m:t>
-        </m:r>
-        <m:r>
-          <m:rPr>
-            <m:sty m:val="p"/>
-          </m:rPr>
-          <m:t>=</m:t>
-        </m:r>
-        <m:nary>
-          <m:naryPr>
-            <m:chr m:val="∏"/>
-            <m:limLoc m:val="undOvr"/>
-            <m:subHide m:val="off"/>
-            <m:supHide m:val="off"/>
-          </m:naryPr>
-          <m:sub>
-            <m:r>
-              <m:t>m</m:t>
-            </m:r>
-            <m:r>
-              <m:rPr>
-                <m:sty m:val="p"/>
-              </m:rPr>
-              <m:t>=</m:t>
-            </m:r>
-            <m:r>
-              <m:t>0</m:t>
-            </m:r>
-          </m:sub>
-          <m:sup>
-            <m:r>
-              <m:t>k</m:t>
-            </m:r>
-          </m:sup>
-          <m:e>
-            <m:r>
-              <m:rPr>
-                <m:sty m:val="p"/>
-              </m:rPr>
-              <m:t>(</m:t>
-            </m:r>
-          </m:e>
-        </m:nary>
-        <m:r>
-          <m:t>1</m:t>
-        </m:r>
-        <m:r>
-          <m:rPr>
-            <m:sty m:val="p"/>
-          </m:rPr>
-          <m:t>−</m:t>
-        </m:r>
-        <m:r>
-          <m:rPr>
-            <m:sty m:val="p"/>
-          </m:rPr>
-          <m:t>Pr</m:t>
-        </m:r>
-        <m:r>
-          <m:rPr>
-            <m:sty m:val="p"/>
-          </m:rPr>
-          <m:t>[</m:t>
-        </m:r>
-        <m:sSubSup>
-          <m:e>
-            <m:r>
-              <m:t>D</m:t>
-            </m:r>
-          </m:e>
-          <m:sub>
-            <m:r>
-              <m:t>m</m:t>
-            </m:r>
-            <m:r>
-              <m:rPr>
-                <m:sty m:val="p"/>
-              </m:rPr>
-              <m:t>+</m:t>
-            </m:r>
-            <m:r>
-              <m:t>1</m:t>
-            </m:r>
-          </m:sub>
-          <m:sup>
-            <m:r>
-              <m:t>a</m:t>
-            </m:r>
-          </m:sup>
-        </m:sSubSup>
-        <m:r>
-          <m:rPr>
-            <m:sty m:val="p"/>
-          </m:rPr>
-          <m:t>=</m:t>
-        </m:r>
-        <m:r>
-          <m:t>1</m:t>
-        </m:r>
-        <m:r>
-          <m:rPr>
-            <m:sty m:val="p"/>
-          </m:rPr>
-          <m:t>∣</m:t>
-        </m:r>
-        <m:sSubSup>
-          <m:e>
-            <m:r>
-              <m:t>D</m:t>
-            </m:r>
-          </m:e>
-          <m:sub>
-            <m:r>
-              <m:t>m</m:t>
-            </m:r>
-          </m:sub>
-          <m:sup>
-            <m:r>
-              <m:t>a</m:t>
-            </m:r>
-          </m:sup>
-        </m:sSubSup>
-        <m:r>
-          <m:rPr>
-            <m:sty m:val="p"/>
-          </m:rPr>
-          <m:t>=</m:t>
-        </m:r>
-        <m:r>
-          <m:t>0</m:t>
-        </m:r>
-        <m:r>
-          <m:rPr>
-            <m:sty m:val="p"/>
-          </m:rPr>
-          <m:t>]</m:t>
-        </m:r>
-        <m:r>
-          <m:rPr>
-            <m:sty m:val="p"/>
-          </m:rPr>
-          <m:t>)</m:t>
-        </m:r>
-      </m:oMath>
-      <w:r>
-        <w:t xml:space="preserve"> </w:t>
-      </w:r>
-      <w:r>
-        <w:t xml:space="preserve">for</w:t>
-      </w:r>
-      <w:r>
-        <w:t xml:space="preserve"> </w:t>
-      </w:r>
-      <m:oMath>
-        <m:r>
-          <m:t>a</m:t>
-        </m:r>
-        <m:r>
-          <m:rPr>
-            <m:sty m:val="p"/>
-          </m:rPr>
-          <m:t>=</m:t>
-        </m:r>
-        <m:r>
-          <m:t>1</m:t>
-        </m:r>
-      </m:oMath>
-      <w:r>
-        <w:t xml:space="preserve"> </w:t>
-      </w:r>
-      <w:r>
-        <w:t xml:space="preserve">and</w:t>
-      </w:r>
-      <w:r>
-        <w:t xml:space="preserve"> </w:t>
-      </w:r>
-      <m:oMath>
-        <m:r>
-          <m:t>a</m:t>
-        </m:r>
-        <m:r>
-          <m:rPr>
-            <m:sty m:val="p"/>
-          </m:rPr>
-          <m:t>=</m:t>
-        </m:r>
-        <m:r>
-          <m:t>0</m:t>
-        </m:r>
-      </m:oMath>
-      <w:r>
-        <w:t xml:space="preserve"> </w:t>
-      </w:r>
-      <w:r>
-        <w:t xml:space="preserve">(the book’s Figure 17.6).</w:t>
-      </w:r>
-    </w:p>
-    <w:bookmarkEnd w:id="58"/>
+              <m:r>
+                <m:rPr>
+                  <m:sty m:val="p"/>
+                </m:rPr>
+                <m:t>−</m:t>
+              </m:r>
+              <m:r>
+                <m:rPr>
+                  <m:sty m:val="p"/>
+                </m:rPr>
+                <m:t>Pr</m:t>
+              </m:r>
+              <m:r>
+                <m:rPr>
+                  <m:sty m:val="p"/>
+                </m:rPr>
+                <m:t>[</m:t>
+              </m:r>
+              <m:sSubSup>
+                <m:e>
+                  <m:r>
+                    <m:t>D</m:t>
+                  </m:r>
+                </m:e>
+                <m:sub>
+                  <m:r>
+                    <m:t>m</m:t>
+                  </m:r>
+                  <m:r>
+                    <m:rPr>
+                      <m:sty m:val="p"/>
+                    </m:rPr>
+                    <m:t>+</m:t>
+                  </m:r>
+                  <m:r>
+                    <m:t>1</m:t>
+                  </m:r>
+                </m:sub>
+                <m:sup>
+                  <m:r>
+                    <m:t>a</m:t>
+                  </m:r>
+                </m:sup>
+              </m:sSubSup>
+              <m:r>
+                <m:rPr>
+                  <m:sty m:val="p"/>
+                </m:rPr>
+                <m:t>=</m:t>
+              </m:r>
+              <m:r>
+                <m:t>1</m:t>
+              </m:r>
+              <m:r>
+                <m:rPr>
+                  <m:sty m:val="p"/>
+                </m:rPr>
+                <m:t>∣</m:t>
+              </m:r>
+              <m:sSubSup>
+                <m:e>
+                  <m:r>
+                    <m:t>D</m:t>
+                  </m:r>
+                </m:e>
+                <m:sub>
+                  <m:r>
+                    <m:t>m</m:t>
+                  </m:r>
+                </m:sub>
+                <m:sup>
+                  <m:r>
+                    <m:t>a</m:t>
+                  </m:r>
+                </m:sup>
+              </m:sSubSup>
+              <m:r>
+                <m:rPr>
+                  <m:sty m:val="p"/>
+                </m:rPr>
+                <m:t>=</m:t>
+              </m:r>
+              <m:r>
+                <m:t>0</m:t>
+              </m:r>
+              <m:r>
+                <m:rPr>
+                  <m:sty m:val="p"/>
+                </m:rPr>
+                <m:t>]</m:t>
+              </m:r>
+              <m:r>
+                <m:rPr>
+                  <m:sty m:val="p"/>
+                </m:rPr>
+                <m:t>)</m:t>
+              </m:r>
+            </m:oMath>
+            <w:r>
+              <w:t xml:space="preserve"> </w:t>
+            </w:r>
+            <w:r>
+              <w:t xml:space="preserve">for</w:t>
+            </w:r>
+            <w:r>
+              <w:t xml:space="preserve"> </w:t>
+            </w:r>
+            <m:oMath>
+              <m:r>
+                <m:t>a</m:t>
+              </m:r>
+              <m:r>
+                <m:rPr>
+                  <m:sty m:val="p"/>
+                </m:rPr>
+                <m:t>=</m:t>
+              </m:r>
+              <m:r>
+                <m:t>1</m:t>
+              </m:r>
+            </m:oMath>
+            <w:r>
+              <w:t xml:space="preserve"> </w:t>
+            </w:r>
+            <w:r>
+              <w:t xml:space="preserve">and</w:t>
+            </w:r>
+            <w:r>
+              <w:t xml:space="preserve"> </w:t>
+            </w:r>
+            <m:oMath>
+              <m:r>
+                <m:t>a</m:t>
+              </m:r>
+              <m:r>
+                <m:rPr>
+                  <m:sty m:val="p"/>
+                </m:rPr>
+                <m:t>=</m:t>
+              </m:r>
+              <m:r>
+                <m:t>0</m:t>
+              </m:r>
+            </m:oMath>
+            <w:r>
+              <w:t xml:space="preserve"> </w:t>
+            </w:r>
+            <w:r>
+              <w:t xml:space="preserve">(the book’s Figure 17.6).</w:t>
+            </w:r>
+          </w:p>
+          <w:bookmarkEnd w:id="58"/>
+        </w:tc>
+      </w:tr>
+    </w:tbl>
     <w:p>
       <w:pPr>
         <w:pStyle w:val="BodyText"/>
@@ -18933,277 +19150,527 @@
         <w:t xml:space="preserve">5.2 Estimation</w:t>
       </w:r>
     </w:p>
-    <w:bookmarkStart w:id="67" w:name="alg-gformula-survival"/>
-    <w:p>
-      <w:pPr>
-        <w:pStyle w:val="FirstParagraph"/>
-      </w:pPr>
-      <w:r>
-        <w:rPr>
-          <w:b/>
-          <w:bCs/>
-        </w:rPr>
-        <w:t xml:space="preserve">Algorithm 2 (Parametric g-formula for survival curves)</w:t>
-      </w:r>
-      <w:r>
-        <w:t xml:space="preserve"> </w:t>
-      </w:r>
-      <w:r>
-        <w:t xml:space="preserve">Estimation again takes two steps.</w:t>
-      </w:r>
-    </w:p>
-    <w:p>
-      <w:pPr>
-        <w:pStyle w:val="BodyText"/>
-      </w:pPr>
-      <w:r>
-        <w:rPr>
-          <w:b/>
-          <w:bCs/>
-        </w:rPr>
-        <w:t xml:space="preserve">Step 1</w:t>
-      </w:r>
-      <w:r>
-        <w:t xml:space="preserve">: Estimate the conditional survivals</w:t>
-      </w:r>
-      <w:r>
-        <w:t xml:space="preserve"> </w:t>
-      </w:r>
-      <m:oMath>
-        <m:r>
-          <m:rPr>
-            <m:sty m:val="p"/>
-          </m:rPr>
-          <m:t>Pr</m:t>
-        </m:r>
-        <m:r>
-          <m:rPr>
-            <m:sty m:val="p"/>
-          </m:rPr>
-          <m:t>[</m:t>
-        </m:r>
-        <m:sSub>
-          <m:e>
-            <m:r>
-              <m:t>D</m:t>
-            </m:r>
-          </m:e>
-          <m:sub>
-            <m:r>
-              <m:t>k</m:t>
-            </m:r>
-            <m:r>
-              <m:rPr>
-                <m:sty m:val="p"/>
-              </m:rPr>
-              <m:t>+</m:t>
-            </m:r>
-            <m:r>
-              <m:t>1</m:t>
-            </m:r>
-          </m:sub>
-        </m:sSub>
-        <m:r>
-          <m:rPr>
-            <m:sty m:val="p"/>
-          </m:rPr>
-          <m:t>=</m:t>
-        </m:r>
-        <m:r>
-          <m:t>0</m:t>
-        </m:r>
-        <m:r>
-          <m:rPr>
-            <m:sty m:val="p"/>
-          </m:rPr>
-          <m:t>∣</m:t>
-        </m:r>
-        <m:r>
-          <m:t>L</m:t>
-        </m:r>
-        <m:r>
-          <m:rPr>
-            <m:sty m:val="p"/>
-          </m:rPr>
-          <m:t>=</m:t>
-        </m:r>
-        <m:r>
-          <m:t>l</m:t>
-        </m:r>
-        <m:r>
-          <m:rPr>
-            <m:sty m:val="p"/>
-          </m:rPr>
-          <m:t>,</m:t>
-        </m:r>
-        <m:r>
-          <m:t>A</m:t>
-        </m:r>
-        <m:r>
-          <m:rPr>
-            <m:sty m:val="p"/>
-          </m:rPr>
-          <m:t>=</m:t>
-        </m:r>
-        <m:r>
-          <m:t>a</m:t>
-        </m:r>
-        <m:r>
-          <m:rPr>
-            <m:sty m:val="p"/>
-          </m:rPr>
-          <m:t>]</m:t>
-        </m:r>
-      </m:oMath>
-      <w:r>
-        <w:t xml:space="preserve"> </w:t>
-      </w:r>
-      <w:r>
-        <w:t xml:space="preserve">from the administratively censored data</w:t>
-      </w:r>
-      <w:r>
-        <w:t xml:space="preserve"> </w:t>
-      </w:r>
-      <w:r>
-        <w:t xml:space="preserve">with a parametric hazards model like that of Section 17.2, now including the covariates</w:t>
-      </w:r>
-      <w:r>
-        <w:t xml:space="preserve"> </w:t>
-      </w:r>
-      <m:oMath>
-        <m:r>
-          <m:t>L</m:t>
-        </m:r>
-      </m:oMath>
-      <w:r>
-        <w:t xml:space="preserve">, for example:</w:t>
-      </w:r>
-    </w:p>
-    <w:p>
-      <w:pPr>
-        <w:pStyle w:val="BodyText"/>
-      </w:pPr>
-      <m:oMathPara>
-        <m:oMathParaPr>
-          <m:jc m:val="center"/>
-        </m:oMathParaPr>
-        <m:oMath>
-          <m:r>
-            <m:rPr>
-              <m:nor/>
-              <m:sty m:val="p"/>
-            </m:rPr>
-            <m:t>logit</m:t>
-          </m:r>
-          <m:r>
-            <m:t> </m:t>
-          </m:r>
-          <m:r>
-            <m:rPr>
-              <m:sty m:val="p"/>
-            </m:rPr>
-            <m:t>Pr</m:t>
-          </m:r>
-          <m:r>
-            <m:rPr>
-              <m:sty m:val="p"/>
-            </m:rPr>
-            <m:t>[</m:t>
-          </m:r>
-          <m:sSub>
-            <m:e>
-              <m:r>
-                <m:t>D</m:t>
-              </m:r>
-            </m:e>
-            <m:sub>
-              <m:r>
-                <m:t>k</m:t>
-              </m:r>
-              <m:r>
-                <m:rPr>
-                  <m:sty m:val="p"/>
-                </m:rPr>
-                <m:t>+</m:t>
+    <w:tbl>
+      <w:tblPr>
+        <w:tblStyle w:val="Table"/>
+        <w:tblInd w:w="164" w:type="dxa"/>
+        <w:tblBorders>
+          <w:left w:val="single" w:sz="24" w:space="0" w:color="909090"/>
+        </w:tblBorders>
+        <w:tblCellMar>
+          <w:left w:w="0" w:type="dxa"/>
+          <w:right w:w="0" w:type="dxa"/>
+        </w:tblCellMar>
+        <w:tblLook w:firstRow="0" w:lastRow="0" w:firstColumn="0" w:lastColumn="0" w:noHBand="0" w:noVBand="0" w:val="0000"/>
+      </w:tblPr>
+      <w:tblGrid>
+        <w:gridCol w:w="7920"/>
+      </w:tblGrid>
+      <w:tr>
+        <w:trPr>
+          <w:cantSplit/>
+        </w:trPr>
+        <w:tc>
+          <w:tcPr>
+            <w:tcMar>
+              <w:left w:w="144" w:type="dxa"/>
+            </w:tcMar>
+          </w:tcPr>
+          <w:p>
+            <w:pPr>
+              <w:pStyle w:val="FirstParagraph"/>
+            </w:pPr>
+            <w:pPr>
+              <w:spacing w:before="16" w:after="64"/>
+            </w:pPr>
+          </w:p>
+          <w:bookmarkStart w:id="67" w:name="alg-gformula-survival"/>
+          <w:p>
+            <w:pPr>
+              <w:pStyle w:val="BodyText"/>
+            </w:pPr>
+            <w:r>
+              <w:rPr>
+                <w:b/>
+                <w:bCs/>
+              </w:rPr>
+              <w:t xml:space="preserve">Algorithm 2 (Parametric g-formula for survival curves)</w:t>
+            </w:r>
+            <w:r>
+              <w:t xml:space="preserve"> </w:t>
+            </w:r>
+            <w:r>
+              <w:t xml:space="preserve">Estimation again takes two steps.</w:t>
+            </w:r>
+          </w:p>
+          <w:p>
+            <w:pPr>
+              <w:pStyle w:val="BodyText"/>
+            </w:pPr>
+            <w:r>
+              <w:rPr>
+                <w:b/>
+                <w:bCs/>
+              </w:rPr>
+              <w:t xml:space="preserve">Step 1</w:t>
+            </w:r>
+            <w:r>
+              <w:t xml:space="preserve">: Estimate the conditional survivals</w:t>
+            </w:r>
+            <w:r>
+              <w:t xml:space="preserve"> </w:t>
+            </w:r>
+            <m:oMath>
+              <m:r>
+                <m:rPr>
+                  <m:sty m:val="p"/>
+                </m:rPr>
+                <m:t>Pr</m:t>
+              </m:r>
+              <m:r>
+                <m:rPr>
+                  <m:sty m:val="p"/>
+                </m:rPr>
+                <m:t>[</m:t>
+              </m:r>
+              <m:sSub>
+                <m:e>
+                  <m:r>
+                    <m:t>D</m:t>
+                  </m:r>
+                </m:e>
+                <m:sub>
+                  <m:r>
+                    <m:t>k</m:t>
+                  </m:r>
+                  <m:r>
+                    <m:rPr>
+                      <m:sty m:val="p"/>
+                    </m:rPr>
+                    <m:t>+</m:t>
+                  </m:r>
+                  <m:r>
+                    <m:t>1</m:t>
+                  </m:r>
+                </m:sub>
+              </m:sSub>
+              <m:r>
+                <m:rPr>
+                  <m:sty m:val="p"/>
+                </m:rPr>
+                <m:t>=</m:t>
+              </m:r>
+              <m:r>
+                <m:t>0</m:t>
+              </m:r>
+              <m:r>
+                <m:rPr>
+                  <m:sty m:val="p"/>
+                </m:rPr>
+                <m:t>∣</m:t>
+              </m:r>
+              <m:r>
+                <m:t>L</m:t>
+              </m:r>
+              <m:r>
+                <m:rPr>
+                  <m:sty m:val="p"/>
+                </m:rPr>
+                <m:t>=</m:t>
+              </m:r>
+              <m:r>
+                <m:t>l</m:t>
+              </m:r>
+              <m:r>
+                <m:rPr>
+                  <m:sty m:val="p"/>
+                </m:rPr>
+                <m:t>,</m:t>
+              </m:r>
+              <m:r>
+                <m:t>A</m:t>
+              </m:r>
+              <m:r>
+                <m:rPr>
+                  <m:sty m:val="p"/>
+                </m:rPr>
+                <m:t>=</m:t>
+              </m:r>
+              <m:r>
+                <m:t>a</m:t>
+              </m:r>
+              <m:r>
+                <m:rPr>
+                  <m:sty m:val="p"/>
+                </m:rPr>
+                <m:t>]</m:t>
+              </m:r>
+            </m:oMath>
+            <w:r>
+              <w:t xml:space="preserve"> </w:t>
+            </w:r>
+            <w:r>
+              <w:t xml:space="preserve">from the administratively censored data</w:t>
+            </w:r>
+            <w:r>
+              <w:t xml:space="preserve"> </w:t>
+            </w:r>
+            <w:r>
+              <w:t xml:space="preserve">with a parametric hazards model like that of Section 17.2, now including the covariates</w:t>
+            </w:r>
+            <w:r>
+              <w:t xml:space="preserve"> </w:t>
+            </w:r>
+            <m:oMath>
+              <m:r>
+                <m:t>L</m:t>
+              </m:r>
+            </m:oMath>
+            <w:r>
+              <w:t xml:space="preserve">, for example:</w:t>
+            </w:r>
+          </w:p>
+          <w:p>
+            <w:pPr>
+              <w:pStyle w:val="BodyText"/>
+            </w:pPr>
+            <m:oMathPara>
+              <m:oMathParaPr>
+                <m:jc m:val="center"/>
+              </m:oMathParaPr>
+              <m:oMath>
+                <m:r>
+                  <m:rPr>
+                    <m:nor/>
+                    <m:sty m:val="p"/>
+                  </m:rPr>
+                  <m:t>logit</m:t>
+                </m:r>
+                <m:r>
+                  <m:t> </m:t>
+                </m:r>
+                <m:r>
+                  <m:rPr>
+                    <m:sty m:val="p"/>
+                  </m:rPr>
+                  <m:t>Pr</m:t>
+                </m:r>
+                <m:r>
+                  <m:rPr>
+                    <m:sty m:val="p"/>
+                  </m:rPr>
+                  <m:t>[</m:t>
+                </m:r>
+                <m:sSub>
+                  <m:e>
+                    <m:r>
+                      <m:t>D</m:t>
+                    </m:r>
+                  </m:e>
+                  <m:sub>
+                    <m:r>
+                      <m:t>k</m:t>
+                    </m:r>
+                    <m:r>
+                      <m:rPr>
+                        <m:sty m:val="p"/>
+                      </m:rPr>
+                      <m:t>+</m:t>
+                    </m:r>
+                    <m:r>
+                      <m:t>1</m:t>
+                    </m:r>
+                  </m:sub>
+                </m:sSub>
+                <m:r>
+                  <m:rPr>
+                    <m:sty m:val="p"/>
+                  </m:rPr>
+                  <m:t>=</m:t>
+                </m:r>
+                <m:r>
+                  <m:t>1</m:t>
+                </m:r>
+                <m:r>
+                  <m:rPr>
+                    <m:sty m:val="p"/>
+                  </m:rPr>
+                  <m:t>∣</m:t>
+                </m:r>
+                <m:sSub>
+                  <m:e>
+                    <m:r>
+                      <m:t>D</m:t>
+                    </m:r>
+                  </m:e>
+                  <m:sub>
+                    <m:r>
+                      <m:t>k</m:t>
+                    </m:r>
+                  </m:sub>
+                </m:sSub>
+                <m:r>
+                  <m:rPr>
+                    <m:sty m:val="p"/>
+                  </m:rPr>
+                  <m:t>=</m:t>
+                </m:r>
+                <m:r>
+                  <m:t>0</m:t>
+                </m:r>
+                <m:r>
+                  <m:rPr>
+                    <m:sty m:val="p"/>
+                  </m:rPr>
+                  <m:t>,</m:t>
+                </m:r>
+                <m:r>
+                  <m:t>L</m:t>
+                </m:r>
+                <m:r>
+                  <m:rPr>
+                    <m:sty m:val="p"/>
+                  </m:rPr>
+                  <m:t>,</m:t>
+                </m:r>
+                <m:r>
+                  <m:t>A</m:t>
+                </m:r>
+                <m:r>
+                  <m:rPr>
+                    <m:sty m:val="p"/>
+                  </m:rPr>
+                  <m:t>]</m:t>
+                </m:r>
+                <m:r>
+                  <m:rPr>
+                    <m:sty m:val="p"/>
+                  </m:rPr>
+                  <m:t>=</m:t>
+                </m:r>
+                <m:sSub>
+                  <m:e>
+                    <m:r>
+                      <m:t>θ</m:t>
+                    </m:r>
+                  </m:e>
+                  <m:sub>
+                    <m:r>
+                      <m:t>0</m:t>
+                    </m:r>
+                    <m:r>
+                      <m:rPr>
+                        <m:sty m:val="p"/>
+                      </m:rPr>
+                      <m:t>,</m:t>
+                    </m:r>
+                    <m:r>
+                      <m:t>k</m:t>
+                    </m:r>
+                  </m:sub>
+                </m:sSub>
+                <m:r>
+                  <m:rPr>
+                    <m:sty m:val="p"/>
+                  </m:rPr>
+                  <m:t>+</m:t>
+                </m:r>
+                <m:sSub>
+                  <m:e>
+                    <m:r>
+                      <m:t>θ</m:t>
+                    </m:r>
+                  </m:e>
+                  <m:sub>
+                    <m:r>
+                      <m:t>1</m:t>
+                    </m:r>
+                  </m:sub>
+                </m:sSub>
+                <m:r>
+                  <m:t>A</m:t>
+                </m:r>
+                <m:r>
+                  <m:rPr>
+                    <m:sty m:val="p"/>
+                  </m:rPr>
+                  <m:t>+</m:t>
+                </m:r>
+                <m:sSub>
+                  <m:e>
+                    <m:r>
+                      <m:t>θ</m:t>
+                    </m:r>
+                  </m:e>
+                  <m:sub>
+                    <m:r>
+                      <m:t>2</m:t>
+                    </m:r>
+                  </m:sub>
+                </m:sSub>
+                <m:r>
+                  <m:t>A</m:t>
+                </m:r>
+                <m:r>
+                  <m:rPr>
+                    <m:sty m:val="p"/>
+                  </m:rPr>
+                  <m:t>×</m:t>
+                </m:r>
+                <m:r>
+                  <m:t>k</m:t>
+                </m:r>
+                <m:r>
+                  <m:rPr>
+                    <m:sty m:val="p"/>
+                  </m:rPr>
+                  <m:t>+</m:t>
+                </m:r>
+                <m:sSub>
+                  <m:e>
+                    <m:r>
+                      <m:t>θ</m:t>
+                    </m:r>
+                  </m:e>
+                  <m:sub>
+                    <m:r>
+                      <m:t>3</m:t>
+                    </m:r>
+                  </m:sub>
+                </m:sSub>
+                <m:r>
+                  <m:t>A</m:t>
+                </m:r>
+                <m:r>
+                  <m:rPr>
+                    <m:sty m:val="p"/>
+                  </m:rPr>
+                  <m:t>×</m:t>
+                </m:r>
+                <m:sSup>
+                  <m:e>
+                    <m:r>
+                      <m:t>k</m:t>
+                    </m:r>
+                  </m:e>
+                  <m:sup>
+                    <m:r>
+                      <m:t>2</m:t>
+                    </m:r>
+                  </m:sup>
+                </m:sSup>
+                <m:r>
+                  <m:rPr>
+                    <m:sty m:val="p"/>
+                  </m:rPr>
+                  <m:t>+</m:t>
+                </m:r>
+                <m:sSubSup>
+                  <m:e>
+                    <m:r>
+                      <m:rPr>
+                        <m:sty m:val="bi"/>
+                      </m:rPr>
+                      <m:t>θ</m:t>
+                    </m:r>
+                  </m:e>
+                  <m:sub>
+                    <m:r>
+                      <m:t>L</m:t>
+                    </m:r>
+                  </m:sub>
+                  <m:sup>
+                    <m:r>
+                      <m:rPr>
+                        <m:sty m:val="p"/>
+                      </m:rPr>
+                      <m:t>⊤</m:t>
+                    </m:r>
+                  </m:sup>
+                </m:sSubSup>
+                <m:r>
+                  <m:t>L</m:t>
+                </m:r>
+              </m:oMath>
+            </m:oMathPara>
+          </w:p>
+          <w:p>
+            <w:pPr>
+              <w:pStyle w:val="FirstParagraph"/>
+            </w:pPr>
+            <w:r>
+              <w:t xml:space="preserve">If this model is correct, it estimates the hazards</w:t>
+            </w:r>
+            <w:r>
+              <w:t xml:space="preserve"> </w:t>
+            </w:r>
+            <m:oMath>
+              <m:r>
+                <m:rPr>
+                  <m:sty m:val="p"/>
+                </m:rPr>
+                <m:t>Pr</m:t>
+              </m:r>
+              <m:r>
+                <m:rPr>
+                  <m:sty m:val="p"/>
+                </m:rPr>
+                <m:t>[</m:t>
+              </m:r>
+              <m:sSub>
+                <m:e>
+                  <m:r>
+                    <m:t>D</m:t>
+                  </m:r>
+                </m:e>
+                <m:sub>
+                  <m:r>
+                    <m:t>k</m:t>
+                  </m:r>
+                  <m:r>
+                    <m:rPr>
+                      <m:sty m:val="p"/>
+                    </m:rPr>
+                    <m:t>+</m:t>
+                  </m:r>
+                  <m:r>
+                    <m:t>1</m:t>
+                  </m:r>
+                </m:sub>
+              </m:sSub>
+              <m:r>
+                <m:rPr>
+                  <m:sty m:val="p"/>
+                </m:rPr>
+                <m:t>=</m:t>
               </m:r>
               <m:r>
                 <m:t>1</m:t>
               </m:r>
-            </m:sub>
-          </m:sSub>
-          <m:r>
-            <m:rPr>
-              <m:sty m:val="p"/>
-            </m:rPr>
-            <m:t>=</m:t>
-          </m:r>
-          <m:r>
-            <m:t>1</m:t>
-          </m:r>
-          <m:r>
-            <m:rPr>
-              <m:sty m:val="p"/>
-            </m:rPr>
-            <m:t>∣</m:t>
-          </m:r>
-          <m:sSub>
-            <m:e>
-              <m:r>
-                <m:t>D</m:t>
-              </m:r>
-            </m:e>
-            <m:sub>
-              <m:r>
-                <m:t>k</m:t>
-              </m:r>
-            </m:sub>
-          </m:sSub>
-          <m:r>
-            <m:rPr>
-              <m:sty m:val="p"/>
-            </m:rPr>
-            <m:t>=</m:t>
-          </m:r>
-          <m:r>
-            <m:t>0</m:t>
-          </m:r>
-          <m:r>
-            <m:rPr>
-              <m:sty m:val="p"/>
-            </m:rPr>
-            <m:t>,</m:t>
-          </m:r>
-          <m:r>
-            <m:t>L</m:t>
-          </m:r>
-          <m:r>
-            <m:rPr>
-              <m:sty m:val="p"/>
-            </m:rPr>
-            <m:t>,</m:t>
-          </m:r>
-          <m:r>
-            <m:t>A</m:t>
-          </m:r>
-          <m:r>
-            <m:rPr>
-              <m:sty m:val="p"/>
-            </m:rPr>
-            <m:t>]</m:t>
-          </m:r>
-          <m:r>
-            <m:rPr>
-              <m:sty m:val="p"/>
-            </m:rPr>
-            <m:t>=</m:t>
-          </m:r>
-          <m:sSub>
-            <m:e>
-              <m:r>
-                <m:t>θ</m:t>
-              </m:r>
-            </m:e>
-            <m:sub>
+              <m:r>
+                <m:rPr>
+                  <m:sty m:val="p"/>
+                </m:rPr>
+                <m:t>∣</m:t>
+              </m:r>
+              <m:sSub>
+                <m:e>
+                  <m:r>
+                    <m:t>D</m:t>
+                  </m:r>
+                </m:e>
+                <m:sub>
+                  <m:r>
+                    <m:t>k</m:t>
+                  </m:r>
+                </m:sub>
+              </m:sSub>
+              <m:r>
+                <m:rPr>
+                  <m:sty m:val="p"/>
+                </m:rPr>
+                <m:t>=</m:t>
+              </m:r>
               <m:r>
                 <m:t>0</m:t>
               </m:r>
@@ -19214,273 +19681,239 @@
                 <m:t>,</m:t>
               </m:r>
               <m:r>
-                <m:t>k</m:t>
-              </m:r>
-            </m:sub>
-          </m:sSub>
-          <m:r>
-            <m:rPr>
-              <m:sty m:val="p"/>
-            </m:rPr>
-            <m:t>+</m:t>
-          </m:r>
-          <m:sSub>
-            <m:e>
-              <m:r>
-                <m:t>θ</m:t>
-              </m:r>
-            </m:e>
-            <m:sub>
-              <m:r>
-                <m:t>1</m:t>
-              </m:r>
-            </m:sub>
-          </m:sSub>
-          <m:r>
-            <m:t>A</m:t>
-          </m:r>
-          <m:r>
-            <m:rPr>
-              <m:sty m:val="p"/>
-            </m:rPr>
-            <m:t>+</m:t>
-          </m:r>
-          <m:sSub>
-            <m:e>
-              <m:r>
-                <m:t>θ</m:t>
-              </m:r>
-            </m:e>
-            <m:sub>
-              <m:r>
-                <m:t>2</m:t>
-              </m:r>
-            </m:sub>
-          </m:sSub>
-          <m:r>
-            <m:t>A</m:t>
-          </m:r>
-          <m:r>
-            <m:rPr>
-              <m:sty m:val="p"/>
-            </m:rPr>
-            <m:t>×</m:t>
-          </m:r>
-          <m:r>
-            <m:t>k</m:t>
-          </m:r>
-          <m:r>
-            <m:rPr>
-              <m:sty m:val="p"/>
-            </m:rPr>
-            <m:t>+</m:t>
-          </m:r>
-          <m:sSub>
-            <m:e>
-              <m:r>
-                <m:t>θ</m:t>
-              </m:r>
-            </m:e>
-            <m:sub>
-              <m:r>
-                <m:t>3</m:t>
-              </m:r>
-            </m:sub>
-          </m:sSub>
-          <m:r>
-            <m:t>A</m:t>
-          </m:r>
-          <m:r>
-            <m:rPr>
-              <m:sty m:val="p"/>
-            </m:rPr>
-            <m:t>×</m:t>
-          </m:r>
-          <m:sSup>
-            <m:e>
-              <m:r>
-                <m:t>k</m:t>
-              </m:r>
-            </m:e>
-            <m:sup>
-              <m:r>
-                <m:t>2</m:t>
-              </m:r>
-            </m:sup>
-          </m:sSup>
-          <m:r>
-            <m:rPr>
-              <m:sty m:val="p"/>
-            </m:rPr>
-            <m:t>+</m:t>
-          </m:r>
-          <m:sSubSup>
-            <m:e>
-              <m:r>
-                <m:rPr>
-                  <m:sty m:val="bi"/>
-                </m:rPr>
-                <m:t>θ</m:t>
-              </m:r>
-            </m:e>
-            <m:sub>
-              <m:r>
                 <m:t>L</m:t>
               </m:r>
-            </m:sub>
-            <m:sup>
-              <m:r>
-                <m:rPr>
-                  <m:sty m:val="p"/>
-                </m:rPr>
-                <m:t>⊤</m:t>
-              </m:r>
-            </m:sup>
-          </m:sSubSup>
-          <m:r>
-            <m:t>L</m:t>
-          </m:r>
-        </m:oMath>
-      </m:oMathPara>
-    </w:p>
-    <w:p>
-      <w:pPr>
-        <w:pStyle w:val="FirstParagraph"/>
-      </w:pPr>
-      <w:r>
-        <w:t xml:space="preserve">If this model is correct, it estimates the hazards</w:t>
-      </w:r>
-      <w:r>
-        <w:t xml:space="preserve"> </w:t>
-      </w:r>
-      <m:oMath>
-        <m:r>
-          <m:rPr>
-            <m:sty m:val="p"/>
-          </m:rPr>
-          <m:t>Pr</m:t>
-        </m:r>
-        <m:r>
-          <m:rPr>
-            <m:sty m:val="p"/>
-          </m:rPr>
-          <m:t>[</m:t>
-        </m:r>
-        <m:sSub>
-          <m:e>
-            <m:r>
-              <m:t>D</m:t>
-            </m:r>
-          </m:e>
-          <m:sub>
-            <m:r>
-              <m:t>k</m:t>
-            </m:r>
-            <m:r>
-              <m:rPr>
-                <m:sty m:val="p"/>
-              </m:rPr>
-              <m:t>+</m:t>
-            </m:r>
-            <m:r>
-              <m:t>1</m:t>
-            </m:r>
-          </m:sub>
-        </m:sSub>
-        <m:r>
-          <m:rPr>
-            <m:sty m:val="p"/>
-          </m:rPr>
-          <m:t>=</m:t>
-        </m:r>
-        <m:r>
-          <m:t>1</m:t>
-        </m:r>
-        <m:r>
-          <m:rPr>
-            <m:sty m:val="p"/>
-          </m:rPr>
-          <m:t>∣</m:t>
-        </m:r>
-        <m:sSub>
-          <m:e>
-            <m:r>
-              <m:t>D</m:t>
-            </m:r>
-          </m:e>
-          <m:sub>
-            <m:r>
-              <m:t>k</m:t>
-            </m:r>
-          </m:sub>
-        </m:sSub>
-        <m:r>
-          <m:rPr>
-            <m:sty m:val="p"/>
-          </m:rPr>
-          <m:t>=</m:t>
-        </m:r>
-        <m:r>
-          <m:t>0</m:t>
-        </m:r>
-        <m:r>
-          <m:rPr>
-            <m:sty m:val="p"/>
-          </m:rPr>
-          <m:t>,</m:t>
-        </m:r>
-        <m:r>
-          <m:t>L</m:t>
-        </m:r>
-        <m:r>
-          <m:rPr>
-            <m:sty m:val="p"/>
-          </m:rPr>
-          <m:t>,</m:t>
-        </m:r>
-        <m:r>
-          <m:t>A</m:t>
-        </m:r>
-        <m:r>
-          <m:rPr>
-            <m:sty m:val="p"/>
-          </m:rPr>
-          <m:t>]</m:t>
-        </m:r>
-      </m:oMath>
-      <w:r>
-        <w:t xml:space="preserve"> </w:t>
-      </w:r>
-      <w:r>
-        <w:t xml:space="preserve">for every combination of treatment and covariates.</w:t>
-      </w:r>
-      <w:r>
-        <w:t xml:space="preserve"> </w:t>
-      </w:r>
-      <w:r>
-        <w:t xml:space="preserve">The product of one minus these hazards,</w:t>
-      </w:r>
-    </w:p>
-    <w:p>
-      <w:pPr>
-        <w:pStyle w:val="BodyText"/>
-      </w:pPr>
-      <m:oMathPara>
-        <m:oMathParaPr>
-          <m:jc m:val="center"/>
-        </m:oMathParaPr>
-        <m:oMath>
-          <m:nary>
-            <m:naryPr>
-              <m:chr m:val="∏"/>
-              <m:limLoc m:val="undOvr"/>
-              <m:subHide m:val="off"/>
-              <m:supHide m:val="off"/>
-            </m:naryPr>
-            <m:sub>
-              <m:r>
-                <m:t>m</m:t>
-              </m:r>
+              <m:r>
+                <m:rPr>
+                  <m:sty m:val="p"/>
+                </m:rPr>
+                <m:t>,</m:t>
+              </m:r>
+              <m:r>
+                <m:t>A</m:t>
+              </m:r>
+              <m:r>
+                <m:rPr>
+                  <m:sty m:val="p"/>
+                </m:rPr>
+                <m:t>]</m:t>
+              </m:r>
+            </m:oMath>
+            <w:r>
+              <w:t xml:space="preserve"> </w:t>
+            </w:r>
+            <w:r>
+              <w:t xml:space="preserve">for every combination of treatment and covariates.</w:t>
+            </w:r>
+            <w:r>
+              <w:t xml:space="preserve"> </w:t>
+            </w:r>
+            <w:r>
+              <w:t xml:space="preserve">The product of one minus these hazards,</w:t>
+            </w:r>
+          </w:p>
+          <w:p>
+            <w:pPr>
+              <w:pStyle w:val="BodyText"/>
+            </w:pPr>
+            <m:oMathPara>
+              <m:oMathParaPr>
+                <m:jc m:val="center"/>
+              </m:oMathParaPr>
+              <m:oMath>
+                <m:nary>
+                  <m:naryPr>
+                    <m:chr m:val="∏"/>
+                    <m:limLoc m:val="undOvr"/>
+                    <m:subHide m:val="off"/>
+                    <m:supHide m:val="off"/>
+                  </m:naryPr>
+                  <m:sub>
+                    <m:r>
+                      <m:t>m</m:t>
+                    </m:r>
+                    <m:r>
+                      <m:rPr>
+                        <m:sty m:val="p"/>
+                      </m:rPr>
+                      <m:t>=</m:t>
+                    </m:r>
+                    <m:r>
+                      <m:t>0</m:t>
+                    </m:r>
+                  </m:sub>
+                  <m:sup>
+                    <m:r>
+                      <m:t>k</m:t>
+                    </m:r>
+                  </m:sup>
+                  <m:e>
+                    <m:r>
+                      <m:rPr>
+                        <m:sty m:val="p"/>
+                      </m:rPr>
+                      <m:t>Pr</m:t>
+                    </m:r>
+                  </m:e>
+                </m:nary>
+                <m:r>
+                  <m:rPr>
+                    <m:sty m:val="p"/>
+                  </m:rPr>
+                  <m:t>[</m:t>
+                </m:r>
+                <m:sSub>
+                  <m:e>
+                    <m:r>
+                      <m:t>D</m:t>
+                    </m:r>
+                  </m:e>
+                  <m:sub>
+                    <m:r>
+                      <m:t>m</m:t>
+                    </m:r>
+                    <m:r>
+                      <m:rPr>
+                        <m:sty m:val="p"/>
+                      </m:rPr>
+                      <m:t>+</m:t>
+                    </m:r>
+                    <m:r>
+                      <m:t>1</m:t>
+                    </m:r>
+                  </m:sub>
+                </m:sSub>
+                <m:r>
+                  <m:rPr>
+                    <m:sty m:val="p"/>
+                  </m:rPr>
+                  <m:t>=</m:t>
+                </m:r>
+                <m:r>
+                  <m:t>0</m:t>
+                </m:r>
+                <m:r>
+                  <m:rPr>
+                    <m:sty m:val="p"/>
+                  </m:rPr>
+                  <m:t>∣</m:t>
+                </m:r>
+                <m:sSub>
+                  <m:e>
+                    <m:r>
+                      <m:t>D</m:t>
+                    </m:r>
+                  </m:e>
+                  <m:sub>
+                    <m:r>
+                      <m:t>m</m:t>
+                    </m:r>
+                  </m:sub>
+                </m:sSub>
+                <m:r>
+                  <m:rPr>
+                    <m:sty m:val="p"/>
+                  </m:rPr>
+                  <m:t>=</m:t>
+                </m:r>
+                <m:r>
+                  <m:t>0</m:t>
+                </m:r>
+                <m:r>
+                  <m:rPr>
+                    <m:sty m:val="p"/>
+                  </m:rPr>
+                  <m:t>,</m:t>
+                </m:r>
+                <m:r>
+                  <m:t>L</m:t>
+                </m:r>
+                <m:r>
+                  <m:rPr>
+                    <m:sty m:val="p"/>
+                  </m:rPr>
+                  <m:t>=</m:t>
+                </m:r>
+                <m:r>
+                  <m:t>l</m:t>
+                </m:r>
+                <m:r>
+                  <m:rPr>
+                    <m:sty m:val="p"/>
+                  </m:rPr>
+                  <m:t>,</m:t>
+                </m:r>
+                <m:r>
+                  <m:t>A</m:t>
+                </m:r>
+                <m:r>
+                  <m:rPr>
+                    <m:sty m:val="p"/>
+                  </m:rPr>
+                  <m:t>=</m:t>
+                </m:r>
+                <m:r>
+                  <m:t>a</m:t>
+                </m:r>
+                <m:r>
+                  <m:rPr>
+                    <m:sty m:val="p"/>
+                  </m:rPr>
+                  <m:t>]</m:t>
+                </m:r>
+                <m:r>
+                  <m:rPr>
+                    <m:sty m:val="p"/>
+                  </m:rPr>
+                  <m:t>,</m:t>
+                </m:r>
+              </m:oMath>
+            </m:oMathPara>
+          </w:p>
+          <w:p>
+            <w:pPr>
+              <w:pStyle w:val="FirstParagraph"/>
+            </w:pPr>
+            <w:r>
+              <w:t xml:space="preserve">is the conditional survival</w:t>
+            </w:r>
+            <w:r>
+              <w:t xml:space="preserve"> </w:t>
+            </w:r>
+            <m:oMath>
+              <m:r>
+                <m:rPr>
+                  <m:sty m:val="p"/>
+                </m:rPr>
+                <m:t>Pr</m:t>
+              </m:r>
+              <m:r>
+                <m:rPr>
+                  <m:sty m:val="p"/>
+                </m:rPr>
+                <m:t>[</m:t>
+              </m:r>
+              <m:sSub>
+                <m:e>
+                  <m:r>
+                    <m:t>D</m:t>
+                  </m:r>
+                </m:e>
+                <m:sub>
+                  <m:r>
+                    <m:t>k</m:t>
+                  </m:r>
+                  <m:r>
+                    <m:rPr>
+                      <m:sty m:val="p"/>
+                    </m:rPr>
+                    <m:t>+</m:t>
+                  </m:r>
+                  <m:r>
+                    <m:t>1</m:t>
+                  </m:r>
+                </m:sub>
+              </m:sSub>
               <m:r>
                 <m:rPr>
                   <m:sty m:val="p"/>
@@ -19490,567 +19923,388 @@
               <m:r>
                 <m:t>0</m:t>
               </m:r>
-            </m:sub>
-            <m:sup>
-              <m:r>
-                <m:t>k</m:t>
-              </m:r>
-            </m:sup>
-            <m:e>
-              <m:r>
-                <m:rPr>
-                  <m:sty m:val="p"/>
-                </m:rPr>
-                <m:t>Pr</m:t>
-              </m:r>
-            </m:e>
-          </m:nary>
-          <m:r>
-            <m:rPr>
-              <m:sty m:val="p"/>
-            </m:rPr>
-            <m:t>[</m:t>
-          </m:r>
-          <m:sSub>
-            <m:e>
-              <m:r>
-                <m:t>D</m:t>
-              </m:r>
-            </m:e>
-            <m:sub>
-              <m:r>
-                <m:t>m</m:t>
-              </m:r>
-              <m:r>
-                <m:rPr>
-                  <m:sty m:val="p"/>
-                </m:rPr>
-                <m:t>+</m:t>
-              </m:r>
-              <m:r>
-                <m:t>1</m:t>
-              </m:r>
-            </m:sub>
-          </m:sSub>
-          <m:r>
-            <m:rPr>
-              <m:sty m:val="p"/>
-            </m:rPr>
-            <m:t>=</m:t>
-          </m:r>
-          <m:r>
-            <m:t>0</m:t>
-          </m:r>
-          <m:r>
-            <m:rPr>
-              <m:sty m:val="p"/>
-            </m:rPr>
-            <m:t>∣</m:t>
-          </m:r>
-          <m:sSub>
-            <m:e>
-              <m:r>
-                <m:t>D</m:t>
-              </m:r>
-            </m:e>
-            <m:sub>
-              <m:r>
-                <m:t>m</m:t>
-              </m:r>
-            </m:sub>
-          </m:sSub>
-          <m:r>
-            <m:rPr>
-              <m:sty m:val="p"/>
-            </m:rPr>
-            <m:t>=</m:t>
-          </m:r>
-          <m:r>
-            <m:t>0</m:t>
-          </m:r>
-          <m:r>
-            <m:rPr>
-              <m:sty m:val="p"/>
-            </m:rPr>
-            <m:t>,</m:t>
-          </m:r>
-          <m:r>
-            <m:t>L</m:t>
-          </m:r>
-          <m:r>
-            <m:rPr>
-              <m:sty m:val="p"/>
-            </m:rPr>
-            <m:t>=</m:t>
-          </m:r>
-          <m:r>
-            <m:t>l</m:t>
-          </m:r>
-          <m:r>
-            <m:rPr>
-              <m:sty m:val="p"/>
-            </m:rPr>
-            <m:t>,</m:t>
-          </m:r>
-          <m:r>
-            <m:t>A</m:t>
-          </m:r>
-          <m:r>
-            <m:rPr>
-              <m:sty m:val="p"/>
-            </m:rPr>
-            <m:t>=</m:t>
-          </m:r>
-          <m:r>
-            <m:t>a</m:t>
-          </m:r>
-          <m:r>
-            <m:rPr>
-              <m:sty m:val="p"/>
-            </m:rPr>
-            <m:t>]</m:t>
-          </m:r>
-          <m:r>
-            <m:rPr>
-              <m:sty m:val="p"/>
-            </m:rPr>
-            <m:t>,</m:t>
-          </m:r>
-        </m:oMath>
-      </m:oMathPara>
-    </w:p>
-    <w:p>
-      <w:pPr>
-        <w:pStyle w:val="FirstParagraph"/>
-      </w:pPr>
-      <w:r>
-        <w:t xml:space="preserve">is the conditional survival</w:t>
-      </w:r>
-      <w:r>
-        <w:t xml:space="preserve"> </w:t>
-      </w:r>
-      <m:oMath>
-        <m:r>
-          <m:rPr>
-            <m:sty m:val="p"/>
-          </m:rPr>
-          <m:t>Pr</m:t>
-        </m:r>
-        <m:r>
-          <m:rPr>
-            <m:sty m:val="p"/>
-          </m:rPr>
-          <m:t>[</m:t>
-        </m:r>
-        <m:sSub>
-          <m:e>
-            <m:r>
-              <m:t>D</m:t>
-            </m:r>
-          </m:e>
-          <m:sub>
-            <m:r>
-              <m:t>k</m:t>
-            </m:r>
-            <m:r>
-              <m:rPr>
-                <m:sty m:val="p"/>
-              </m:rPr>
-              <m:t>+</m:t>
-            </m:r>
-            <m:r>
-              <m:t>1</m:t>
-            </m:r>
-          </m:sub>
-        </m:sSub>
-        <m:r>
-          <m:rPr>
-            <m:sty m:val="p"/>
-          </m:rPr>
-          <m:t>=</m:t>
-        </m:r>
-        <m:r>
-          <m:t>0</m:t>
-        </m:r>
-        <m:r>
-          <m:rPr>
-            <m:sty m:val="p"/>
-          </m:rPr>
-          <m:t>∣</m:t>
-        </m:r>
-        <m:r>
-          <m:t>L</m:t>
-        </m:r>
-        <m:r>
-          <m:rPr>
-            <m:sty m:val="p"/>
-          </m:rPr>
-          <m:t>=</m:t>
-        </m:r>
-        <m:r>
-          <m:t>l</m:t>
-        </m:r>
-        <m:r>
-          <m:rPr>
-            <m:sty m:val="p"/>
-          </m:rPr>
-          <m:t>,</m:t>
-        </m:r>
-        <m:r>
-          <m:t>A</m:t>
-        </m:r>
-        <m:r>
-          <m:rPr>
-            <m:sty m:val="p"/>
-          </m:rPr>
-          <m:t>=</m:t>
-        </m:r>
-        <m:r>
-          <m:t>a</m:t>
-        </m:r>
-        <m:r>
-          <m:rPr>
-            <m:sty m:val="p"/>
-          </m:rPr>
-          <m:t>]</m:t>
-        </m:r>
-      </m:oMath>
-      <w:r>
-        <w:t xml:space="preserve">.</w:t>
-      </w:r>
-      <w:r>
-        <w:t xml:space="preserve"> </w:t>
-      </w:r>
-      <w:r>
-        <w:t xml:space="preserve">Under conditional exchangeability given</w:t>
-      </w:r>
-      <w:r>
-        <w:t xml:space="preserve"> </w:t>
-      </w:r>
-      <m:oMath>
-        <m:r>
-          <m:t>L</m:t>
-        </m:r>
-      </m:oMath>
-      <w:r>
-        <w:t xml:space="preserve">,</w:t>
-      </w:r>
-      <w:r>
-        <w:t xml:space="preserve"> </w:t>
-      </w:r>
-      <w:r>
-        <w:t xml:space="preserve">it is also the survival had everyone with</w:t>
-      </w:r>
-      <w:r>
-        <w:t xml:space="preserve"> </w:t>
-      </w:r>
-      <m:oMath>
-        <m:r>
-          <m:t>L</m:t>
-        </m:r>
-        <m:r>
-          <m:rPr>
-            <m:sty m:val="p"/>
-          </m:rPr>
-          <m:t>=</m:t>
-        </m:r>
-        <m:r>
-          <m:t>l</m:t>
-        </m:r>
-      </m:oMath>
-      <w:r>
-        <w:t xml:space="preserve"> </w:t>
-      </w:r>
-      <w:r>
-        <w:t xml:space="preserve">received treatment</w:t>
-      </w:r>
-      <w:r>
-        <w:t xml:space="preserve"> </w:t>
-      </w:r>
-      <m:oMath>
-        <m:r>
-          <m:t>a</m:t>
-        </m:r>
-      </m:oMath>
-      <w:r>
-        <w:t xml:space="preserve">:</w:t>
-      </w:r>
-    </w:p>
-    <w:p>
-      <w:pPr>
-        <w:pStyle w:val="BodyText"/>
-      </w:pPr>
-      <m:oMathPara>
-        <m:oMathParaPr>
-          <m:jc m:val="center"/>
-        </m:oMathParaPr>
-        <m:oMath>
-          <m:r>
-            <m:rPr>
-              <m:sty m:val="p"/>
-            </m:rPr>
-            <m:t>Pr</m:t>
-          </m:r>
-          <m:r>
-            <m:rPr>
-              <m:sty m:val="p"/>
-            </m:rPr>
-            <m:t>[</m:t>
-          </m:r>
-          <m:sSub>
-            <m:e>
-              <m:r>
-                <m:t>D</m:t>
-              </m:r>
-            </m:e>
-            <m:sub>
-              <m:r>
-                <m:t>k</m:t>
-              </m:r>
-              <m:r>
-                <m:rPr>
-                  <m:sty m:val="p"/>
-                </m:rPr>
-                <m:t>+</m:t>
-              </m:r>
-              <m:r>
-                <m:t>1</m:t>
-              </m:r>
-            </m:sub>
-          </m:sSub>
-          <m:r>
-            <m:rPr>
-              <m:sty m:val="p"/>
-            </m:rPr>
-            <m:t>=</m:t>
-          </m:r>
-          <m:r>
-            <m:t>0</m:t>
-          </m:r>
-          <m:r>
-            <m:rPr>
-              <m:sty m:val="p"/>
-            </m:rPr>
-            <m:t>∣</m:t>
-          </m:r>
-          <m:r>
-            <m:t>L</m:t>
-          </m:r>
-          <m:r>
-            <m:rPr>
-              <m:sty m:val="p"/>
-            </m:rPr>
-            <m:t>=</m:t>
-          </m:r>
-          <m:r>
-            <m:t>l</m:t>
-          </m:r>
-          <m:r>
-            <m:rPr>
-              <m:sty m:val="p"/>
-            </m:rPr>
-            <m:t>,</m:t>
-          </m:r>
-          <m:r>
-            <m:t>A</m:t>
-          </m:r>
-          <m:r>
-            <m:rPr>
-              <m:sty m:val="p"/>
-            </m:rPr>
-            <m:t>=</m:t>
-          </m:r>
-          <m:r>
-            <m:t>a</m:t>
-          </m:r>
-          <m:r>
-            <m:rPr>
-              <m:sty m:val="p"/>
-            </m:rPr>
-            <m:t>]</m:t>
-          </m:r>
-          <m:r>
-            <m:rPr>
-              <m:sty m:val="p"/>
-            </m:rPr>
-            <m:t>=</m:t>
-          </m:r>
-          <m:r>
-            <m:rPr>
-              <m:sty m:val="p"/>
-            </m:rPr>
-            <m:t>Pr</m:t>
-          </m:r>
-          <m:r>
-            <m:rPr>
-              <m:sty m:val="p"/>
-            </m:rPr>
-            <m:t>[</m:t>
-          </m:r>
-          <m:sSubSup>
-            <m:e>
-              <m:r>
-                <m:t>D</m:t>
-              </m:r>
-            </m:e>
-            <m:sub>
-              <m:r>
-                <m:t>k</m:t>
-              </m:r>
-              <m:r>
-                <m:rPr>
-                  <m:sty m:val="p"/>
-                </m:rPr>
-                <m:t>+</m:t>
-              </m:r>
-              <m:r>
-                <m:t>1</m:t>
-              </m:r>
-            </m:sub>
-            <m:sup>
+              <m:r>
+                <m:rPr>
+                  <m:sty m:val="p"/>
+                </m:rPr>
+                <m:t>∣</m:t>
+              </m:r>
+              <m:r>
+                <m:t>L</m:t>
+              </m:r>
+              <m:r>
+                <m:rPr>
+                  <m:sty m:val="p"/>
+                </m:rPr>
+                <m:t>=</m:t>
+              </m:r>
+              <m:r>
+                <m:t>l</m:t>
+              </m:r>
+              <m:r>
+                <m:rPr>
+                  <m:sty m:val="p"/>
+                </m:rPr>
+                <m:t>,</m:t>
+              </m:r>
+              <m:r>
+                <m:t>A</m:t>
+              </m:r>
+              <m:r>
+                <m:rPr>
+                  <m:sty m:val="p"/>
+                </m:rPr>
+                <m:t>=</m:t>
+              </m:r>
               <m:r>
                 <m:t>a</m:t>
               </m:r>
-            </m:sup>
-          </m:sSubSup>
-          <m:r>
-            <m:rPr>
-              <m:sty m:val="p"/>
-            </m:rPr>
-            <m:t>=</m:t>
-          </m:r>
-          <m:r>
-            <m:t>0</m:t>
-          </m:r>
-          <m:r>
-            <m:rPr>
-              <m:sty m:val="p"/>
-            </m:rPr>
-            <m:t>∣</m:t>
-          </m:r>
-          <m:r>
-            <m:t>L</m:t>
-          </m:r>
-          <m:r>
-            <m:rPr>
-              <m:sty m:val="p"/>
-            </m:rPr>
-            <m:t>=</m:t>
-          </m:r>
-          <m:r>
-            <m:t>l</m:t>
-          </m:r>
-          <m:r>
-            <m:rPr>
-              <m:sty m:val="p"/>
-            </m:rPr>
-            <m:t>]</m:t>
-          </m:r>
-        </m:oMath>
-      </m:oMathPara>
-    </w:p>
-    <w:p>
-      <w:pPr>
-        <w:pStyle w:val="FirstParagraph"/>
-      </w:pPr>
-      <w:r>
-        <w:t xml:space="preserve">The model can thus produce, say, survival curves with and without treatment</w:t>
-      </w:r>
-      <w:r>
-        <w:t xml:space="preserve"> </w:t>
-      </w:r>
-      <w:r>
-        <w:t xml:space="preserve">for 61-year-old white men with a college education who exercise little.</w:t>
-      </w:r>
-      <w:r>
-        <w:t xml:space="preserve"> </w:t>
-      </w:r>
-      <w:r>
-        <w:t xml:space="preserve">We want marginal curves, though, not conditional ones.</w:t>
-      </w:r>
-    </w:p>
-    <w:p>
-      <w:pPr>
-        <w:pStyle w:val="BodyText"/>
-      </w:pPr>
-      <w:r>
-        <w:rPr>
-          <w:b/>
-          <w:bCs/>
-        </w:rPr>
-        <w:t xml:space="preserve">Step 2</w:t>
-      </w:r>
-      <w:r>
-        <w:t xml:space="preserve">: Average the conditional survivals over the distribution of</w:t>
-      </w:r>
-      <w:r>
-        <w:t xml:space="preserve"> </w:t>
-      </w:r>
-      <m:oMath>
-        <m:r>
-          <m:t>L</m:t>
-        </m:r>
-      </m:oMath>
-      <w:r>
-        <w:t xml:space="preserve">,</w:t>
-      </w:r>
-      <w:r>
-        <w:t xml:space="preserve"> </w:t>
-      </w:r>
-      <w:r>
-        <w:t xml:space="preserve">that is, standardize them,</w:t>
-      </w:r>
-      <w:r>
-        <w:t xml:space="preserve"> </w:t>
-      </w:r>
-      <w:r>
-        <w:t xml:space="preserve">using the procedure of Section 13.3</w:t>
-      </w:r>
-      <w:r>
-        <w:t xml:space="preserve"> </w:t>
-      </w:r>
-      <w:r>
-        <w:t xml:space="preserve">(expand the dataset, fit the outcome model, predict, and average).</w:t>
-      </w:r>
-      <w:r>
-        <w:t xml:space="preserve"> </w:t>
-      </w:r>
-      <w:r>
-        <w:t xml:space="preserve">The procedure also handles continuous components of</w:t>
-      </w:r>
-      <w:r>
-        <w:t xml:space="preserve"> </w:t>
-      </w:r>
-      <m:oMath>
-        <m:r>
-          <m:t>L</m:t>
-        </m:r>
-      </m:oMath>
-      <w:r>
-        <w:t xml:space="preserve">, for which the sum over</w:t>
-      </w:r>
-      <w:r>
-        <w:t xml:space="preserve"> </w:t>
-      </w:r>
-      <m:oMath>
-        <m:r>
-          <m:t>l</m:t>
-        </m:r>
-      </m:oMath>
-      <w:r>
-        <w:t xml:space="preserve"> </w:t>
-      </w:r>
-      <w:r>
-        <w:t xml:space="preserve">becomes an integral.</w:t>
-      </w:r>
-      <w:r>
-        <w:t xml:space="preserve"> </w:t>
-      </w:r>
-      <w:r>
-        <w:t xml:space="preserve">The book’s Figure 17.7 shows the resulting curves.</w:t>
-      </w:r>
-    </w:p>
-    <w:bookmarkEnd w:id="67"/>
+              <m:r>
+                <m:rPr>
+                  <m:sty m:val="p"/>
+                </m:rPr>
+                <m:t>]</m:t>
+              </m:r>
+            </m:oMath>
+            <w:r>
+              <w:t xml:space="preserve">.</w:t>
+            </w:r>
+            <w:r>
+              <w:t xml:space="preserve"> </w:t>
+            </w:r>
+            <w:r>
+              <w:t xml:space="preserve">Under conditional exchangeability given</w:t>
+            </w:r>
+            <w:r>
+              <w:t xml:space="preserve"> </w:t>
+            </w:r>
+            <m:oMath>
+              <m:r>
+                <m:t>L</m:t>
+              </m:r>
+            </m:oMath>
+            <w:r>
+              <w:t xml:space="preserve">,</w:t>
+            </w:r>
+            <w:r>
+              <w:t xml:space="preserve"> </w:t>
+            </w:r>
+            <w:r>
+              <w:t xml:space="preserve">it is also the survival had everyone with</w:t>
+            </w:r>
+            <w:r>
+              <w:t xml:space="preserve"> </w:t>
+            </w:r>
+            <m:oMath>
+              <m:r>
+                <m:t>L</m:t>
+              </m:r>
+              <m:r>
+                <m:rPr>
+                  <m:sty m:val="p"/>
+                </m:rPr>
+                <m:t>=</m:t>
+              </m:r>
+              <m:r>
+                <m:t>l</m:t>
+              </m:r>
+            </m:oMath>
+            <w:r>
+              <w:t xml:space="preserve"> </w:t>
+            </w:r>
+            <w:r>
+              <w:t xml:space="preserve">received treatment</w:t>
+            </w:r>
+            <w:r>
+              <w:t xml:space="preserve"> </w:t>
+            </w:r>
+            <m:oMath>
+              <m:r>
+                <m:t>a</m:t>
+              </m:r>
+            </m:oMath>
+            <w:r>
+              <w:t xml:space="preserve">:</w:t>
+            </w:r>
+          </w:p>
+          <w:p>
+            <w:pPr>
+              <w:pStyle w:val="BodyText"/>
+            </w:pPr>
+            <m:oMathPara>
+              <m:oMathParaPr>
+                <m:jc m:val="center"/>
+              </m:oMathParaPr>
+              <m:oMath>
+                <m:r>
+                  <m:rPr>
+                    <m:sty m:val="p"/>
+                  </m:rPr>
+                  <m:t>Pr</m:t>
+                </m:r>
+                <m:r>
+                  <m:rPr>
+                    <m:sty m:val="p"/>
+                  </m:rPr>
+                  <m:t>[</m:t>
+                </m:r>
+                <m:sSub>
+                  <m:e>
+                    <m:r>
+                      <m:t>D</m:t>
+                    </m:r>
+                  </m:e>
+                  <m:sub>
+                    <m:r>
+                      <m:t>k</m:t>
+                    </m:r>
+                    <m:r>
+                      <m:rPr>
+                        <m:sty m:val="p"/>
+                      </m:rPr>
+                      <m:t>+</m:t>
+                    </m:r>
+                    <m:r>
+                      <m:t>1</m:t>
+                    </m:r>
+                  </m:sub>
+                </m:sSub>
+                <m:r>
+                  <m:rPr>
+                    <m:sty m:val="p"/>
+                  </m:rPr>
+                  <m:t>=</m:t>
+                </m:r>
+                <m:r>
+                  <m:t>0</m:t>
+                </m:r>
+                <m:r>
+                  <m:rPr>
+                    <m:sty m:val="p"/>
+                  </m:rPr>
+                  <m:t>∣</m:t>
+                </m:r>
+                <m:r>
+                  <m:t>L</m:t>
+                </m:r>
+                <m:r>
+                  <m:rPr>
+                    <m:sty m:val="p"/>
+                  </m:rPr>
+                  <m:t>=</m:t>
+                </m:r>
+                <m:r>
+                  <m:t>l</m:t>
+                </m:r>
+                <m:r>
+                  <m:rPr>
+                    <m:sty m:val="p"/>
+                  </m:rPr>
+                  <m:t>,</m:t>
+                </m:r>
+                <m:r>
+                  <m:t>A</m:t>
+                </m:r>
+                <m:r>
+                  <m:rPr>
+                    <m:sty m:val="p"/>
+                  </m:rPr>
+                  <m:t>=</m:t>
+                </m:r>
+                <m:r>
+                  <m:t>a</m:t>
+                </m:r>
+                <m:r>
+                  <m:rPr>
+                    <m:sty m:val="p"/>
+                  </m:rPr>
+                  <m:t>]</m:t>
+                </m:r>
+                <m:r>
+                  <m:rPr>
+                    <m:sty m:val="p"/>
+                  </m:rPr>
+                  <m:t>=</m:t>
+                </m:r>
+                <m:r>
+                  <m:rPr>
+                    <m:sty m:val="p"/>
+                  </m:rPr>
+                  <m:t>Pr</m:t>
+                </m:r>
+                <m:r>
+                  <m:rPr>
+                    <m:sty m:val="p"/>
+                  </m:rPr>
+                  <m:t>[</m:t>
+                </m:r>
+                <m:sSubSup>
+                  <m:e>
+                    <m:r>
+                      <m:t>D</m:t>
+                    </m:r>
+                  </m:e>
+                  <m:sub>
+                    <m:r>
+                      <m:t>k</m:t>
+                    </m:r>
+                    <m:r>
+                      <m:rPr>
+                        <m:sty m:val="p"/>
+                      </m:rPr>
+                      <m:t>+</m:t>
+                    </m:r>
+                    <m:r>
+                      <m:t>1</m:t>
+                    </m:r>
+                  </m:sub>
+                  <m:sup>
+                    <m:r>
+                      <m:t>a</m:t>
+                    </m:r>
+                  </m:sup>
+                </m:sSubSup>
+                <m:r>
+                  <m:rPr>
+                    <m:sty m:val="p"/>
+                  </m:rPr>
+                  <m:t>=</m:t>
+                </m:r>
+                <m:r>
+                  <m:t>0</m:t>
+                </m:r>
+                <m:r>
+                  <m:rPr>
+                    <m:sty m:val="p"/>
+                  </m:rPr>
+                  <m:t>∣</m:t>
+                </m:r>
+                <m:r>
+                  <m:t>L</m:t>
+                </m:r>
+                <m:r>
+                  <m:rPr>
+                    <m:sty m:val="p"/>
+                  </m:rPr>
+                  <m:t>=</m:t>
+                </m:r>
+                <m:r>
+                  <m:t>l</m:t>
+                </m:r>
+                <m:r>
+                  <m:rPr>
+                    <m:sty m:val="p"/>
+                  </m:rPr>
+                  <m:t>]</m:t>
+                </m:r>
+              </m:oMath>
+            </m:oMathPara>
+          </w:p>
+          <w:p>
+            <w:pPr>
+              <w:pStyle w:val="FirstParagraph"/>
+            </w:pPr>
+            <w:r>
+              <w:t xml:space="preserve">The model can thus produce, say, survival curves with and without treatment</w:t>
+            </w:r>
+            <w:r>
+              <w:t xml:space="preserve"> </w:t>
+            </w:r>
+            <w:r>
+              <w:t xml:space="preserve">for 61-year-old white men with a college education who exercise little.</w:t>
+            </w:r>
+            <w:r>
+              <w:t xml:space="preserve"> </w:t>
+            </w:r>
+            <w:r>
+              <w:t xml:space="preserve">We want marginal curves, though, not conditional ones.</w:t>
+            </w:r>
+          </w:p>
+          <w:p>
+            <w:pPr>
+              <w:pStyle w:val="BodyText"/>
+            </w:pPr>
+            <w:r>
+              <w:rPr>
+                <w:b/>
+                <w:bCs/>
+              </w:rPr>
+              <w:t xml:space="preserve">Step 2</w:t>
+            </w:r>
+            <w:r>
+              <w:t xml:space="preserve">: Average the conditional survivals over the distribution of</w:t>
+            </w:r>
+            <w:r>
+              <w:t xml:space="preserve"> </w:t>
+            </w:r>
+            <m:oMath>
+              <m:r>
+                <m:t>L</m:t>
+              </m:r>
+            </m:oMath>
+            <w:r>
+              <w:t xml:space="preserve">,</w:t>
+            </w:r>
+            <w:r>
+              <w:t xml:space="preserve"> </w:t>
+            </w:r>
+            <w:r>
+              <w:t xml:space="preserve">that is, standardize them,</w:t>
+            </w:r>
+            <w:r>
+              <w:t xml:space="preserve"> </w:t>
+            </w:r>
+            <w:r>
+              <w:t xml:space="preserve">using the procedure of Section 13.3</w:t>
+            </w:r>
+            <w:r>
+              <w:t xml:space="preserve"> </w:t>
+            </w:r>
+            <w:r>
+              <w:t xml:space="preserve">(expand the dataset, fit the outcome model, predict, and average).</w:t>
+            </w:r>
+            <w:r>
+              <w:t xml:space="preserve"> </w:t>
+            </w:r>
+            <w:r>
+              <w:t xml:space="preserve">The procedure also handles continuous components of</w:t>
+            </w:r>
+            <w:r>
+              <w:t xml:space="preserve"> </w:t>
+            </w:r>
+            <m:oMath>
+              <m:r>
+                <m:t>L</m:t>
+              </m:r>
+            </m:oMath>
+            <w:r>
+              <w:t xml:space="preserve">, for which the sum over</w:t>
+            </w:r>
+            <w:r>
+              <w:t xml:space="preserve"> </w:t>
+            </w:r>
+            <m:oMath>
+              <m:r>
+                <m:t>l</m:t>
+              </m:r>
+            </m:oMath>
+            <w:r>
+              <w:t xml:space="preserve"> </w:t>
+            </w:r>
+            <w:r>
+              <w:t xml:space="preserve">becomes an integral.</w:t>
+            </w:r>
+            <w:r>
+              <w:t xml:space="preserve"> </w:t>
+            </w:r>
+            <w:r>
+              <w:t xml:space="preserve">The book’s Figure 17.7 shows the resulting curves.</w:t>
+            </w:r>
+          </w:p>
+          <w:bookmarkEnd w:id="67"/>
+        </w:tc>
+      </w:tr>
+    </w:tbl>
     <w:p>
       <w:pPr>
         <w:pStyle w:val="BodyText"/>
@@ -23958,388 +24212,425 @@
         <w:t xml:space="preserve">g-estimation would follow Section 14.5:</w:t>
       </w:r>
     </w:p>
-    <w:bookmarkStart w:id="84" w:name="alg-g-estimation-aft"/>
-    <w:p>
-      <w:pPr>
-        <w:pStyle w:val="BodyText"/>
-      </w:pPr>
-      <w:r>
-        <w:rPr>
-          <w:b/>
-          <w:bCs/>
-        </w:rPr>
-        <w:t xml:space="preserve">Algorithm 3 (G-estimation of a structural AFT model without censoring)</w:t>
-      </w:r>
-      <w:r>
-        <w:t xml:space="preserve"> </w:t>
-      </w:r>
-      <w:r>
-        <w:t xml:space="preserve"> </w:t>
-      </w:r>
-    </w:p>
-    <w:p>
-      <w:pPr>
-        <w:pStyle w:val="Compact"/>
-        <w:numPr>
-          <w:ilvl w:val="0"/>
-          <w:numId w:val="1010"/>
-        </w:numPr>
-      </w:pPr>
-      <w:r>
-        <w:t xml:space="preserve">For many candidate values</w:t>
-      </w:r>
-      <w:r>
-        <w:t xml:space="preserve"> </w:t>
-      </w:r>
-      <m:oMath>
-        <m:sSup>
-          <m:e>
-            <m:r>
-              <m:t>ψ</m:t>
-            </m:r>
-          </m:e>
-          <m:sup>
-            <m:r>
-              <m:rPr>
-                <m:sty m:val="p"/>
-              </m:rPr>
-              <m:t>†</m:t>
-            </m:r>
-          </m:sup>
-        </m:sSup>
-      </m:oMath>
-      <w:r>
-        <w:t xml:space="preserve">, compute</w:t>
-      </w:r>
-      <w:r>
-        <w:t xml:space="preserve"> </w:t>
-      </w:r>
-      <m:oMath>
-        <m:sSub>
-          <m:e>
-            <m:r>
-              <m:t>H</m:t>
-            </m:r>
-          </m:e>
-          <m:sub>
-            <m:r>
-              <m:t>i</m:t>
-            </m:r>
-          </m:sub>
-        </m:sSub>
-        <m:r>
-          <m:rPr>
-            <m:sty m:val="p"/>
-          </m:rPr>
-          <m:t>(</m:t>
-        </m:r>
-        <m:sSup>
-          <m:e>
-            <m:r>
-              <m:t>ψ</m:t>
-            </m:r>
-          </m:e>
-          <m:sup>
-            <m:r>
-              <m:rPr>
-                <m:sty m:val="p"/>
-              </m:rPr>
-              <m:t>†</m:t>
-            </m:r>
-          </m:sup>
-        </m:sSup>
-        <m:r>
-          <m:rPr>
-            <m:sty m:val="p"/>
-          </m:rPr>
-          <m:t>)</m:t>
-        </m:r>
-        <m:r>
-          <m:rPr>
-            <m:sty m:val="p"/>
-          </m:rPr>
-          <m:t>=</m:t>
-        </m:r>
-        <m:sSub>
-          <m:e>
-            <m:r>
-              <m:t>T</m:t>
-            </m:r>
-          </m:e>
-          <m:sub>
-            <m:r>
-              <m:t>i</m:t>
-            </m:r>
-          </m:sub>
-        </m:sSub>
-        <m:r>
-          <m:rPr>
-            <m:nor/>
-            <m:sty m:val="p"/>
-          </m:rPr>
-          <m:t>exp</m:t>
-        </m:r>
-        <m:d>
-          <m:dPr>
-            <m:begChr m:val="{"/>
-            <m:sepChr m:val=""/>
-            <m:endChr m:val="}"/>
-            <m:grow/>
-          </m:dPr>
-          <m:e>
-            <m:sSup>
-              <m:e>
-                <m:r>
-                  <m:t>ψ</m:t>
-                </m:r>
-              </m:e>
-              <m:sup>
-                <m:r>
-                  <m:rPr>
-                    <m:sty m:val="p"/>
-                  </m:rPr>
-                  <m:t>†</m:t>
-                </m:r>
-              </m:sup>
-            </m:sSup>
-            <m:sSub>
-              <m:e>
-                <m:r>
-                  <m:t>A</m:t>
-                </m:r>
-              </m:e>
-              <m:sub>
-                <m:r>
-                  <m:t>i</m:t>
-                </m:r>
-              </m:sub>
-            </m:sSub>
-          </m:e>
-        </m:d>
-      </m:oMath>
-      <w:r>
-        <w:t xml:space="preserve">.</w:t>
-      </w:r>
-    </w:p>
-    <w:p>
-      <w:pPr>
-        <w:pStyle w:val="Compact"/>
-        <w:numPr>
-          <w:ilvl w:val="0"/>
-          <w:numId w:val="1010"/>
-        </w:numPr>
-      </w:pPr>
-      <w:r>
-        <w:t xml:space="preserve">The g-estimate of</w:t>
-      </w:r>
-      <w:r>
-        <w:t xml:space="preserve"> </w:t>
-      </w:r>
-      <m:oMath>
-        <m:r>
-          <m:t>ψ</m:t>
-        </m:r>
-      </m:oMath>
-      <w:r>
-        <w:t xml:space="preserve"> </w:t>
-      </w:r>
-      <w:r>
-        <w:t xml:space="preserve">is the</w:t>
-      </w:r>
-      <w:r>
-        <w:t xml:space="preserve"> </w:t>
-      </w:r>
-      <m:oMath>
-        <m:sSup>
-          <m:e>
-            <m:r>
-              <m:t>ψ</m:t>
-            </m:r>
-          </m:e>
-          <m:sup>
-            <m:r>
-              <m:rPr>
-                <m:sty m:val="p"/>
-              </m:rPr>
-              <m:t>†</m:t>
-            </m:r>
-          </m:sup>
-        </m:sSup>
-      </m:oMath>
-      <w:r>
-        <w:t xml:space="preserve"> </w:t>
-      </w:r>
-      <w:r>
-        <w:t xml:space="preserve">at which</w:t>
-      </w:r>
-      <w:r>
-        <w:t xml:space="preserve"> </w:t>
-      </w:r>
-      <m:oMath>
-        <m:sSub>
-          <m:e>
-            <m:r>
-              <m:t>H</m:t>
-            </m:r>
-          </m:e>
-          <m:sub>
-            <m:r>
-              <m:t>i</m:t>
-            </m:r>
-          </m:sub>
-        </m:sSub>
-        <m:r>
-          <m:rPr>
-            <m:sty m:val="p"/>
-          </m:rPr>
-          <m:t>(</m:t>
-        </m:r>
-        <m:sSup>
-          <m:e>
-            <m:r>
-              <m:t>ψ</m:t>
-            </m:r>
-          </m:e>
-          <m:sup>
-            <m:r>
-              <m:rPr>
-                <m:sty m:val="p"/>
-              </m:rPr>
-              <m:t>†</m:t>
-            </m:r>
-          </m:sup>
-        </m:sSup>
-        <m:r>
-          <m:rPr>
-            <m:sty m:val="p"/>
-          </m:rPr>
-          <m:t>)</m:t>
-        </m:r>
-      </m:oMath>
-      <w:r>
-        <w:t xml:space="preserve"> </w:t>
-      </w:r>
-      <w:r>
-        <w:t xml:space="preserve">is unrelated to</w:t>
-      </w:r>
-      <w:r>
-        <w:t xml:space="preserve"> </w:t>
-      </w:r>
-      <m:oMath>
-        <m:r>
-          <m:t>A</m:t>
-        </m:r>
-      </m:oMath>
-      <w:r>
-        <w:t xml:space="preserve"> </w:t>
-      </w:r>
-      <w:r>
-        <w:t xml:space="preserve">in a logistic model for</w:t>
-      </w:r>
-      <w:r>
-        <w:t xml:space="preserve"> </w:t>
-      </w:r>
-      <m:oMath>
-        <m:r>
-          <m:rPr>
-            <m:sty m:val="p"/>
-          </m:rPr>
-          <m:t>Pr</m:t>
-        </m:r>
-        <m:r>
-          <m:rPr>
-            <m:sty m:val="p"/>
-          </m:rPr>
-          <m:t>[</m:t>
-        </m:r>
-        <m:r>
-          <m:t>A</m:t>
-        </m:r>
-        <m:r>
-          <m:rPr>
-            <m:sty m:val="p"/>
-          </m:rPr>
-          <m:t>=</m:t>
-        </m:r>
-        <m:r>
-          <m:t>1</m:t>
-        </m:r>
-        <m:r>
-          <m:rPr>
-            <m:sty m:val="p"/>
-          </m:rPr>
-          <m:t>]</m:t>
-        </m:r>
-      </m:oMath>
-      <w:r>
-        <w:t xml:space="preserve"> </w:t>
-      </w:r>
-      <w:r>
-        <w:t xml:space="preserve">that includes</w:t>
-      </w:r>
-      <w:r>
-        <w:t xml:space="preserve"> </w:t>
-      </w:r>
-      <m:oMath>
-        <m:sSub>
-          <m:e>
-            <m:r>
-              <m:t>H</m:t>
-            </m:r>
-          </m:e>
-          <m:sub>
-            <m:r>
-              <m:t>i</m:t>
-            </m:r>
-          </m:sub>
-        </m:sSub>
-        <m:r>
-          <m:rPr>
-            <m:sty m:val="p"/>
-          </m:rPr>
-          <m:t>(</m:t>
-        </m:r>
-        <m:sSup>
-          <m:e>
-            <m:r>
-              <m:t>ψ</m:t>
-            </m:r>
-          </m:e>
-          <m:sup>
-            <m:r>
-              <m:rPr>
-                <m:sty m:val="p"/>
-              </m:rPr>
-              <m:t>†</m:t>
-            </m:r>
-          </m:sup>
-        </m:sSup>
-        <m:r>
-          <m:rPr>
-            <m:sty m:val="p"/>
-          </m:rPr>
-          <m:t>)</m:t>
-        </m:r>
-      </m:oMath>
-      <w:r>
-        <w:t xml:space="preserve"> </w:t>
-      </w:r>
-      <w:r>
-        <w:t xml:space="preserve">and the confounders</w:t>
-      </w:r>
-      <w:r>
-        <w:t xml:space="preserve"> </w:t>
-      </w:r>
-      <m:oMath>
-        <m:r>
-          <m:t>L</m:t>
-        </m:r>
-      </m:oMath>
-      <w:r>
-        <w:t xml:space="preserve">.</w:t>
-      </w:r>
-    </w:p>
-    <w:bookmarkEnd w:id="84"/>
+    <w:tbl>
+      <w:tblPr>
+        <w:tblStyle w:val="Table"/>
+        <w:tblInd w:w="164" w:type="dxa"/>
+        <w:tblBorders>
+          <w:left w:val="single" w:sz="24" w:space="0" w:color="909090"/>
+        </w:tblBorders>
+        <w:tblCellMar>
+          <w:left w:w="0" w:type="dxa"/>
+          <w:right w:w="0" w:type="dxa"/>
+        </w:tblCellMar>
+        <w:tblLook w:firstRow="0" w:lastRow="0" w:firstColumn="0" w:lastColumn="0" w:noHBand="0" w:noVBand="0" w:val="0000"/>
+      </w:tblPr>
+      <w:tblGrid>
+        <w:gridCol w:w="7920"/>
+      </w:tblGrid>
+      <w:tr>
+        <w:trPr>
+          <w:cantSplit/>
+        </w:trPr>
+        <w:tc>
+          <w:tcPr>
+            <w:tcMar>
+              <w:left w:w="144" w:type="dxa"/>
+            </w:tcMar>
+          </w:tcPr>
+          <w:p>
+            <w:pPr>
+              <w:pStyle w:val="BodyText"/>
+            </w:pPr>
+            <w:pPr>
+              <w:spacing w:before="16" w:after="64"/>
+            </w:pPr>
+          </w:p>
+          <w:bookmarkStart w:id="84" w:name="alg-g-estimation-aft"/>
+          <w:p>
+            <w:pPr>
+              <w:pStyle w:val="BodyText"/>
+            </w:pPr>
+            <w:r>
+              <w:rPr>
+                <w:b/>
+                <w:bCs/>
+              </w:rPr>
+              <w:t xml:space="preserve">Algorithm 3 (G-estimation of a structural AFT model without censoring)</w:t>
+            </w:r>
+            <w:r>
+              <w:t xml:space="preserve"> </w:t>
+            </w:r>
+            <w:r>
+              <w:t xml:space="preserve"> </w:t>
+            </w:r>
+          </w:p>
+          <w:p>
+            <w:pPr>
+              <w:pStyle w:val="Compact"/>
+              <w:numPr>
+                <w:ilvl w:val="0"/>
+                <w:numId w:val="1010"/>
+              </w:numPr>
+            </w:pPr>
+            <w:r>
+              <w:t xml:space="preserve">For many candidate values</w:t>
+            </w:r>
+            <w:r>
+              <w:t xml:space="preserve"> </w:t>
+            </w:r>
+            <m:oMath>
+              <m:sSup>
+                <m:e>
+                  <m:r>
+                    <m:t>ψ</m:t>
+                  </m:r>
+                </m:e>
+                <m:sup>
+                  <m:r>
+                    <m:rPr>
+                      <m:sty m:val="p"/>
+                    </m:rPr>
+                    <m:t>†</m:t>
+                  </m:r>
+                </m:sup>
+              </m:sSup>
+            </m:oMath>
+            <w:r>
+              <w:t xml:space="preserve">, compute</w:t>
+            </w:r>
+            <w:r>
+              <w:t xml:space="preserve"> </w:t>
+            </w:r>
+            <m:oMath>
+              <m:sSub>
+                <m:e>
+                  <m:r>
+                    <m:t>H</m:t>
+                  </m:r>
+                </m:e>
+                <m:sub>
+                  <m:r>
+                    <m:t>i</m:t>
+                  </m:r>
+                </m:sub>
+              </m:sSub>
+              <m:r>
+                <m:rPr>
+                  <m:sty m:val="p"/>
+                </m:rPr>
+                <m:t>(</m:t>
+              </m:r>
+              <m:sSup>
+                <m:e>
+                  <m:r>
+                    <m:t>ψ</m:t>
+                  </m:r>
+                </m:e>
+                <m:sup>
+                  <m:r>
+                    <m:rPr>
+                      <m:sty m:val="p"/>
+                    </m:rPr>
+                    <m:t>†</m:t>
+                  </m:r>
+                </m:sup>
+              </m:sSup>
+              <m:r>
+                <m:rPr>
+                  <m:sty m:val="p"/>
+                </m:rPr>
+                <m:t>)</m:t>
+              </m:r>
+              <m:r>
+                <m:rPr>
+                  <m:sty m:val="p"/>
+                </m:rPr>
+                <m:t>=</m:t>
+              </m:r>
+              <m:sSub>
+                <m:e>
+                  <m:r>
+                    <m:t>T</m:t>
+                  </m:r>
+                </m:e>
+                <m:sub>
+                  <m:r>
+                    <m:t>i</m:t>
+                  </m:r>
+                </m:sub>
+              </m:sSub>
+              <m:r>
+                <m:rPr>
+                  <m:nor/>
+                  <m:sty m:val="p"/>
+                </m:rPr>
+                <m:t>exp</m:t>
+              </m:r>
+              <m:d>
+                <m:dPr>
+                  <m:begChr m:val="{"/>
+                  <m:sepChr m:val=""/>
+                  <m:endChr m:val="}"/>
+                  <m:grow/>
+                </m:dPr>
+                <m:e>
+                  <m:sSup>
+                    <m:e>
+                      <m:r>
+                        <m:t>ψ</m:t>
+                      </m:r>
+                    </m:e>
+                    <m:sup>
+                      <m:r>
+                        <m:rPr>
+                          <m:sty m:val="p"/>
+                        </m:rPr>
+                        <m:t>†</m:t>
+                      </m:r>
+                    </m:sup>
+                  </m:sSup>
+                  <m:sSub>
+                    <m:e>
+                      <m:r>
+                        <m:t>A</m:t>
+                      </m:r>
+                    </m:e>
+                    <m:sub>
+                      <m:r>
+                        <m:t>i</m:t>
+                      </m:r>
+                    </m:sub>
+                  </m:sSub>
+                </m:e>
+              </m:d>
+            </m:oMath>
+            <w:r>
+              <w:t xml:space="preserve">.</w:t>
+            </w:r>
+          </w:p>
+          <w:p>
+            <w:pPr>
+              <w:pStyle w:val="Compact"/>
+              <w:numPr>
+                <w:ilvl w:val="0"/>
+                <w:numId w:val="1010"/>
+              </w:numPr>
+            </w:pPr>
+            <w:r>
+              <w:t xml:space="preserve">The g-estimate of</w:t>
+            </w:r>
+            <w:r>
+              <w:t xml:space="preserve"> </w:t>
+            </w:r>
+            <m:oMath>
+              <m:r>
+                <m:t>ψ</m:t>
+              </m:r>
+            </m:oMath>
+            <w:r>
+              <w:t xml:space="preserve"> </w:t>
+            </w:r>
+            <w:r>
+              <w:t xml:space="preserve">is the</w:t>
+            </w:r>
+            <w:r>
+              <w:t xml:space="preserve"> </w:t>
+            </w:r>
+            <m:oMath>
+              <m:sSup>
+                <m:e>
+                  <m:r>
+                    <m:t>ψ</m:t>
+                  </m:r>
+                </m:e>
+                <m:sup>
+                  <m:r>
+                    <m:rPr>
+                      <m:sty m:val="p"/>
+                    </m:rPr>
+                    <m:t>†</m:t>
+                  </m:r>
+                </m:sup>
+              </m:sSup>
+            </m:oMath>
+            <w:r>
+              <w:t xml:space="preserve"> </w:t>
+            </w:r>
+            <w:r>
+              <w:t xml:space="preserve">at which</w:t>
+            </w:r>
+            <w:r>
+              <w:t xml:space="preserve"> </w:t>
+            </w:r>
+            <m:oMath>
+              <m:sSub>
+                <m:e>
+                  <m:r>
+                    <m:t>H</m:t>
+                  </m:r>
+                </m:e>
+                <m:sub>
+                  <m:r>
+                    <m:t>i</m:t>
+                  </m:r>
+                </m:sub>
+              </m:sSub>
+              <m:r>
+                <m:rPr>
+                  <m:sty m:val="p"/>
+                </m:rPr>
+                <m:t>(</m:t>
+              </m:r>
+              <m:sSup>
+                <m:e>
+                  <m:r>
+                    <m:t>ψ</m:t>
+                  </m:r>
+                </m:e>
+                <m:sup>
+                  <m:r>
+                    <m:rPr>
+                      <m:sty m:val="p"/>
+                    </m:rPr>
+                    <m:t>†</m:t>
+                  </m:r>
+                </m:sup>
+              </m:sSup>
+              <m:r>
+                <m:rPr>
+                  <m:sty m:val="p"/>
+                </m:rPr>
+                <m:t>)</m:t>
+              </m:r>
+            </m:oMath>
+            <w:r>
+              <w:t xml:space="preserve"> </w:t>
+            </w:r>
+            <w:r>
+              <w:t xml:space="preserve">is unrelated to</w:t>
+            </w:r>
+            <w:r>
+              <w:t xml:space="preserve"> </w:t>
+            </w:r>
+            <m:oMath>
+              <m:r>
+                <m:t>A</m:t>
+              </m:r>
+            </m:oMath>
+            <w:r>
+              <w:t xml:space="preserve"> </w:t>
+            </w:r>
+            <w:r>
+              <w:t xml:space="preserve">in a logistic model for</w:t>
+            </w:r>
+            <w:r>
+              <w:t xml:space="preserve"> </w:t>
+            </w:r>
+            <m:oMath>
+              <m:r>
+                <m:rPr>
+                  <m:sty m:val="p"/>
+                </m:rPr>
+                <m:t>Pr</m:t>
+              </m:r>
+              <m:r>
+                <m:rPr>
+                  <m:sty m:val="p"/>
+                </m:rPr>
+                <m:t>[</m:t>
+              </m:r>
+              <m:r>
+                <m:t>A</m:t>
+              </m:r>
+              <m:r>
+                <m:rPr>
+                  <m:sty m:val="p"/>
+                </m:rPr>
+                <m:t>=</m:t>
+              </m:r>
+              <m:r>
+                <m:t>1</m:t>
+              </m:r>
+              <m:r>
+                <m:rPr>
+                  <m:sty m:val="p"/>
+                </m:rPr>
+                <m:t>]</m:t>
+              </m:r>
+            </m:oMath>
+            <w:r>
+              <w:t xml:space="preserve"> </w:t>
+            </w:r>
+            <w:r>
+              <w:t xml:space="preserve">that includes</w:t>
+            </w:r>
+            <w:r>
+              <w:t xml:space="preserve"> </w:t>
+            </w:r>
+            <m:oMath>
+              <m:sSub>
+                <m:e>
+                  <m:r>
+                    <m:t>H</m:t>
+                  </m:r>
+                </m:e>
+                <m:sub>
+                  <m:r>
+                    <m:t>i</m:t>
+                  </m:r>
+                </m:sub>
+              </m:sSub>
+              <m:r>
+                <m:rPr>
+                  <m:sty m:val="p"/>
+                </m:rPr>
+                <m:t>(</m:t>
+              </m:r>
+              <m:sSup>
+                <m:e>
+                  <m:r>
+                    <m:t>ψ</m:t>
+                  </m:r>
+                </m:e>
+                <m:sup>
+                  <m:r>
+                    <m:rPr>
+                      <m:sty m:val="p"/>
+                    </m:rPr>
+                    <m:t>†</m:t>
+                  </m:r>
+                </m:sup>
+              </m:sSup>
+              <m:r>
+                <m:rPr>
+                  <m:sty m:val="p"/>
+                </m:rPr>
+                <m:t>)</m:t>
+              </m:r>
+            </m:oMath>
+            <w:r>
+              <w:t xml:space="preserve"> </w:t>
+            </w:r>
+            <w:r>
+              <w:t xml:space="preserve">and the confounders</w:t>
+            </w:r>
+            <w:r>
+              <w:t xml:space="preserve"> </w:t>
+            </w:r>
+            <m:oMath>
+              <m:r>
+                <m:t>L</m:t>
+              </m:r>
+            </m:oMath>
+            <w:r>
+              <w:t xml:space="preserve">.</w:t>
+            </w:r>
+          </w:p>
+          <w:bookmarkEnd w:id="84"/>
+        </w:tc>
+      </w:tr>
+    </w:tbl>
     <w:tbl>
       <w:tblPr>
         <w:tblStyle w:val="Table"/>

--- a/pr-preview/pr-101/chapters/17-causal-survival-analysis.docx
+++ b/pr-preview/pr-101/chapters/17-causal-survival-analysis.docx
@@ -3753,6 +3753,228 @@
                   <m:sty m:val="p"/>
                 </m:rPr>
                 <m:t>]</m:t>
+              </m:r>
+              <m:r>
+                <m:rPr>
+                  <m:sty m:val="p"/>
+                </m:rPr>
+                <m:t>=</m:t>
+              </m:r>
+              <m:r>
+                <m:rPr>
+                  <m:sty m:val="p"/>
+                </m:rPr>
+                <m:t>Pr</m:t>
+              </m:r>
+              <m:r>
+                <m:rPr>
+                  <m:sty m:val="p"/>
+                </m:rPr>
+                <m:t>[</m:t>
+              </m:r>
+              <m:r>
+                <m:t>T</m:t>
+              </m:r>
+              <m:r>
+                <m:rPr>
+                  <m:sty m:val="p"/>
+                </m:rPr>
+                <m:t>=</m:t>
+              </m:r>
+              <m:r>
+                <m:t>k</m:t>
+              </m:r>
+              <m:r>
+                <m:rPr>
+                  <m:sty m:val="p"/>
+                </m:rPr>
+                <m:t>∣</m:t>
+              </m:r>
+              <m:r>
+                <m:t>T</m:t>
+              </m:r>
+              <m:r>
+                <m:rPr>
+                  <m:sty m:val="p"/>
+                </m:rPr>
+                <m:t>&gt;</m:t>
+              </m:r>
+              <m:r>
+                <m:t>k</m:t>
+              </m:r>
+              <m:r>
+                <m:rPr>
+                  <m:sty m:val="p"/>
+                </m:rPr>
+                <m:t>−</m:t>
+              </m:r>
+              <m:r>
+                <m:t>1</m:t>
+              </m:r>
+              <m:r>
+                <m:rPr>
+                  <m:sty m:val="p"/>
+                </m:rPr>
+                <m:t>]</m:t>
+              </m:r>
+            </m:oMath>
+            <w:r>
+              <w:t xml:space="preserve">,</w:t>
+            </w:r>
+            <w:r>
+              <w:t xml:space="preserve"> </w:t>
+            </w:r>
+            <w:r>
+              <w:t xml:space="preserve">since</w:t>
+            </w:r>
+            <w:r>
+              <w:t xml:space="preserve"> </w:t>
+            </w:r>
+            <m:oMath>
+              <m:sSub>
+                <m:e>
+                  <m:r>
+                    <m:t>D</m:t>
+                  </m:r>
+                </m:e>
+                <m:sub>
+                  <m:r>
+                    <m:t>k</m:t>
+                  </m:r>
+                  <m:r>
+                    <m:rPr>
+                      <m:sty m:val="p"/>
+                    </m:rPr>
+                    <m:t>−</m:t>
+                  </m:r>
+                  <m:r>
+                    <m:t>1</m:t>
+                  </m:r>
+                </m:sub>
+              </m:sSub>
+              <m:r>
+                <m:rPr>
+                  <m:sty m:val="p"/>
+                </m:rPr>
+                <m:t>=</m:t>
+              </m:r>
+              <m:r>
+                <m:t>0</m:t>
+              </m:r>
+            </m:oMath>
+            <w:r>
+              <w:t xml:space="preserve"> </w:t>
+            </w:r>
+            <w:r>
+              <w:t xml:space="preserve">says</w:t>
+            </w:r>
+            <w:r>
+              <w:t xml:space="preserve"> </w:t>
+            </w:r>
+            <m:oMath>
+              <m:r>
+                <m:t>T</m:t>
+              </m:r>
+              <m:r>
+                <m:rPr>
+                  <m:sty m:val="p"/>
+                </m:rPr>
+                <m:t>&gt;</m:t>
+              </m:r>
+              <m:r>
+                <m:t>k</m:t>
+              </m:r>
+              <m:r>
+                <m:rPr>
+                  <m:sty m:val="p"/>
+                </m:rPr>
+                <m:t>−</m:t>
+              </m:r>
+              <m:r>
+                <m:t>1</m:t>
+              </m:r>
+            </m:oMath>
+            <w:r>
+              <w:t xml:space="preserve">,</w:t>
+            </w:r>
+            <w:r>
+              <w:t xml:space="preserve"> </w:t>
+            </w:r>
+            <w:r>
+              <w:t xml:space="preserve">and, with</w:t>
+            </w:r>
+            <w:r>
+              <w:t xml:space="preserve"> </w:t>
+            </w:r>
+            <m:oMath>
+              <m:r>
+                <m:t>T</m:t>
+              </m:r>
+            </m:oMath>
+            <w:r>
+              <w:t xml:space="preserve"> </w:t>
+            </w:r>
+            <w:r>
+              <w:t xml:space="preserve">measured in whole months (</w:t>
+            </w:r>
+            <w:hyperlink w:anchor="rem-discrete-time-hazard">
+              <w:r>
+                <w:rPr>
+                  <w:rStyle w:val="Hyperlink"/>
+                </w:rPr>
+                <w:t xml:space="preserve">Remark 1</w:t>
+              </w:r>
+            </w:hyperlink>
+            <w:r>
+              <w:t xml:space="preserve">), adding</w:t>
+            </w:r>
+            <w:r>
+              <w:t xml:space="preserve"> </w:t>
+            </w:r>
+            <m:oMath>
+              <m:sSub>
+                <m:e>
+                  <m:r>
+                    <m:t>D</m:t>
+                  </m:r>
+                </m:e>
+                <m:sub>
+                  <m:r>
+                    <m:t>k</m:t>
+                  </m:r>
+                </m:sub>
+              </m:sSub>
+              <m:r>
+                <m:rPr>
+                  <m:sty m:val="p"/>
+                </m:rPr>
+                <m:t>=</m:t>
+              </m:r>
+              <m:r>
+                <m:t>1</m:t>
+              </m:r>
+            </m:oMath>
+            <w:r>
+              <w:t xml:space="preserve"> </w:t>
+            </w:r>
+            <w:r>
+              <w:t xml:space="preserve">says exactly that</w:t>
+            </w:r>
+            <w:r>
+              <w:t xml:space="preserve"> </w:t>
+            </w:r>
+            <m:oMath>
+              <m:r>
+                <m:t>T</m:t>
+              </m:r>
+              <m:r>
+                <m:rPr>
+                  <m:sty m:val="p"/>
+                </m:rPr>
+                <m:t>=</m:t>
+              </m:r>
+              <m:r>
+                <m:t>k</m:t>
               </m:r>
             </m:oMath>
           </w:p>
@@ -13285,6 +13507,215 @@
             <w:r>
               <w:t xml:space="preserve">.</w:t>
             </w:r>
+            <w:r>
+              <w:t xml:space="preserve"> </w:t>
+            </w:r>
+            <w:r>
+              <w:t xml:space="preserve">This is plausible because</w:t>
+            </w:r>
+            <w:r>
+              <w:t xml:space="preserve"> </w:t>
+            </w:r>
+            <m:oMath>
+              <m:sSub>
+                <m:e>
+                  <m:r>
+                    <m:t>C</m:t>
+                  </m:r>
+                </m:e>
+                <m:sub>
+                  <m:r>
+                    <m:t>m</m:t>
+                  </m:r>
+                </m:sub>
+              </m:sSub>
+              <m:r>
+                <m:rPr>
+                  <m:sty m:val="p"/>
+                </m:rPr>
+                <m:t>=</m:t>
+              </m:r>
+              <m:r>
+                <m:t>0</m:t>
+              </m:r>
+            </m:oMath>
+            <w:r>
+              <w:t xml:space="preserve"> </w:t>
+            </w:r>
+            <w:r>
+              <w:t xml:space="preserve">implies</w:t>
+            </w:r>
+            <w:r>
+              <w:t xml:space="preserve"> </w:t>
+            </w:r>
+            <m:oMath>
+              <m:sSub>
+                <m:e>
+                  <m:r>
+                    <m:t>C</m:t>
+                  </m:r>
+                </m:e>
+                <m:sub>
+                  <m:r>
+                    <m:t>1</m:t>
+                  </m:r>
+                </m:sub>
+              </m:sSub>
+              <m:r>
+                <m:rPr>
+                  <m:sty m:val="p"/>
+                </m:rPr>
+                <m:t>=</m:t>
+              </m:r>
+              <m:r>
+                <m:rPr>
+                  <m:sty m:val="p"/>
+                </m:rPr>
+                <m:t>⋯</m:t>
+              </m:r>
+              <m:r>
+                <m:rPr>
+                  <m:sty m:val="p"/>
+                </m:rPr>
+                <m:t>=</m:t>
+              </m:r>
+              <m:sSub>
+                <m:e>
+                  <m:r>
+                    <m:t>C</m:t>
+                  </m:r>
+                </m:e>
+                <m:sub>
+                  <m:r>
+                    <m:t>m</m:t>
+                  </m:r>
+                </m:sub>
+              </m:sSub>
+              <m:r>
+                <m:rPr>
+                  <m:sty m:val="p"/>
+                </m:rPr>
+                <m:t>=</m:t>
+              </m:r>
+              <m:r>
+                <m:t>0</m:t>
+              </m:r>
+            </m:oMath>
+            <w:r>
+              <w:t xml:space="preserve">:</w:t>
+            </w:r>
+            <w:r>
+              <w:t xml:space="preserve"> </w:t>
+            </w:r>
+            <w:r>
+              <w:t xml:space="preserve">by</w:t>
+            </w:r>
+            <w:r>
+              <w:t xml:space="preserve"> </w:t>
+            </w:r>
+            <w:hyperlink w:anchor="def-time-varying-censoring-indicator">
+              <w:r>
+                <w:rPr>
+                  <w:rStyle w:val="Hyperlink"/>
+                </w:rPr>
+                <w:t xml:space="preserve">Definition 8</w:t>
+              </w:r>
+            </w:hyperlink>
+            <w:r>
+              <w:t xml:space="preserve">, a follow-up that ends at or beyond</w:t>
+            </w:r>
+            <w:r>
+              <w:t xml:space="preserve"> </w:t>
+            </w:r>
+            <m:oMath>
+              <m:r>
+                <m:t>m</m:t>
+              </m:r>
+            </m:oMath>
+            <w:r>
+              <w:t xml:space="preserve"> </w:t>
+            </w:r>
+            <w:r>
+              <w:t xml:space="preserve">also ends at or beyond every earlier month.</w:t>
+            </w:r>
+            <w:r>
+              <w:t xml:space="preserve"> </w:t>
+            </w:r>
+            <w:r>
+              <w:t xml:space="preserve">So these people actually experienced the no-censoring regime through</w:t>
+            </w:r>
+            <w:r>
+              <w:t xml:space="preserve"> </w:t>
+            </w:r>
+            <m:oMath>
+              <m:r>
+                <m:t>m</m:t>
+              </m:r>
+            </m:oMath>
+            <w:r>
+              <w:t xml:space="preserve">,</w:t>
+            </w:r>
+            <w:r>
+              <w:t xml:space="preserve"> </w:t>
+            </w:r>
+            <w:r>
+              <w:t xml:space="preserve">and their observed</w:t>
+            </w:r>
+            <w:r>
+              <w:t xml:space="preserve"> </w:t>
+            </w:r>
+            <m:oMath>
+              <m:sSub>
+                <m:e>
+                  <m:r>
+                    <m:t>D</m:t>
+                  </m:r>
+                </m:e>
+                <m:sub>
+                  <m:r>
+                    <m:t>m</m:t>
+                  </m:r>
+                  <m:r>
+                    <m:rPr>
+                      <m:sty m:val="p"/>
+                    </m:rPr>
+                    <m:t>−</m:t>
+                  </m:r>
+                  <m:r>
+                    <m:t>1</m:t>
+                  </m:r>
+                </m:sub>
+              </m:sSub>
+            </m:oMath>
+            <w:r>
+              <w:t xml:space="preserve"> </w:t>
+            </w:r>
+            <w:r>
+              <w:t xml:space="preserve">and</w:t>
+            </w:r>
+            <w:r>
+              <w:t xml:space="preserve"> </w:t>
+            </w:r>
+            <m:oMath>
+              <m:sSub>
+                <m:e>
+                  <m:r>
+                    <m:t>D</m:t>
+                  </m:r>
+                </m:e>
+                <m:sub>
+                  <m:r>
+                    <m:t>m</m:t>
+                  </m:r>
+                </m:sub>
+              </m:sSub>
+            </m:oMath>
+            <w:r>
+              <w:t xml:space="preserve"> </w:t>
+            </w:r>
+            <w:r>
+              <w:t xml:space="preserve">are the values that regime would produce.</w:t>
+            </w:r>
           </w:p>
           <w:p>
             <w:pPr>
@@ -14232,104 +14663,7 @@
               <w:t xml:space="preserve"> </w:t>
             </w:r>
             <w:r>
-              <w:t xml:space="preserve">Being uncensored at</w:t>
-            </w:r>
-            <w:r>
-              <w:t xml:space="preserve"> </w:t>
-            </w:r>
-            <m:oMath>
-              <m:r>
-                <m:t>m</m:t>
-              </m:r>
-            </m:oMath>
-            <w:r>
-              <w:t xml:space="preserve"> </w:t>
-            </w:r>
-            <w:r>
-              <w:t xml:space="preserve">implies being uncensored at</w:t>
-            </w:r>
-            <w:r>
-              <w:t xml:space="preserve"> </w:t>
-            </w:r>
-            <m:oMath>
-              <m:r>
-                <m:t>m</m:t>
-              </m:r>
-              <m:r>
-                <m:rPr>
-                  <m:sty m:val="p"/>
-                </m:rPr>
-                <m:t>−</m:t>
-              </m:r>
-              <m:r>
-                <m:t>1</m:t>
-              </m:r>
-            </m:oMath>
-            <w:r>
-              <w:t xml:space="preserve">,</w:t>
-            </w:r>
-            <w:r>
-              <w:t xml:space="preserve"> </w:t>
-            </w:r>
-            <w:r>
-              <w:t xml:space="preserve">because by</w:t>
-            </w:r>
-            <w:r>
-              <w:t xml:space="preserve"> </w:t>
-            </w:r>
-            <w:hyperlink w:anchor="def-time-varying-censoring-indicator">
-              <w:r>
-                <w:rPr>
-                  <w:rStyle w:val="Hyperlink"/>
-                </w:rPr>
-                <w:t xml:space="preserve">Definition 8</w:t>
-              </w:r>
-            </w:hyperlink>
-            <w:r>
-              <w:t xml:space="preserve"> </w:t>
-            </w:r>
-            <w:r>
-              <w:t xml:space="preserve">a follow-up that ends at or beyond</w:t>
-            </w:r>
-            <w:r>
-              <w:t xml:space="preserve"> </w:t>
-            </w:r>
-            <m:oMath>
-              <m:r>
-                <m:t>m</m:t>
-              </m:r>
-            </m:oMath>
-            <w:r>
-              <w:t xml:space="preserve"> </w:t>
-            </w:r>
-            <w:r>
-              <w:t xml:space="preserve">also ends at or beyond</w:t>
-            </w:r>
-            <w:r>
-              <w:t xml:space="preserve"> </w:t>
-            </w:r>
-            <m:oMath>
-              <m:r>
-                <m:t>m</m:t>
-              </m:r>
-              <m:r>
-                <m:rPr>
-                  <m:sty m:val="p"/>
-                </m:rPr>
-                <m:t>−</m:t>
-              </m:r>
-              <m:r>
-                <m:t>1</m:t>
-              </m:r>
-            </m:oMath>
-            <w:r>
-              <w:t xml:space="preserve">;</w:t>
-            </w:r>
-            <w:r>
-              <w:t xml:space="preserve"> </w:t>
-            </w:r>
-            <w:r>
-              <w:t xml:space="preserve">so the people with</w:t>
+              <w:t xml:space="preserve">Among the people with</w:t>
             </w:r>
             <w:r>
               <w:t xml:space="preserve"> </w:t>
@@ -14358,50 +14692,7 @@
               </m:r>
             </m:oMath>
             <w:r>
-              <w:t xml:space="preserve"> </w:t>
-            </w:r>
-            <w:r>
-              <w:t xml:space="preserve">were observed at</w:t>
-            </w:r>
-            <w:r>
-              <w:t xml:space="preserve"> </w:t>
-            </w:r>
-            <m:oMath>
-              <m:r>
-                <m:t>m</m:t>
-              </m:r>
-              <m:r>
-                <m:rPr>
-                  <m:sty m:val="p"/>
-                </m:rPr>
-                <m:t>−</m:t>
-              </m:r>
-              <m:r>
-                <m:t>1</m:t>
-              </m:r>
-            </m:oMath>
-            <w:r>
-              <w:t xml:space="preserve"> </w:t>
-            </w:r>
-            <w:r>
-              <w:t xml:space="preserve">as well as at</w:t>
-            </w:r>
-            <w:r>
-              <w:t xml:space="preserve"> </w:t>
-            </w:r>
-            <m:oMath>
-              <m:r>
-                <m:t>m</m:t>
-              </m:r>
-            </m:oMath>
-            <w:r>
-              <w:t xml:space="preserve">.</w:t>
-            </w:r>
-            <w:r>
-              <w:t xml:space="preserve"> </w:t>
-            </w:r>
-            <w:r>
-              <w:t xml:space="preserve">Among them, consistency replaces</w:t>
+              <w:t xml:space="preserve">, consistency replaces</w:t>
             </w:r>
             <w:r>
               <w:t xml:space="preserve"> </w:t>
